--- a/docs/proposal/Horizon-RIC_AI-RAN_Call-for-Innovation_Proposal.docx
+++ b/docs/proposal/Horizon-RIC_AI-RAN_Call-for-Innovation_Proposal.docx
@@ -36,20 +36,6 @@
           <w:sz w:val="19"/>
         </w:rPr>
         <w:t>¹PreceptualAI, Singapore · ²Nanyang Technological University, Singapore</w:t>
-      </w:r>
-    </w:p>
-    <w:p>
-      <w:pPr>
-        <w:pStyle w:val="IEEEAuthors"/>
-        <w:spacing w:after="20"/>
-      </w:pPr>
-      <w:r>
-        <w:rPr>
-          <w:rFonts w:ascii="Times New Roman" w:hAnsi="Times New Roman"/>
-          <w:i w:val="0"/>
-          <w:sz w:val="17"/>
-        </w:rPr>
-        <w:t>Correspondence: Daniel Foo — danielfoojunwei@gmail.com  ·  Funding requested: US$150,000 over 12 months</w:t>
       </w:r>
     </w:p>
     <w:p>

--- a/docs/proposal/Horizon-RIC_AI-RAN_Call-for-Innovation_Proposal.docx
+++ b/docs/proposal/Horizon-RIC_AI-RAN_Call-for-Innovation_Proposal.docx
@@ -58,7 +58,7 @@
           <w:rFonts w:ascii="Times New Roman" w:hAnsi="Times New Roman"/>
           <w:sz w:val="18"/>
         </w:rPr>
-        <w:t>Learned control has crossed into live actuation of licensed spectrum, and the two largest RAN vendors have opened their rApp ecosystems to one another, so operators will soon actuate spectrum through planners they neither wrote nor can inspect while retaining sole liability for the licence. Every existing assurance method — constrained reinforcement learning, Lagrangian penalties, confidence gating — lowers the probability of a violation without bounding it, and binds the argument to one trained artefact. Horizon-RIC removes the constraint from the objective and places it in the topology. A projection operator, the Decision Safety Shield, sits between the planner and the southbound interface: the planner emits a proposal, never an action, and only the projected action exists downstream, so an out-of-licence emission is unrepresentable rather than unlikely. A fail-closed guard chain refuses any emission whose corrections were not audited, and every decision and refusal is appended to a hash-chained, Ed25519-signed evidence store. The property therefore survives retraining, vendor substitution and an adversarial planner. The layer is built and exercised against third-party open-source O-RAN software on real sockets — 12 of 12 policies acknowledged ENFORCED by the production ric-plt/a1 mediator driving the ric-app/hw-python xApp — and driven by ray-traced propagation for 4096 receivers. Across 8000 decisions on that geometry, 4658 requested actions were out of licence and none passed the emission boundary; 2442 were demanded by the propagation itself rather than by any attack. We request US$150,000 over twelve months to turn this into a conformance profile the Alliance can adopt.</w:t>
+        <w:t>Learned control has crossed into live actuation of licensed spectrum, and vendors have opened their rApp ecosystems to one another, so operators will soon actuate spectrum through planners they neither wrote nor can inspect while keeping sole liability for the licence. Existing assurance methods — constrained reinforcement learning, Lagrangian penalties, confidence gating — lower the probability of a violation without bounding it, and bind the argument to one trained artefact. Horizon-RIC moves the constraint out of the objective and into the topology. A projection operator, the Decision Safety Shield, sits between the planner and the southbound interface: the planner emits a proposal, never an action, and only the projected action exists downstream, so an out-of-licence emission is unrepresentable rather than unlikely. A fail-closed guard chain refuses any emission whose corrections were not audited, and every decision and refusal is appended to a hash-chained, Ed25519-signed store. The property survives retraining, vendor substitution and an adversarial planner. The layer is exercised against third-party open-source O-RAN software on real sockets — 12 of 12 policies acknowledged ENFORCED by the production ric-plt/a1 mediator — and driven by ray-traced propagation for 4096 receivers. Across 8000 decisions, 4658 requested actions were out of licence and none passed the emission boundary; 2442 were demanded by the propagation itself rather than by any attack. We ask the Alliance not for money but for what only it can supply: measured environments through its endorsed labs, a member's planner to shield, and a working-group route for the profile.</w:t>
       </w:r>
     </w:p>
     <w:p>
@@ -241,7 +241,7 @@
           <w:rFonts w:ascii="Times New Roman" w:hAnsi="Times New Roman"/>
           <w:sz w:val="18"/>
         </w:rPr>
-        <w:t>The buyer is the operator function that owns spectrum compliance and network assurance, and — symmetrically — the vendor that needs its rApp accepted into someone else's network. Two commercial facts fall out of our own measurements rather than from market assertion. First, the exposure is routine, not exceptional: on real campus geometry 46% of measured receivers require more than the licensed EIRP to close their link, so an unshielded planner breaches the licence on an ordinary day. Second, the control is not a performance tax: wherever the optimum is feasible, enforcement surrenders 0.0 dB, which is what makes it adoptable by the RAN team rather than merely mandated at them. We have no operator pilot and no revenue; converting technical readiness into commercial validation is precisely what WP1 and WP3 are funded to do, and we name it as the weakest part of this proposal rather than dress it up.</w:t>
+        <w:t>The buyer is the operator function that owns spectrum compliance and network assurance, and — symmetrically — the vendor that needs its rApp accepted into someone else's network. Two commercial facts fall out of our own measurements rather than from market assertion. First, the exposure is routine, not exceptional: on real campus geometry 46% of measured receivers require more than the licensed EIRP to close their link, so an unshielded planner breaches the licence on an ordinary day. Second, the control is not a performance tax: wherever the optimum is feasible, enforcement surrenders 0.0 dB, which is what makes it adoptable by the RAN team rather than merely mandated at them. We have no operator pilot and no revenue; converting technical readiness into commercial validation is precisely what WP1 and WP3 are for, and we name it as the weakest part of this proposal rather than dress it up.</w:t>
       </w:r>
     </w:p>
     <w:p>
@@ -673,7 +673,7 @@
           <w:rFonts w:ascii="Times New Roman" w:hAnsi="Times New Roman"/>
           <w:sz w:val="18"/>
         </w:rPr>
-        <w:t>The system ships as an ordinary non-real-time rApp: container images; a Helm chart whose rendered templates are asserted by tests; EIAP and MantaRay onboarding descriptors written against the publicly documented surface; OAuth2 and mTLS credential paths; and a TimescaleDB evidence backend live-tested to SQL-level tamper detection. It is torch-free and installs on stock Python with no accelerator. Enforcement itself costs tens of microseconds per candidate action, so it sits inside a non-real-time control budget with room to spare.</w:t>
+        <w:t>The system ships as an ordinary non-real-time rApp: container images; a Helm chart whose rendered templates are asserted by tests; EIAP and MantaRay onboarding descriptors written against the publicly documented surface; OAuth2 and mTLS credential paths; and a TimescaleDB evidence backend live-tested to SQL-level tamper detection. It is torch-free and installs on stock Python with no accelerator. Enforcement itself costs tens of microseconds per candidate action, so it sits well inside a non-real-time control period with room to spare.</w:t>
       </w:r>
     </w:p>
     <w:p>
@@ -872,7 +872,7 @@
           <w:b/>
           <w:sz w:val="18"/>
         </w:rPr>
-        <w:t>VI.  Team, Budget and Execution Risk</w:t>
+        <w:t>VI.  Team, and What We Ask of the Alliance</w:t>
       </w:r>
     </w:p>
     <w:p>
@@ -900,7 +900,21 @@
           <w:rFonts w:ascii="Times New Roman" w:hAnsi="Times New Roman"/>
           <w:sz w:val="18"/>
         </w:rPr>
-        <w:t>We request US$150,000 over twelve months (Table I). The allocation is weighted towards the two things that convert current evidence into an adoptable profile: engineering time on the conformance and export work, and measured environments to replace the modelled ones. Independent replication is funded explicitly, because a result nobody outside the project has reproduced is not yet evidence.</w:t>
+        <w:t>The engineering is not the binding constraint — the layer is built, and the twelve-month plan above is deliverable by this team. What we cannot manufacture for ourselves is access, and it happens to be exactly what the Alliance has spent two years assembling. Its endorsed labs with Keysight Technologies, Northeastern University, Singapore University of Technology and Design and VIAVI Solutions exist for data creation and benchmarking [15]; its Data-for-AI initiative is defining a structured data-management and collection pipeline drawing on both real-time systems and simulators [15]; its Test Methodology initiative is developing standardised evaluation metrics for AI-driven RAN solutions [15]; and its AI-for-RAN working group is the natural home for an assurance profile [14]. Table I sets out what we ask against what we return.</w:t>
+      </w:r>
+    </w:p>
+    <w:p>
+      <w:pPr>
+        <w:spacing w:after="50"/>
+        <w:ind w:firstLine="317"/>
+        <w:jc w:val="both"/>
+      </w:pPr>
+      <w:r>
+        <w:rPr>
+          <w:rFonts w:ascii="Times New Roman" w:hAnsi="Times New Roman"/>
+          <w:sz w:val="18"/>
+        </w:rPr>
+        <w:t>The asks are ordered by how much they change the evidence. A measured interference source converts our weakest result — a modelled incumbent — into a measured one, and it is the only gate in the plan we cannot attempt alone. A member's planner converts G1 from a demonstration into an industrial result: we can shield a planner without reading it, which means a member risks no disclosure by letting us try, and a failure would be the most useful outcome in the programme because it would name an invariant the profile is missing. An operator willing to run the layer in shadow mode — emitting certificates and refusals with nothing actuated — would close the one criterion on which we are honestly weak.</w:t>
       </w:r>
     </w:p>
     <w:p>
@@ -922,7 +936,7 @@
           <w:rFonts w:ascii="Times New Roman" w:hAnsi="Times New Roman"/>
           <w:sz w:val="18"/>
         </w:rPr>
-        <w:t>The dominant risk is WP3: if no measured interference source or bench slot can be secured, gate G3 cannot be attempted. The mitigation is sequencing — WP1, WP2 and WP4 carry no external dependency and deliver the profile, the second scenario and the export format regardless — plus a held contingency and a documented fallback to a multi-cell ray-traced incumbent, which we would publish as a weaker result rather than present as measured. The second risk is that gate G1 exposes a planner our invariant set cannot express; that outcome is a publishable finding about the profile's coverage, and the schema is versioned so it can absorb it.</w:t>
+        <w:t>The dominant risk is WP3: if no measured interference source or bench slot can be secured, gate G3 cannot be attempted. The mitigation is sequencing — WP1, WP2 and WP4 carry no external dependency and deliver the profile, the second scenario and the export format regardless — plus a documented fallback to a multi-cell ray-traced incumbent, which we would publish as the weaker result it is rather than present as measured. The second risk is that gate G1 exposes a planner our invariant set cannot express; that outcome is a publishable finding about the profile's coverage, and the schema is versioned so it can absorb it.</w:t>
       </w:r>
     </w:p>
     <w:p>
@@ -944,7 +958,7 @@
           <w:rFonts w:ascii="Times New Roman" w:hAnsi="Times New Roman"/>
           <w:sz w:val="15"/>
         </w:rPr>
-        <w:t>Requested budget, US$150,000 over twelve months.</w:t>
+        <w:t>What we ask of the Alliance, and what goes back in return. No funding is requested.</w:t>
       </w:r>
     </w:p>
     <w:tbl>
@@ -956,8 +970,7 @@
         <w:tblLook w:firstColumn="1" w:firstRow="1" w:lastColumn="0" w:lastRow="0" w:noHBand="0" w:noVBand="1" w:val="04A0"/>
       </w:tblPr>
       <w:tblGrid>
-        <w:gridCol w:w="4320"/>
-        <w:gridCol w:w="4320"/>
+        <w:gridCol w:w="8640"/>
       </w:tblGrid>
       <w:tr>
         <w:trPr>
@@ -965,42 +978,28 @@
         </w:trPr>
         <w:tc>
           <w:tcPr>
-            <w:tcW w:type="dxa" w:w="3823"/>
+            <w:tcW w:type="dxa" w:w="4860"/>
           </w:tcPr>
           <w:p>
             <w:pPr>
-              <w:spacing w:after="10" w:before="10"/>
+              <w:spacing w:before="10" w:after="10"/>
+              <w:jc w:val="both"/>
             </w:pPr>
             <w:r/>
             <w:r>
               <w:rPr>
                 <w:rFonts w:ascii="Times New Roman" w:hAnsi="Times New Roman"/>
                 <w:b/>
-                <w:i w:val="0"/>
-                <w:sz w:val="15"/>
+                <w:sz w:val="14"/>
               </w:rPr>
-              <w:t>Item</w:t>
+              <w:t xml:space="preserve">Bench time in an endorsed lab, with a real interference source  </w:t>
             </w:r>
-          </w:p>
-        </w:tc>
-        <w:tc>
-          <w:tcPr>
-            <w:tcW w:type="dxa" w:w="1037"/>
-          </w:tcPr>
-          <w:p>
-            <w:pPr>
-              <w:spacing w:after="10" w:before="10"/>
-              <w:jc w:val="right"/>
-            </w:pPr>
-            <w:r/>
             <w:r>
               <w:rPr>
                 <w:rFonts w:ascii="Times New Roman" w:hAnsi="Times New Roman"/>
-                <w:b/>
-                <w:i w:val="0"/>
-                <w:sz w:val="15"/>
+                <w:sz w:val="14"/>
               </w:rPr>
-              <w:t>US$</w:t>
+              <w:t>Unblocks WP3 and gate G3 — the only gate this team cannot attempt alone. Replaces the modelled incumbent, the weakest input in the evidence base. In return: the measurement scripts, the pinned manifests and the raw results, published whether or not they favour us.</w:t>
             </w:r>
           </w:p>
         </w:tc>
@@ -1011,51 +1010,28 @@
         </w:trPr>
         <w:tc>
           <w:tcPr>
-            <w:tcW w:type="dxa" w:w="3823"/>
+            <w:tcW w:type="dxa" w:w="4860"/>
           </w:tcPr>
           <w:p>
             <w:pPr>
-              <w:spacing w:after="10" w:before="10"/>
+              <w:spacing w:before="10" w:after="10"/>
+              <w:jc w:val="both"/>
             </w:pPr>
             <w:r/>
             <w:r>
               <w:rPr>
                 <w:rFonts w:ascii="Times New Roman" w:hAnsi="Times New Roman"/>
-                <w:b w:val="0"/>
-                <w:i w:val="0"/>
-                <w:sz w:val="15"/>
+                <w:b/>
+                <w:sz w:val="14"/>
               </w:rPr>
-              <w:t>WP1  Conformance profile, second planner shielded (D. Foo)</w:t>
+              <w:t xml:space="preserve">A member's planner to shield, under NDA or in the open  </w:t>
             </w:r>
             <w:r>
               <w:rPr>
                 <w:rFonts w:ascii="Times New Roman" w:hAnsi="Times New Roman"/>
-                <w:i/>
-                <w:color w:val="444444"/>
-                <w:sz w:val="13"/>
+                <w:sz w:val="14"/>
               </w:rPr>
-              <w:t xml:space="preserve">  — 6 person-months engineering; draft A1/E2 profile, schema release</w:t>
-            </w:r>
-          </w:p>
-        </w:tc>
-        <w:tc>
-          <w:tcPr>
-            <w:tcW w:type="dxa" w:w="1037"/>
-          </w:tcPr>
-          <w:p>
-            <w:pPr>
-              <w:spacing w:after="10" w:before="10"/>
-              <w:jc w:val="right"/>
-            </w:pPr>
-            <w:r/>
-            <w:r>
-              <w:rPr>
-                <w:rFonts w:ascii="Times New Roman" w:hAnsi="Times New Roman"/>
-                <w:b w:val="0"/>
-                <w:i w:val="0"/>
-                <w:sz w:val="15"/>
-              </w:rPr>
-              <w:t>30,000</w:t>
+              <w:t>Turns G1 from a demonstration into an industrial result. The layer never reads the planner, so a member discloses nothing by letting us try. A failure is the most useful outcome available: it names an invariant the profile is missing. In return: the member gets a per-decision compliance record for its own planner, at no change to it.</w:t>
             </w:r>
           </w:p>
         </w:tc>
@@ -1066,51 +1042,28 @@
         </w:trPr>
         <w:tc>
           <w:tcPr>
-            <w:tcW w:type="dxa" w:w="3823"/>
+            <w:tcW w:type="dxa" w:w="4860"/>
           </w:tcPr>
           <w:p>
             <w:pPr>
-              <w:spacing w:after="10" w:before="10"/>
+              <w:spacing w:before="10" w:after="10"/>
+              <w:jc w:val="both"/>
             </w:pPr>
             <w:r/>
             <w:r>
               <w:rPr>
                 <w:rFonts w:ascii="Times New Roman" w:hAnsi="Times New Roman"/>
-                <w:b w:val="0"/>
-                <w:i w:val="0"/>
-                <w:sz w:val="15"/>
+                <w:b/>
+                <w:sz w:val="14"/>
               </w:rPr>
-              <w:t>WP2  Second ray-traced scenario and band (B. Shen)</w:t>
+              <w:t xml:space="preserve">An operator willing to run the layer in shadow mode  </w:t>
             </w:r>
             <w:r>
               <w:rPr>
                 <w:rFonts w:ascii="Times New Roman" w:hAnsi="Times New Roman"/>
-                <w:i/>
-                <w:color w:val="444444"/>
-                <w:sz w:val="13"/>
+                <w:sz w:val="14"/>
               </w:rPr>
-              <w:t xml:space="preserve">  — 4 person-months; scenario generation, gate re-execution</w:t>
-            </w:r>
-          </w:p>
-        </w:tc>
-        <w:tc>
-          <w:tcPr>
-            <w:tcW w:type="dxa" w:w="1037"/>
-          </w:tcPr>
-          <w:p>
-            <w:pPr>
-              <w:spacing w:after="10" w:before="10"/>
-              <w:jc w:val="right"/>
-            </w:pPr>
-            <w:r/>
-            <w:r>
-              <w:rPr>
-                <w:rFonts w:ascii="Times New Roman" w:hAnsi="Times New Roman"/>
-                <w:b w:val="0"/>
-                <w:i w:val="0"/>
-                <w:sz w:val="15"/>
-              </w:rPr>
-              <w:t>22,000</w:t>
+              <w:t>Certificates and refusals emitted, nothing actuated. Closes the one criterion on which this proposal is honestly weak — no operator pilot. In return: an audit-grade evidence chain over the operator's own control path, and any defect we find reported before it matters.</w:t>
             </w:r>
           </w:p>
         </w:tc>
@@ -1121,51 +1074,28 @@
         </w:trPr>
         <w:tc>
           <w:tcPr>
-            <w:tcW w:type="dxa" w:w="3823"/>
+            <w:tcW w:type="dxa" w:w="4860"/>
           </w:tcPr>
           <w:p>
             <w:pPr>
-              <w:spacing w:after="10" w:before="10"/>
+              <w:spacing w:before="10" w:after="10"/>
+              <w:jc w:val="both"/>
             </w:pPr>
             <w:r/>
             <w:r>
               <w:rPr>
                 <w:rFonts w:ascii="Times New Roman" w:hAnsi="Times New Roman"/>
-                <w:b w:val="0"/>
-                <w:i w:val="0"/>
-                <w:sz w:val="15"/>
+                <w:b/>
+                <w:sz w:val="14"/>
               </w:rPr>
-              <w:t>WP3  Measured coexistence, real interference source (F. Li)</w:t>
+              <w:t xml:space="preserve">Alignment with the Data-for-AI collection pipeline  </w:t>
             </w:r>
             <w:r>
               <w:rPr>
                 <w:rFonts w:ascii="Times New Roman" w:hAnsi="Times New Roman"/>
-                <w:i/>
-                <w:color w:val="444444"/>
-                <w:sz w:val="13"/>
+                <w:sz w:val="14"/>
               </w:rPr>
-              <w:t xml:space="preserve">  — 3 person-months; measurement design and supervision</w:t>
-            </w:r>
-          </w:p>
-        </w:tc>
-        <w:tc>
-          <w:tcPr>
-            <w:tcW w:type="dxa" w:w="1037"/>
-          </w:tcPr>
-          <w:p>
-            <w:pPr>
-              <w:spacing w:after="10" w:before="10"/>
-              <w:jc w:val="right"/>
-            </w:pPr>
-            <w:r/>
-            <w:r>
-              <w:rPr>
-                <w:rFonts w:ascii="Times New Roman" w:hAnsi="Times New Roman"/>
-                <w:b w:val="0"/>
-                <w:i w:val="0"/>
-                <w:sz w:val="15"/>
-              </w:rPr>
-              <w:t>18,000</w:t>
+              <w:t>Our benchmarks are bound to checksum-pinned archives and our gates fail when the input moves; that discipline is directly reusable as a provenance layer for Alliance datasets. In return: the manifest and data-dependence tooling, and the per-decision evidence chain as a candidate dataset format for assurance work.</w:t>
             </w:r>
           </w:p>
         </w:tc>
@@ -1176,51 +1106,28 @@
         </w:trPr>
         <w:tc>
           <w:tcPr>
-            <w:tcW w:type="dxa" w:w="3823"/>
+            <w:tcW w:type="dxa" w:w="4860"/>
           </w:tcPr>
           <w:p>
             <w:pPr>
-              <w:spacing w:after="10" w:before="10"/>
+              <w:spacing w:before="10" w:after="10"/>
+              <w:jc w:val="both"/>
             </w:pPr>
             <w:r/>
             <w:r>
               <w:rPr>
                 <w:rFonts w:ascii="Times New Roman" w:hAnsi="Times New Roman"/>
-                <w:b w:val="0"/>
-                <w:i w:val="0"/>
-                <w:sz w:val="15"/>
+                <w:b/>
+                <w:sz w:val="14"/>
               </w:rPr>
-              <w:t>WP4  Audit-grade export and E2SM-RC closed loop (D. Foo)</w:t>
+              <w:t xml:space="preserve">A route into Test Methodology and the AI-for-RAN working group  </w:t>
             </w:r>
             <w:r>
               <w:rPr>
                 <w:rFonts w:ascii="Times New Roman" w:hAnsi="Times New Roman"/>
-                <w:i/>
-                <w:color w:val="444444"/>
-                <w:sz w:val="13"/>
+                <w:sz w:val="14"/>
               </w:rPr>
-              <w:t xml:space="preserve">  — 5 person-months; export format, near-real-time enforcement</w:t>
-            </w:r>
-          </w:p>
-        </w:tc>
-        <w:tc>
-          <w:tcPr>
-            <w:tcW w:type="dxa" w:w="1037"/>
-          </w:tcPr>
-          <w:p>
-            <w:pPr>
-              <w:spacing w:after="10" w:before="10"/>
-              <w:jc w:val="right"/>
-            </w:pPr>
-            <w:r/>
-            <w:r>
-              <w:rPr>
-                <w:rFonts w:ascii="Times New Roman" w:hAnsi="Times New Roman"/>
-                <w:b w:val="0"/>
-                <w:i w:val="0"/>
-                <w:sz w:val="15"/>
-              </w:rPr>
-              <w:t>26,000</w:t>
+              <w:t>The invariant and certificate schema are offered as a candidate assurance profile, and our falsification rule — every published gate must be shown to fail under an injected regression — is offered as a methodology contribution. In return: the profile, the schemas and the harness, permissively licensed.</w:t>
             </w:r>
           </w:p>
         </w:tc>
@@ -1231,317 +1138,28 @@
         </w:trPr>
         <w:tc>
           <w:tcPr>
-            <w:tcW w:type="dxa" w:w="3823"/>
+            <w:tcW w:type="dxa" w:w="4860"/>
           </w:tcPr>
           <w:p>
             <w:pPr>
-              <w:spacing w:after="10" w:before="10"/>
-            </w:pPr>
-            <w:r/>
-            <w:r>
-              <w:rPr>
-                <w:rFonts w:ascii="Times New Roman" w:hAnsi="Times New Roman"/>
-                <w:b w:val="0"/>
-                <w:i w:val="0"/>
-                <w:sz w:val="15"/>
-              </w:rPr>
-              <w:t>Compute and data</w:t>
-            </w:r>
-            <w:r>
-              <w:rPr>
-                <w:rFonts w:ascii="Times New Roman" w:hAnsi="Times New Roman"/>
-                <w:i/>
-                <w:color w:val="444444"/>
-                <w:sz w:val="13"/>
-              </w:rPr>
-              <w:t xml:space="preserve">  — GPU and CPU hours, CI minutes, ray-tracing scenario generation</w:t>
-            </w:r>
-          </w:p>
-        </w:tc>
-        <w:tc>
-          <w:tcPr>
-            <w:tcW w:type="dxa" w:w="1037"/>
-          </w:tcPr>
-          <w:p>
-            <w:pPr>
-              <w:spacing w:after="10" w:before="10"/>
-              <w:jc w:val="right"/>
-            </w:pPr>
-            <w:r/>
-            <w:r>
-              <w:rPr>
-                <w:rFonts w:ascii="Times New Roman" w:hAnsi="Times New Roman"/>
-                <w:b w:val="0"/>
-                <w:i w:val="0"/>
-                <w:sz w:val="15"/>
-              </w:rPr>
-              <w:t>16,000</w:t>
-            </w:r>
-          </w:p>
-        </w:tc>
-      </w:tr>
-      <w:tr>
-        <w:trPr>
-          <w:cantSplit/>
-        </w:trPr>
-        <w:tc>
-          <w:tcPr>
-            <w:tcW w:type="dxa" w:w="3823"/>
-          </w:tcPr>
-          <w:p>
-            <w:pPr>
-              <w:spacing w:after="10" w:before="10"/>
-            </w:pPr>
-            <w:r/>
-            <w:r>
-              <w:rPr>
-                <w:rFonts w:ascii="Times New Roman" w:hAnsi="Times New Roman"/>
-                <w:b w:val="0"/>
-                <w:i w:val="0"/>
-                <w:sz w:val="15"/>
-              </w:rPr>
-              <w:t>RF bench and measurement</w:t>
-            </w:r>
-            <w:r>
-              <w:rPr>
-                <w:rFonts w:ascii="Times New Roman" w:hAnsi="Times New Roman"/>
-                <w:i/>
-                <w:color w:val="444444"/>
-                <w:sz w:val="13"/>
-              </w:rPr>
-              <w:t xml:space="preserve">  — SDR hardware, spectrum-analyser hire, chamber and bench time</w:t>
-            </w:r>
-          </w:p>
-        </w:tc>
-        <w:tc>
-          <w:tcPr>
-            <w:tcW w:type="dxa" w:w="1037"/>
-          </w:tcPr>
-          <w:p>
-            <w:pPr>
-              <w:spacing w:after="10" w:before="10"/>
-              <w:jc w:val="right"/>
-            </w:pPr>
-            <w:r/>
-            <w:r>
-              <w:rPr>
-                <w:rFonts w:ascii="Times New Roman" w:hAnsi="Times New Roman"/>
-                <w:b w:val="0"/>
-                <w:i w:val="0"/>
-                <w:sz w:val="15"/>
-              </w:rPr>
-              <w:t>20,000</w:t>
-            </w:r>
-          </w:p>
-        </w:tc>
-      </w:tr>
-      <w:tr>
-        <w:trPr>
-          <w:cantSplit/>
-        </w:trPr>
-        <w:tc>
-          <w:tcPr>
-            <w:tcW w:type="dxa" w:w="3823"/>
-          </w:tcPr>
-          <w:p>
-            <w:pPr>
-              <w:spacing w:after="10" w:before="10"/>
-            </w:pPr>
-            <w:r/>
-            <w:r>
-              <w:rPr>
-                <w:rFonts w:ascii="Times New Roman" w:hAnsi="Times New Roman"/>
-                <w:b w:val="0"/>
-                <w:i w:val="0"/>
-                <w:sz w:val="15"/>
-              </w:rPr>
-              <w:t>Independent replication and security review</w:t>
-            </w:r>
-            <w:r>
-              <w:rPr>
-                <w:rFonts w:ascii="Times New Roman" w:hAnsi="Times New Roman"/>
-                <w:i/>
-                <w:color w:val="444444"/>
-                <w:sz w:val="13"/>
-              </w:rPr>
-              <w:t xml:space="preserve">  — Third-party re-execution of every gate; external review of the guard chain</w:t>
-            </w:r>
-          </w:p>
-        </w:tc>
-        <w:tc>
-          <w:tcPr>
-            <w:tcW w:type="dxa" w:w="1037"/>
-          </w:tcPr>
-          <w:p>
-            <w:pPr>
-              <w:spacing w:after="10" w:before="10"/>
-              <w:jc w:val="right"/>
-            </w:pPr>
-            <w:r/>
-            <w:r>
-              <w:rPr>
-                <w:rFonts w:ascii="Times New Roman" w:hAnsi="Times New Roman"/>
-                <w:b w:val="0"/>
-                <w:i w:val="0"/>
-                <w:sz w:val="15"/>
-              </w:rPr>
-              <w:t>9,000</w:t>
-            </w:r>
-          </w:p>
-        </w:tc>
-      </w:tr>
-      <w:tr>
-        <w:trPr>
-          <w:cantSplit/>
-        </w:trPr>
-        <w:tc>
-          <w:tcPr>
-            <w:tcW w:type="dxa" w:w="3823"/>
-          </w:tcPr>
-          <w:p>
-            <w:pPr>
-              <w:spacing w:after="10" w:before="10"/>
-            </w:pPr>
-            <w:r/>
-            <w:r>
-              <w:rPr>
-                <w:rFonts w:ascii="Times New Roman" w:hAnsi="Times New Roman"/>
-                <w:b w:val="0"/>
-                <w:i w:val="0"/>
-                <w:sz w:val="15"/>
-              </w:rPr>
-              <w:t>Standards work and dissemination</w:t>
-            </w:r>
-            <w:r>
-              <w:rPr>
-                <w:rFonts w:ascii="Times New Roman" w:hAnsi="Times New Roman"/>
-                <w:i/>
-                <w:color w:val="444444"/>
-                <w:sz w:val="13"/>
-              </w:rPr>
-              <w:t xml:space="preserve">  — O-RAN and Alliance contributions, travel, open-access fees</w:t>
-            </w:r>
-          </w:p>
-        </w:tc>
-        <w:tc>
-          <w:tcPr>
-            <w:tcW w:type="dxa" w:w="1037"/>
-          </w:tcPr>
-          <w:p>
-            <w:pPr>
-              <w:spacing w:after="10" w:before="10"/>
-              <w:jc w:val="right"/>
-            </w:pPr>
-            <w:r/>
-            <w:r>
-              <w:rPr>
-                <w:rFonts w:ascii="Times New Roman" w:hAnsi="Times New Roman"/>
-                <w:b w:val="0"/>
-                <w:i w:val="0"/>
-                <w:sz w:val="15"/>
-              </w:rPr>
-              <w:t>5,000</w:t>
-            </w:r>
-          </w:p>
-        </w:tc>
-      </w:tr>
-      <w:tr>
-        <w:trPr>
-          <w:cantSplit/>
-        </w:trPr>
-        <w:tc>
-          <w:tcPr>
-            <w:tcW w:type="dxa" w:w="3823"/>
-          </w:tcPr>
-          <w:p>
-            <w:pPr>
-              <w:spacing w:after="10" w:before="10"/>
-            </w:pPr>
-            <w:r/>
-            <w:r>
-              <w:rPr>
-                <w:rFonts w:ascii="Times New Roman" w:hAnsi="Times New Roman"/>
-                <w:b w:val="0"/>
-                <w:i w:val="0"/>
-                <w:sz w:val="15"/>
-              </w:rPr>
-              <w:t>Contingency</w:t>
-            </w:r>
-            <w:r>
-              <w:rPr>
-                <w:rFonts w:ascii="Times New Roman" w:hAnsi="Times New Roman"/>
-                <w:i/>
-                <w:color w:val="444444"/>
-                <w:sz w:val="13"/>
-              </w:rPr>
-              <w:t xml:space="preserve">  — 2.7%; held against the WP3 measurement-access risk</w:t>
-            </w:r>
-          </w:p>
-        </w:tc>
-        <w:tc>
-          <w:tcPr>
-            <w:tcW w:type="dxa" w:w="1037"/>
-          </w:tcPr>
-          <w:p>
-            <w:pPr>
-              <w:spacing w:after="10" w:before="10"/>
-              <w:jc w:val="right"/>
-            </w:pPr>
-            <w:r/>
-            <w:r>
-              <w:rPr>
-                <w:rFonts w:ascii="Times New Roman" w:hAnsi="Times New Roman"/>
-                <w:b w:val="0"/>
-                <w:i w:val="0"/>
-                <w:sz w:val="15"/>
-              </w:rPr>
-              <w:t>4,000</w:t>
-            </w:r>
-          </w:p>
-        </w:tc>
-      </w:tr>
-      <w:tr>
-        <w:trPr>
-          <w:cantSplit/>
-        </w:trPr>
-        <w:tc>
-          <w:tcPr>
-            <w:tcW w:type="dxa" w:w="3823"/>
-          </w:tcPr>
-          <w:p>
-            <w:pPr>
-              <w:spacing w:after="10" w:before="10"/>
+              <w:spacing w:before="10" w:after="10"/>
+              <w:jc w:val="both"/>
             </w:pPr>
             <w:r/>
             <w:r>
               <w:rPr>
                 <w:rFonts w:ascii="Times New Roman" w:hAnsi="Times New Roman"/>
                 <w:b/>
-                <w:i w:val="0"/>
-                <w:sz w:val="15"/>
+                <w:sz w:val="14"/>
               </w:rPr>
-              <w:t>Total requested</w:t>
+              <w:t xml:space="preserve">A second measured scenario or band from a member environment  </w:t>
             </w:r>
-          </w:p>
-        </w:tc>
-        <w:tc>
-          <w:tcPr>
-            <w:tcW w:type="dxa" w:w="1037"/>
-          </w:tcPr>
-          <w:p>
-            <w:pPr>
-              <w:spacing w:after="10" w:before="10"/>
-              <w:jc w:val="right"/>
-            </w:pPr>
-            <w:r/>
             <w:r>
               <w:rPr>
                 <w:rFonts w:ascii="Times New Roman" w:hAnsi="Times New Roman"/>
-                <w:b/>
-                <w:i w:val="0"/>
-                <w:sz w:val="15"/>
+                <w:sz w:val="14"/>
               </w:rPr>
-              <w:t>150,000</w:t>
+              <w:t>Unblocks WP2 and gate G2, which asks whether every gate reproduces without retuning a single constant. In return: a published reproduction report, including any constant that turns out to have been tuned.</w:t>
             </w:r>
           </w:p>
         </w:tc>
@@ -1625,6 +1243,20 @@
           <w:sz w:val="18"/>
         </w:rPr>
         <w:t>The Alliance's problem is not whether AI can improve the RAN — the field trials have answered that — but what has to exist before an operator can let it actuate. This proposal supplies the missing artefact on the assurance side, and is deliberately shaped to be adoptable rather than merely publishable: vendor-neutral by construction, because the layer never reads the planner and so binds a member's model without that member disclosing anything about it; standards-facing, because the schema is offered as a profile rather than a product; and packaged for the exact integration path the March 2026 marketplace reciprocity created [10].</w:t>
+      </w:r>
+    </w:p>
+    <w:p>
+      <w:pPr>
+        <w:spacing w:after="50"/>
+        <w:ind w:firstLine="317"/>
+        <w:jc w:val="both"/>
+      </w:pPr>
+      <w:r>
+        <w:rPr>
+          <w:rFonts w:ascii="Times New Roman" w:hAnsi="Times New Roman"/>
+          <w:sz w:val="18"/>
+        </w:rPr>
+        <w:t>It also lands on the work the Alliance is already doing rather than beside it. The AI-for-RAN working group's remit is spectral and energy efficiency [14] — which is precisely where a learned planner wants to push against a licence, and therefore precisely where an enforcement layer earns its place. Test Methodology is developing standardised evaluation metrics for AI-driven RAN solutions [15]; our falsification rule, that every published gate must be shown to fail under an injected regression, is offered as a contribution to it, because a metric no one can fail is not a metric. Data-for-AI is building a structured collection pipeline across real-time systems and simulators [15]; the pinned-manifest and data-dependence tooling that binds our results to their inputs transfers directly, and the per-decision evidence chain is itself a candidate dataset format for assurance work.</w:t>
       </w:r>
     </w:p>
     <w:p>
@@ -1797,7 +1429,7 @@
                 <w:rFonts w:ascii="Times New Roman" w:hAnsi="Times New Roman"/>
                 <w:sz w:val="14"/>
               </w:rPr>
-              <w:t>§V, §VI — four work packages with named owners, falsifiable exit gates, a costed budget summing to the request, and a stated dominant risk with its mitigation and fallback.</w:t>
+              <w:t>§V, §VI — four work packages with named owners and falsifiable exit gates, three of which carry no external dependency, plus a stated dominant risk with its mitigation and fallback.</w:t>
             </w:r>
           </w:p>
         </w:tc>
@@ -1829,7 +1461,7 @@
                 <w:rFonts w:ascii="Times New Roman" w:hAnsi="Times New Roman"/>
                 <w:sz w:val="14"/>
               </w:rPr>
-              <w:t>§VII, §VIII — open, permissively licensed, pre-competitive; the invariant and certificate schema offered as a candidate assurance profile ahead of the Release 21 window [11], [12].</w:t>
+              <w:t>§VI, §VII, §VIII — open, permissively licensed, pre-competitive; the schema offered as a candidate assurance profile to AI-for-RAN [14], the falsification rule offered to Test Methodology and the provenance tooling to Data-for-AI [15], ahead of the Release 21 window [11], [12].</w:t>
             </w:r>
           </w:p>
         </w:tc>
@@ -2073,6 +1705,34 @@
           <w:sz w:val="14"/>
         </w:rPr>
         <w:t>[13]  O-RAN Software Community, “RIC platform A1 mediator (ric-plt/a1) and ric-app/hw-python,” gerrit.o-ran-sc.org.</w:t>
+      </w:r>
+    </w:p>
+    <w:p>
+      <w:pPr>
+        <w:spacing w:after="20"/>
+        <w:ind w:left="230" w:hanging="230"/>
+        <w:jc w:val="left"/>
+      </w:pPr>
+      <w:r>
+        <w:rPr>
+          <w:rFonts w:ascii="Times New Roman" w:hAnsi="Times New Roman"/>
+          <w:sz w:val="14"/>
+        </w:rPr>
+        <w:t>[14]  AI-RAN Alliance working groups: AI-for-RAN, AI-and-RAN and AI-on-RAN. [Online]. Available: ai-ran.org</w:t>
+      </w:r>
+    </w:p>
+    <w:p>
+      <w:pPr>
+        <w:spacing w:after="20"/>
+        <w:ind w:left="230" w:hanging="230"/>
+        <w:jc w:val="left"/>
+      </w:pPr>
+      <w:r>
+        <w:rPr>
+          <w:rFonts w:ascii="Times New Roman" w:hAnsi="Times New Roman"/>
+          <w:sz w:val="14"/>
+        </w:rPr>
+        <w:t>[15]  AI-RAN Alliance, “Data-for-AI” and “Test Methodology” initiatives, and four AI-RAN Alliance-endorsed labs with Keysight Technologies, Northeastern University, Singapore University of Technology and Design, and VIAVI Solutions, for data creation and benchmarking. Announced at MWC 2025; 75 members across 17 countries at that date.</w:t>
       </w:r>
     </w:p>
     <w:sectPr>

--- a/docs/proposal/Horizon-RIC_AI-RAN_Call-for-Innovation_Proposal.docx
+++ b/docs/proposal/Horizon-RIC_AI-RAN_Call-for-Innovation_Proposal.docx
@@ -56,9 +56,9 @@
       <w:r>
         <w:rPr>
           <w:rFonts w:ascii="Times New Roman" w:hAnsi="Times New Roman"/>
-          <w:sz w:val="18"/>
+          <w:sz w:val="17"/>
         </w:rPr>
-        <w:t>Learned control has crossed into live actuation of licensed spectrum, and vendors have opened their rApp ecosystems to one another, so operators will soon actuate spectrum through planners they neither wrote nor can inspect while keeping sole liability for the licence. Existing assurance methods — constrained reinforcement learning, Lagrangian penalties, confidence gating — lower the probability of a violation without bounding it, and bind the argument to one trained artefact. Horizon-RIC moves the constraint out of the objective and into the topology. A projection operator, the Decision Safety Shield, sits between the planner and the southbound interface: the planner emits a proposal, never an action, and only the projected action exists downstream, so an out-of-licence emission is unrepresentable rather than unlikely. A fail-closed guard chain refuses any emission whose corrections were not audited, and every decision and refusal is appended to a hash-chained, Ed25519-signed store. The property survives retraining, vendor substitution and an adversarial planner. The layer is exercised against third-party open-source O-RAN software on real sockets — 12 of 12 policies acknowledged ENFORCED by the production ric-plt/a1 mediator — and driven by ray-traced propagation for 4096 receivers. Across 8000 decisions, 4658 requested actions were out of licence and none passed the emission boundary; 2442 were demanded by the propagation itself rather than by any attack. We ask the Alliance not for money but for what only it can supply: measured environments through its endorsed labs, a member's planner to shield, and a working-group route for the profile.</w:t>
+        <w:t>Learned control has crossed into live actuation of licensed spectrum, and vendors have opened their rApp ecosystems to one another, so operators will soon actuate spectrum through planners they neither wrote nor can inspect, while keeping sole liability. Existing assurance methods — constrained reinforcement learning, Lagrangian penalties — lower the probability of a violation without bounding it, and bind the argument to one trained artefact. Horizon-RIC moves the constraint out of the objective and into the topology. A projection operator, the Decision Safety Shield, sits between the planner and the southbound interface: the planner emits a proposal, never an action, and only the projected action exists downstream, so an out-of-licence emission is unrepresentable rather than unlikely. A fail-closed guard chain refuses any emission whose corrections were not audited, and every decision and refusal is appended to a hash-chained, Ed25519-signed store. The property survives retraining, vendor substitution and a hostile planner. The layer is exercised against third-party open-source O-RAN software on real sockets — 12 of 12 policies ENFORCED by the production ric-plt/a1 mediator — driven by ray-traced propagation for 4096 receivers. Across 8000 decisions, 4658 requested actions were out of licence and none passed the emission boundary; 2442 were demanded by the propagation itself rather than by any attack. Work package one is already delivered. We ask for funding against the remaining four, and for the thing funding cannot buy: measured environments through the Alliance's endorsed labs, a member's planner to shield, and a working-group route for the profile.</w:t>
       </w:r>
     </w:p>
     <w:p>
@@ -71,14 +71,14 @@
           <w:rFonts w:ascii="Times New Roman" w:hAnsi="Times New Roman"/>
           <w:b/>
           <w:i/>
-          <w:sz w:val="18"/>
+          <w:sz w:val="17"/>
         </w:rPr>
         <w:t xml:space="preserve">Keywords — </w:t>
       </w:r>
       <w:r>
         <w:rPr>
           <w:rFonts w:ascii="Times New Roman" w:hAnsi="Times New Roman"/>
-          <w:sz w:val="18"/>
+          <w:sz w:val="17"/>
         </w:rPr>
         <w:t>AI-RAN assurance, O-RAN, action projection, safe reinforcement learning, spectrum compliance, tamper-evident evidence, regulatory liability</w:t>
       </w:r>
@@ -189,7 +189,7 @@
         <w:rPr>
           <w:rFonts w:ascii="Times New Roman" w:hAnsi="Times New Roman"/>
           <w:b/>
-          <w:sz w:val="18"/>
+          <w:sz w:val="17"/>
         </w:rPr>
         <w:t>I.  Problem Statement and Market Relevance</w:t>
       </w:r>
@@ -203,7 +203,7 @@
       <w:r>
         <w:rPr>
           <w:rFonts w:ascii="Times New Roman" w:hAnsi="Times New Roman"/>
-          <w:sz w:val="18"/>
+          <w:sz w:val="17"/>
         </w:rPr>
         <w:t>A transmission that exceeds a licensed EIRP ceiling, or falls outside an assigned block, is a regulatory breach rather than a degraded KPI. Any assurance argument for AI in the RAN that terminates in a probability is therefore the wrong shape for the liability the operator carries. That mismatch, not model accuracy, is the practical reason AI is still deployed in advisory rather than actuating roles.</w:t>
       </w:r>
@@ -217,7 +217,7 @@
       <w:r>
         <w:rPr>
           <w:rFonts w:ascii="Times New Roman" w:hAnsi="Times New Roman"/>
-          <w:sz w:val="18"/>
+          <w:sz w:val="17"/>
         </w:rPr>
         <w:t>The industry has now crossed that line anyway. In Q1 2026 an AI uplink-interference rApp was field-trialled across roughly 1500 5G and 1300 4G live cells, lifting 5G SINR 27% under 10% higher uplink traffic, and was assessed at autonomy Level 3.86 on the path to Level 4 [9]. Level 4 removes the human from the per-decision loop. The same trial validated a third-party rApp over R1, and in March 2026 the two largest RAN vendors opened their SMO marketplace and rApp ecosystem to one another over the same interface [10]. The consequence is structural: operators will increasingly actuate licensed spectrum through planners they did not write and cannot inspect, while retaining sole liability for the licence.</w:t>
       </w:r>
@@ -232,30 +232,16 @@
         <w:rPr>
           <w:rFonts w:ascii="Times New Roman" w:hAnsi="Times New Roman"/>
           <w:i/>
-          <w:sz w:val="18"/>
+          <w:sz w:val="17"/>
         </w:rPr>
         <w:t xml:space="preserve">Market relevance.  </w:t>
       </w:r>
       <w:r>
         <w:rPr>
           <w:rFonts w:ascii="Times New Roman" w:hAnsi="Times New Roman"/>
-          <w:sz w:val="18"/>
+          <w:sz w:val="17"/>
         </w:rPr>
-        <w:t>The buyer is the operator function that owns spectrum compliance and network assurance, and — symmetrically — the vendor that needs its rApp accepted into someone else's network. Two commercial facts fall out of our own measurements rather than from market assertion. First, the exposure is routine, not exceptional: on real campus geometry 46% of measured receivers require more than the licensed EIRP to close their link, so an unshielded planner breaches the licence on an ordinary day. Second, the control is not a performance tax: wherever the optimum is feasible, enforcement surrenders 0.0 dB, which is what makes it adoptable by the RAN team rather than merely mandated at them. We have no operator pilot and no revenue; converting technical readiness into commercial validation is precisely what WP1 and WP3 are for, and we name it as the weakest part of this proposal rather than dress it up.</w:t>
-      </w:r>
-    </w:p>
-    <w:p>
-      <w:pPr>
-        <w:spacing w:after="50"/>
-        <w:ind w:firstLine="317"/>
-        <w:jc w:val="both"/>
-      </w:pPr>
-      <w:r>
-        <w:rPr>
-          <w:rFonts w:ascii="Times New Roman" w:hAnsi="Times New Roman"/>
-          <w:sz w:val="18"/>
-        </w:rPr>
-        <w:t>What is missing today is an assurance mechanism indifferent to which planner is installed. Constrained reinforcement learning, Lagrangian penalties and confidence gating all reduce the likelihood of a violation without bounding it, and each binds the argument to one trained artefact: retrain, re-reward or substitute a vendor and the argument must be rebuilt from scratch.</w:t>
+        <w:t>The buyer is the operator function that owns spectrum compliance and network assurance, and — symmetrically — the vendor that needs its rApp accepted into someone else's network. Two commercial facts fall out of our own measurements rather than from market assertion. First, the exposure is routine, not exceptional: on real campus geometry 46% of measured receivers require more than the licensed EIRP to close their link, so an unshielded planner breaches the licence on an ordinary day. Second, the control is not a performance tax: wherever the optimum is feasible, enforcement surrenders 0.0 dB, which is what makes it adoptable by the RAN team rather than merely mandated at them. We have no operator pilot and no revenue; converting technical readiness into commercial validation is precisely what WP3 and a member pilot are for, and we name it as the weakest part of this proposal rather than dress it up.</w:t>
       </w:r>
     </w:p>
     <w:p>
@@ -268,7 +254,7 @@
         <w:rPr>
           <w:rFonts w:ascii="Times New Roman" w:hAnsi="Times New Roman"/>
           <w:b/>
-          <w:sz w:val="18"/>
+          <w:sz w:val="17"/>
         </w:rPr>
         <w:t>II.  Innovative Solution and Technical Approach</w:t>
       </w:r>
@@ -282,7 +268,7 @@
       <w:r>
         <w:rPr>
           <w:rFonts w:ascii="Times New Roman" w:hAnsi="Times New Roman"/>
-          <w:sz w:val="18"/>
+          <w:sz w:val="17"/>
         </w:rPr>
         <w:t>Horizon-RIC takes the constraint out of the objective and puts it in the topology. A projection operator — the Decision Safety Shield — is interposed between the planner and the southbound interface. The planner's output is never an action; it is a proposal a, and only P(a) exists downstream. An out-of-licence action is not penalised, it is unrepresentable at the emission point.</w:t>
       </w:r>
@@ -296,7 +282,7 @@
       <w:r>
         <w:rPr>
           <w:rFonts w:ascii="Times New Roman" w:hAnsi="Times New Roman"/>
-          <w:sz w:val="18"/>
+          <w:sz w:val="17"/>
         </w:rPr>
         <w:t>Three consequences follow that are architectural rather than empirical. First, the bound is worst-case rather than distributional and holds for an arbitrary planner, including a hostile one, because nothing in the argument refers to how the planner was trained. Second, it is auditable per decision: each emission carries a certificate naming the invariants that were violated, the corrections applied and the residual margins, appended to a hash-chained, Ed25519-signed store in which one altered record is localised to its exact index. Third, it is falsifiable: every published gate must be shown to fail under an injected regression, and a gate that cannot fail is treated as no gate.</w:t>
       </w:r>
@@ -311,14 +297,14 @@
         <w:rPr>
           <w:rFonts w:ascii="Times New Roman" w:hAnsi="Times New Roman"/>
           <w:i/>
-          <w:sz w:val="18"/>
+          <w:sz w:val="17"/>
         </w:rPr>
         <w:t xml:space="preserve">The novelty is not shielding as an idea.  </w:t>
       </w:r>
       <w:r>
         <w:rPr>
           <w:rFonts w:ascii="Times New Roman" w:hAnsi="Times New Roman"/>
-          <w:sz w:val="18"/>
+          <w:sz w:val="17"/>
         </w:rPr>
         <w:t>Action projection for safe reinforcement learning is established prior art [4], [5], and we claim no priority over it. What is new is its realisation as a standards-facing enforcement plane for licensed spectrum: invariants written in the operator's regulatory vocabulary rather than in a reward function — EIRP ceiling, occupied bandwidth, spectral mask, power-flux density, lawful-intercept reachability, protected-slice capacity floor — composed to a fixed point, wrapped in a fail-closed guard chain, emitted over O-RAN A1/R1 as an ordinary rApp, and evidenced in a form a third party can replay without trusting us.</w:t>
       </w:r>
@@ -333,14 +319,14 @@
         <w:rPr>
           <w:rFonts w:ascii="Times New Roman" w:hAnsi="Times New Roman"/>
           <w:i/>
-          <w:sz w:val="18"/>
+          <w:sz w:val="17"/>
         </w:rPr>
         <w:t xml:space="preserve">Enforcement path.  </w:t>
       </w:r>
       <w:r>
         <w:rPr>
           <w:rFonts w:ascii="Times New Roman" w:hAnsi="Times New Roman"/>
-          <w:sz w:val="18"/>
+          <w:sz w:val="17"/>
         </w:rPr>
         <w:t>Fig. 1 shows the decomposition. Telemetry enters the non-real-time plane; the planner proposes; the Shield projects; the guard chain refuses anything whose corrections were not audited; the A1 adapter emits the policy together with its certificate under OAuth2 or mTLS. Southbound, the policy crosses a near-real-time RIC into an xApp and onto the RAN. Certificates and refusals land independently in the assurance plane, so the record of what was refused does not depend on the component that refused it.</w:t>
       </w:r>
@@ -354,7 +340,7 @@
       <w:r>
         <w:rPr>
           <w:rFonts w:ascii="Times New Roman" w:hAnsi="Times New Roman"/>
-          <w:sz w:val="18"/>
+          <w:sz w:val="17"/>
         </w:rPr>
         <w:t>The Shield composes invariants, each supplying an evaluate and a project method, applied until a fixed point is reached so that satisfying one cannot silently violate another. They span regulatory limits and service commitments alike. A protected-slice floor, for example, reserves capacity that no planner can reallocate, restoring it pro rata so the allocation remains a valid simplex rather than a clipped vector; where the floor is unreachable the invariant deliberately stays unsatisfied so the guard chain refuses, rather than emitting an allocation that merely appears compliant.</w:t>
       </w:r>
@@ -368,7 +354,7 @@
       <w:r>
         <w:rPr>
           <w:rFonts w:ascii="Times New Roman" w:hAnsi="Times New Roman"/>
-          <w:sz w:val="18"/>
+          <w:sz w:val="17"/>
         </w:rPr>
         <w:t>Three distinct cryptographic mechanisms carry three distinct claims, and we keep them separate rather than calling them all signing: Ed25519 signs each per-decision safety certificate; RSA-PSS, optionally in an HSM over PKCS#11, signs model and dataset artefacts for provenance; RFC-3161 timestamps anchor the SHA-256 evidence chain to an external time authority.</w:t>
       </w:r>
@@ -383,14 +369,14 @@
         <w:rPr>
           <w:rFonts w:ascii="Times New Roman" w:hAnsi="Times New Roman"/>
           <w:i/>
-          <w:sz w:val="18"/>
+          <w:sz w:val="17"/>
         </w:rPr>
         <w:t xml:space="preserve">Relation to the learning literature.  </w:t>
       </w:r>
       <w:r>
         <w:rPr>
           <w:rFonts w:ascii="Times New Roman" w:hAnsi="Times New Roman"/>
-          <w:sz w:val="18"/>
+          <w:sz w:val="17"/>
         </w:rPr>
         <w:t>This work sits on the dynamic spectrum access line developed by two of the present authors with Lam — federated deep reinforcement learning for IoT DSA [1], its hierarchical extension [2], and privacy-preserving spectrum pricing and power control for LEO satellite IoT [3]. That trajectory answers how well, and how safely, the learning itself can be conducted. What it does not address is the emission: an agent that selects a channel and a transmit power has produced an action some component must actuate, and securing or privatising the training pipeline does not constrain it. The relationship is complementary, not competitive — those agents decide which spectrum action is best; this layer ensures whichever is chosen is one the operator is licensed to emit.</w:t>
       </w:r>
@@ -405,7 +391,7 @@
         <w:rPr>
           <w:rFonts w:ascii="Times New Roman" w:hAnsi="Times New Roman"/>
           <w:b/>
-          <w:sz w:val="18"/>
+          <w:sz w:val="17"/>
         </w:rPr>
         <w:t>III.  Evidence Achieved to Date</w:t>
       </w:r>
@@ -419,7 +405,7 @@
       <w:r>
         <w:rPr>
           <w:rFonts w:ascii="Times New Roman" w:hAnsi="Times New Roman"/>
-          <w:sz w:val="18"/>
+          <w:sz w:val="17"/>
         </w:rPr>
         <w:t>Every result below is produced against software or data Horizon-RIC does not control, which is what makes it checkable, and each is re-executed by continuous integration on a clean runner — a committed result file is an assertion about a file, and only a gate makes it evidence about the system.</w:t>
       </w:r>
@@ -434,14 +420,14 @@
         <w:rPr>
           <w:rFonts w:ascii="Times New Roman" w:hAnsi="Times New Roman"/>
           <w:i/>
-          <w:sz w:val="18"/>
+          <w:sz w:val="17"/>
         </w:rPr>
         <w:t xml:space="preserve">O-RAN interoperability.  </w:t>
       </w:r>
       <w:r>
         <w:rPr>
           <w:rFonts w:ascii="Times New Roman" w:hAnsi="Times New Roman"/>
-          <w:sz w:val="18"/>
+          <w:sz w:val="17"/>
         </w:rPr>
         <w:t>Policy emission was exercised against the O-RAN Software Community A1 simulator (12/12 accepted) and against the production Go A1 mediator ric-plt/a1 with RMR 4.9.4 driving the official ric-app/hw-python xApp: 12/12 enforceStatus = ENFORCED, confirmed by a three-witness proof across emitter, mediator and xApp logs [13]. A workflow rebuilds RMR, the mediator and the xApp from source on a clean runner and re-asserts the result.</w:t>
       </w:r>
@@ -455,15 +441,29 @@
       <w:r>
         <w:rPr>
           <w:rFonts w:ascii="Times New Roman" w:hAnsi="Times New Roman"/>
+          <w:sz w:val="17"/>
+        </w:rPr>
+        <w:t>Enforcement now crosses both southbound interfaces, and is gated on both. The safety certificate rides on the A1 policy itself as an optional envelope carrying its digest, its Ed25519 signature and the invariants it violated; a CI job drives that across the vendored O-RAN Software Community A1 simulator on a real socket and verifies the signature against the returned digest. The control direction is gated the other way round: E2SM-RC control payloads are constructed from the O-RAN v1.03 standard ASN.1, and a decision the Shield refused cannot be encoded at all, so the near-real-time path cannot become a second unguarded route to the radio. Neither claim is stretched — the A1 result does not show a vendor RIC acting on the envelope, and the E2 result is construction and round-trip decode, not delivery.</w:t>
+      </w:r>
+    </w:p>
+    <w:p>
+      <w:pPr>
+        <w:spacing w:after="50"/>
+        <w:ind w:firstLine="317"/>
+        <w:jc w:val="both"/>
+      </w:pPr>
+      <w:r>
+        <w:rPr>
+          <w:rFonts w:ascii="Times New Roman" w:hAnsi="Times New Roman"/>
           <w:i/>
-          <w:sz w:val="18"/>
+          <w:sz w:val="17"/>
         </w:rPr>
         <w:t xml:space="preserve">Measured propagation.  </w:t>
       </w:r>
       <w:r>
         <w:rPr>
           <w:rFonts w:ascii="Times New Roman" w:hAnsi="Times New Roman"/>
-          <w:sz w:val="18"/>
+          <w:sz w:val="17"/>
         </w:rPr>
         <w:t>All benchmarks are driven by DeepMIMO [6] ray tracing of the ASU campus at 3.5 GHz — 4096 receivers, six 100 MHz subbands, per-path angular data — bound to a checksum-pinned archive that CI rebuilds and compares field by field. Provenance is enforced rather than asserted: perturbing the measurements must move a benchmark's outputs, and four benchmarks instead reject physically inconsistent input, having independently reconstructed gains from ray geometry.</w:t>
       </w:r>
@@ -478,14 +478,14 @@
         <w:rPr>
           <w:rFonts w:ascii="Times New Roman" w:hAnsi="Times New Roman"/>
           <w:i/>
-          <w:sz w:val="18"/>
+          <w:sz w:val="17"/>
         </w:rPr>
         <w:t xml:space="preserve">Enforcement under real load.  </w:t>
       </w:r>
       <w:r>
         <w:rPr>
           <w:rFonts w:ascii="Times New Roman" w:hAnsi="Times New Roman"/>
-          <w:sz w:val="18"/>
+          <w:sz w:val="17"/>
         </w:rPr>
         <w:t>The decisive question is not whether zero out-of-licence actions were emitted but how many were attempted. Over 8000 decisions, each serving a measured receiver on its measured best subband at closed-loop power against its measured path gain, 4658 requests were out of licence and 0 passed the emission boundary (Fig. 2a). The composition matters more than the total: 2216 came from a poisoned planner, but 2442 came from the real geometry alone. A further 461 actions were inside the emission mask yet harmful by adjacent-channel leakage; after projection, 0 (Fig. 2b). Legality is adjudicated by an independent emission-mask and ACLR integral that does not share the Shield's constants, so the result cannot be an artefact of the system grading its own work.</w:t>
       </w:r>
@@ -500,14 +500,14 @@
         <w:rPr>
           <w:rFonts w:ascii="Times New Roman" w:hAnsi="Times New Roman"/>
           <w:i/>
-          <w:sz w:val="18"/>
+          <w:sz w:val="17"/>
         </w:rPr>
         <w:t xml:space="preserve">Utility is not the price.  </w:t>
       </w:r>
       <w:r>
         <w:rPr>
           <w:rFonts w:ascii="Times New Roman" w:hAnsi="Times New Roman"/>
-          <w:sz w:val="18"/>
+          <w:sz w:val="17"/>
         </w:rPr>
         <w:t>Where the optimum is feasible, enforcement surrenders 0.0 dB. Because the projection maps every over-ceiling proposal onto the same executed action, the reward observed above the ceiling is constant, so a zero-data constant-power policy is already optimal there and measured learning gain is +0.000000; where an interior optimum exists the same learner gains +0.0096 to +0.0696. Both directions are enforced as gates, so no claim of AI benefit can be registered on a task incapable of showing one.</w:t>
       </w:r>
@@ -521,7 +521,7 @@
       <w:r>
         <w:rPr>
           <w:rFonts w:ascii="Times New Roman" w:hAnsi="Times New Roman"/>
-          <w:sz w:val="18"/>
+          <w:sz w:val="17"/>
         </w:rPr>
         <w:t>The same structure bounds an unrelated threat. White-box adversarial perturbation drives the neural receiver's symbol error up to 85 times the classical baseline, yet realised error stays inside a certified 1 dB envelope of that baseline for every attack in every regime, the worst case being 0.370 dB — without the layer having been coded against any of these attacks (Fig. 2d).</w:t>
       </w:r>
@@ -536,14 +536,14 @@
         <w:rPr>
           <w:rFonts w:ascii="Times New Roman" w:hAnsi="Times New Roman"/>
           <w:i/>
-          <w:sz w:val="18"/>
+          <w:sz w:val="17"/>
         </w:rPr>
         <w:t xml:space="preserve">Integrity and robust aggregation.  </w:t>
       </w:r>
       <w:r>
         <w:rPr>
           <w:rFonts w:ascii="Times New Roman" w:hAnsi="Times New Roman"/>
-          <w:sz w:val="18"/>
+          <w:sz w:val="17"/>
         </w:rPr>
         <w:t>Traffic captured over the wire while ten real attacks were executed against a live free5GC standalone core [8] is replayed through the artefact gate byte for byte: 11 of 11 probes detected or blocked, none bypassing. Against a model-replacement attack from 3 of 10 clients, FLTrust [7] attains 11.97 dB coverage RMSE against clean FedAvg's 11.92 dB — parity — where Krum costs 14.46 dB. Under a Rényi accountant at a fixed certified ε = 4.1447, calibrating the clip bound on public data moves utility from 340.12 dB to 14.34 dB without altering the guarantee: the same privacy certificate at 24 times less error.</w:t>
       </w:r>
@@ -643,7 +643,7 @@
         <w:rPr>
           <w:rFonts w:ascii="Times New Roman" w:hAnsi="Times New Roman"/>
           <w:b/>
-          <w:sz w:val="18"/>
+          <w:sz w:val="17"/>
         </w:rPr>
         <w:t>IV.  Deployment Feasibility</w:t>
       </w:r>
@@ -657,7 +657,7 @@
       <w:r>
         <w:rPr>
           <w:rFonts w:ascii="Times New Roman" w:hAnsi="Times New Roman"/>
-          <w:sz w:val="18"/>
+          <w:sz w:val="17"/>
         </w:rPr>
         <w:t>Enforcement is transparent to the standard interface. The 12/12 ENFORCED result above was obtained without patching the mediator or the xApp: the layer changes what may be emitted, not how it is emitted, so an operator adopts it without renegotiating its southbound contracts.</w:t>
       </w:r>
@@ -671,7 +671,7 @@
       <w:r>
         <w:rPr>
           <w:rFonts w:ascii="Times New Roman" w:hAnsi="Times New Roman"/>
-          <w:sz w:val="18"/>
+          <w:sz w:val="17"/>
         </w:rPr>
         <w:t>The system ships as an ordinary non-real-time rApp: container images; a Helm chart whose rendered templates are asserted by tests; EIAP and MantaRay onboarding descriptors written against the publicly documented surface; OAuth2 and mTLS credential paths; and a TimescaleDB evidence backend live-tested to SQL-level tamper detection. It is torch-free and installs on stock Python with no accelerator. Enforcement itself costs tens of microseconds per candidate action, so it sits well inside a non-real-time control period with room to spare.</w:t>
       </w:r>
@@ -685,9 +685,9 @@
       <w:r>
         <w:rPr>
           <w:rFonts w:ascii="Times New Roman" w:hAnsi="Times New Roman"/>
-          <w:sz w:val="18"/>
+          <w:sz w:val="17"/>
         </w:rPr>
-        <w:t>It is also exercised against the open stack it must coexist with: the O-RAN SC A1 mediator and hw-python xApp [13], FlexRIC for E2SM-KPM, and the Linux Foundation's OCUDU CU/DU built from source with its E2 agent confirmed. Eight verification workflows gate every change; one rebuilds the licence-gated measurements from the pinned archive and re-verifies every published figure field by field.</w:t>
+        <w:t>It is also exercised against the open stack it must coexist with: the O-RAN SC A1 mediator and hw-python xApp [13], FlexRIC for E2SM-KPM and for the E2SM-RC ASN.1 this layer now encodes against, and the Linux Foundation's OCUDU CU/DU built from source with its E2 agent confirmed. Eight verification workflows gate every change; one rebuilds the licence-gated measurements from the pinned archive and re-verifies every published figure field by field.</w:t>
       </w:r>
     </w:p>
     <w:p>
@@ -700,14 +700,14 @@
         <w:rPr>
           <w:rFonts w:ascii="Times New Roman" w:hAnsi="Times New Roman"/>
           <w:i/>
-          <w:sz w:val="18"/>
+          <w:sz w:val="17"/>
         </w:rPr>
         <w:t xml:space="preserve">What is not proven.  </w:t>
       </w:r>
       <w:r>
         <w:rPr>
           <w:rFonts w:ascii="Times New Roman" w:hAnsi="Times New Roman"/>
-          <w:sz w:val="18"/>
+          <w:sz w:val="17"/>
         </w:rPr>
         <w:t>No vendor platform has onboarded this — the EIAP and MantaRay packages are wire-contract tests against documented surfaces, not interoperability results. The RAN software is open-source rather than vendor equipment, the propagation is one scenario, and the OCUDU E2 join runs over a disclosed UDP transport substitution because the host kernel has no SCTP. The single external dependency this programme cannot supply for itself is access to a measured environment, which is why we ask the Alliance for it directly.</w:t>
       </w:r>
@@ -722,9 +722,9 @@
         <w:rPr>
           <w:rFonts w:ascii="Times New Roman" w:hAnsi="Times New Roman"/>
           <w:b/>
-          <w:sz w:val="18"/>
+          <w:sz w:val="17"/>
         </w:rPr>
-        <w:t>V.  Twelve-Month Timeline and Milestones</w:t>
+        <w:t>V.  Twelve-Month Timeline and Milestones, on a Delivered Baseline</w:t>
       </w:r>
     </w:p>
     <w:p>
@@ -736,7 +736,7 @@
       <w:r>
         <w:rPr>
           <w:rFonts w:ascii="Times New Roman" w:hAnsi="Times New Roman"/>
-          <w:sz w:val="18"/>
+          <w:sz w:val="17"/>
         </w:rPr>
         <w:t>Fig. 3 gives the schedule, owners and exit gates. Each gate is a falsifiable criterion; where a gate fails, the failure is published.</w:t>
       </w:r>
@@ -750,9 +750,9 @@
       <w:r>
         <w:rPr>
           <w:rFonts w:ascii="Times New Roman" w:hAnsi="Times New Roman"/>
-          <w:sz w:val="18"/>
+          <w:sz w:val="17"/>
         </w:rPr>
-        <w:t>WP1, months 1–4 — conformance profile. The invariant and safety-certificate schema are mapped onto O-RAN A1 and E2 and released as a draft profile. Gate G1: a second, independently written planner is shielded without modification to either the planner or the Shield.</w:t>
+        <w:t>WP1 is already delivered, before any award. The invariant and safety-certificate schema are published as machine-readable schemas and a draft assurance profile, and gate G1 — a second, independently written planner shielded without modification to either the planner or the Shield — is met and re-run by CI. The second planner is a UCB1 bandit that imports nothing from the enforcement layer; over 4000 decisions it requested 3546 out-of-licence actions and none passed the boundary. The gate pins the SHA-256 of the Shield and of the planner, so editing either side to make the numbers agree fails it rather than passing it. The team has already shipped its first work package to the standard the rest are written to, which is the most useful thing a reviewer can know about the plan below.</w:t>
       </w:r>
     </w:p>
     <w:p>
@@ -764,9 +764,9 @@
       <w:r>
         <w:rPr>
           <w:rFonts w:ascii="Times New Roman" w:hAnsi="Times New Roman"/>
-          <w:sz w:val="18"/>
+          <w:sz w:val="17"/>
         </w:rPr>
-        <w:t>WP2, months 3–6 — second scenario and band. An independent ray-traced scenario with genuine frequency selectivity, at a different carrier. Gate G2: every published gate reproduces without retuning any constant, or the discrepancy is published.</w:t>
+        <w:t>WP2, months 1–4 — second scenario and band. An independent ray-traced scenario with genuine frequency selectivity, at a different carrier. Gate G2: every published gate reproduces without retuning any constant, or the discrepancy is published.</w:t>
       </w:r>
     </w:p>
     <w:p>
@@ -778,9 +778,9 @@
       <w:r>
         <w:rPr>
           <w:rFonts w:ascii="Times New Roman" w:hAnsi="Times New Roman"/>
-          <w:sz w:val="18"/>
+          <w:sz w:val="17"/>
         </w:rPr>
-        <w:t>WP3, months 6–9 — measured coexistence. The modelled incumbent is replaced by a multi-cell or bench-measured interference source. Gate G3: learning gain over the zero-data constant-power policy is positive on measured data — the honest test of whether AI contributes anything in this regime.</w:t>
+        <w:t>WP3, months 3–7 — measured coexistence. The modelled incumbent is replaced by a multi-cell or bench-measured interference source. Gate G3: learning gain over the zero-data constant-power policy is positive on measured data — the honest test of whether AI contributes anything in this regime.</w:t>
       </w:r>
     </w:p>
     <w:p>
@@ -792,9 +792,23 @@
       <w:r>
         <w:rPr>
           <w:rFonts w:ascii="Times New Roman" w:hAnsi="Times New Roman"/>
-          <w:sz w:val="18"/>
+          <w:sz w:val="17"/>
         </w:rPr>
-        <w:t>WP4, months 8–12 — audit-grade export and E2 closed loop. Evidence export in a form a spectrum authority can verify offline, and near-real-time enforcement via E2SM-RC. Gate G4: an external party replicates the headline enforcement result from the published archive without contacting us.</w:t>
+        <w:t>WP4, months 6–10 — audit-grade export and a delivered E2 control action. Evidence export in a form a spectrum authority can verify offline; and the E2SM-RC payloads that WP1 already constructs carried over a real E2 termination to a node with a UE attached. Gate G4: a RIC Control Request derived from a signed certificate is accepted by an E2 node, and one derived from a refused decision cannot be constructed at all.</w:t>
+      </w:r>
+    </w:p>
+    <w:p>
+      <w:pPr>
+        <w:spacing w:after="50"/>
+        <w:ind w:firstLine="317"/>
+        <w:jc w:val="both"/>
+      </w:pPr>
+      <w:r>
+        <w:rPr>
+          <w:rFonts w:ascii="Times New Roman" w:hAnsi="Times New Roman"/>
+          <w:sz w:val="17"/>
+        </w:rPr>
+        <w:t>WP5, months 9–12 — independent replication and standardisation. The profile is submitted to the AI-RAN Alliance working group and to O-RAN WG11 as candidate input, and a third party re-executes every gate from the published archive. Gate G5: an external party reproduces the headline enforcement result without contacting us.</w:t>
       </w:r>
     </w:p>
     <w:p>
@@ -806,7 +820,7 @@
       <w:r>
         <w:drawing>
           <wp:inline xmlns:a="http://schemas.openxmlformats.org/drawingml/2006/main" xmlns:pic="http://schemas.openxmlformats.org/drawingml/2006/picture">
-            <wp:extent cx="3067812" cy="1784697"/>
+            <wp:extent cx="3067812" cy="1830637"/>
             <wp:docPr id="3" name="Picture 3"/>
             <wp:cNvGraphicFramePr>
               <a:graphicFrameLocks noChangeAspect="1"/>
@@ -827,7 +841,7 @@
                   <pic:spPr>
                     <a:xfrm>
                       <a:off x="0" y="0"/>
-                      <a:ext cx="3067812" cy="1784697"/>
+                      <a:ext cx="3067812" cy="1830637"/>
                     </a:xfrm>
                     <a:prstGeom prst="rect"/>
                   </pic:spPr>
@@ -857,7 +871,7 @@
           <w:rFonts w:ascii="Times New Roman" w:hAnsi="Times New Roman"/>
           <w:sz w:val="14"/>
         </w:rPr>
-        <w:t>Work packages, owners (DF Daniel Foo, BS Bowen Shen, FL Feng Li) and the four exit gates. Each gate is a falsifiable criterion, not a report; a gate that cannot fail is treated as no gate.</w:t>
+        <w:t>Work packages, owners (DF Daniel Foo, BS Bowen Shen, FL Feng Li) and exit gates. WP1 is shown hatched because it is already delivered and its gate G1 is met and re-run by CI; the funded plan is WP2 to WP5. Each gate is a falsifiable criterion, not a report — a gate that cannot fail is treated as no gate.</w:t>
       </w:r>
     </w:p>
     <w:p>
@@ -870,9 +884,9 @@
         <w:rPr>
           <w:rFonts w:ascii="Times New Roman" w:hAnsi="Times New Roman"/>
           <w:b/>
-          <w:sz w:val="18"/>
+          <w:sz w:val="17"/>
         </w:rPr>
-        <w:t>VI.  Team, and What We Ask of the Alliance</w:t>
+        <w:t>VI.  Team, and What We Ask For</w:t>
       </w:r>
     </w:p>
     <w:p>
@@ -884,9 +898,9 @@
       <w:r>
         <w:rPr>
           <w:rFonts w:ascii="Times New Roman" w:hAnsi="Times New Roman"/>
-          <w:sz w:val="18"/>
+          <w:sz w:val="17"/>
         </w:rPr>
-        <w:t>Daniel Foo (PreceptualAI, Singapore) is the architect and implementer of the enforcement layer, the evidence chain and the O-RAN integration, and leads WP1 and WP4. Bowen Shen (Nanyang Technological University) contributes the federated DSA and satellite-IoT spectrum work this layer sits on [1], [3] and leads WP2. Dr Feng Li (Nanyang Technological University) contributes the dynamic spectrum access and secure-learning programme [1], [2], [3] and leads WP3, with oversight of the measurement methodology across all packages.</w:t>
+        <w:t>Daniel Foo (PreceptualAI, Singapore) is the architect and implementer of the enforcement layer, the evidence chain and the O-RAN integration; he delivered WP1 and leads WP4. Bowen Shen (Nanyang Technological University) contributes the federated DSA and satellite-IoT spectrum work this layer sits on [1], [3] and leads WP2. Dr Feng Li (Nanyang Technological University) contributes the dynamic spectrum access and secure-learning programme [1], [2], [3] and leads WP3, with oversight of the measurement methodology across all packages. WP5 is shared between Daniel Foo and Dr Feng Li.</w:t>
       </w:r>
     </w:p>
     <w:p>
@@ -898,9 +912,9 @@
       <w:r>
         <w:rPr>
           <w:rFonts w:ascii="Times New Roman" w:hAnsi="Times New Roman"/>
-          <w:sz w:val="18"/>
+          <w:sz w:val="17"/>
         </w:rPr>
-        <w:t>The engineering is not the binding constraint — the layer is built, and the twelve-month plan above is deliverable by this team. What we cannot manufacture for ourselves is access, and it happens to be exactly what the Alliance has spent two years assembling. Its endorsed labs with Keysight Technologies, Northeastern University, Singapore University of Technology and Design and VIAVI Solutions exist for data creation and benchmarking [15]; its Data-for-AI initiative is defining a structured data-management and collection pipeline drawing on both real-time systems and simulators [15]; its Test Methodology initiative is developing standardised evaluation metrics for AI-driven RAN solutions [15]; and its AI-for-RAN working group is the natural home for an assurance profile [14]. Table I sets out what we ask against what we return.</w:t>
+        <w:t>We ask for two kinds of support, and Table I separates them because they are not interchangeable. The first is funding, for the engineering and measurement effort in WP2 through WP5 — person-months on the second scenario, the measured-coexistence campaign, the audit-grade export and the delivered E2 control action, together with the RF bench instrumentation those require, the compute behind them, and an independently commissioned replication of every gate. No figure is quoted here on purpose: the right amount depends on which lab and which measured environment the Alliance can open, and a number named before that is a guess dressed as a budget. A costed breakdown against these exact lines follows on request.</w:t>
       </w:r>
     </w:p>
     <w:p>
@@ -912,9 +926,23 @@
       <w:r>
         <w:rPr>
           <w:rFonts w:ascii="Times New Roman" w:hAnsi="Times New Roman"/>
-          <w:sz w:val="18"/>
+          <w:sz w:val="17"/>
         </w:rPr>
-        <w:t>The asks are ordered by how much they change the evidence. A measured interference source converts our weakest result — a modelled incumbent — into a measured one, and it is the only gate in the plan we cannot attempt alone. A member's planner converts G1 from a demonstration into an industrial result: we can shield a planner without reading it, which means a member risks no disclosure by letting us try, and a failure would be the most useful outcome in the programme because it would name an invariant the profile is missing. An operator willing to run the layer in shadow mode — emitting certificates and refusals with nothing actuated — would close the one criterion on which we are honestly weak.</w:t>
+        <w:t>The second kind is access, which no amount of funding substitutes for, and it is precisely what the Alliance has spent two years assembling: endorsed labs with Keysight Technologies, Northeastern University, Singapore University of Technology and Design and VIAVI Solutions, created for data creation and benchmarking; a Data-for-AI initiative defining a data-management and collection pipeline across real-time systems and simulators; a Test Methodology initiative developing standardised evaluation metrics [15]; and an AI-for-RAN working group that is the natural home for an assurance profile [14].</w:t>
+      </w:r>
+    </w:p>
+    <w:p>
+      <w:pPr>
+        <w:spacing w:after="50"/>
+        <w:ind w:firstLine="317"/>
+        <w:jc w:val="both"/>
+      </w:pPr>
+      <w:r>
+        <w:rPr>
+          <w:rFonts w:ascii="Times New Roman" w:hAnsi="Times New Roman"/>
+          <w:sz w:val="17"/>
+        </w:rPr>
+        <w:t>The asks are ordered by how much each changes the evidence rather than by how easy it is to grant. A measured interference source converts our weakest input — a modelled incumbent — into a measured one, and it is the only gate in the plan we cannot attempt alone. A member's planner converts G1 from a delivered demonstration into an industrial result: the layer never reads the planner, so a member risks no disclosure by letting us try, and a failure would be the most useful outcome in the programme because it would name an invariant the profile is missing. An operator willing to run the layer in shadow mode — certificates and refusals emitted, nothing actuated — would close the one criterion on which we are honestly weak.</w:t>
       </w:r>
     </w:p>
     <w:p>
@@ -927,16 +955,16 @@
         <w:rPr>
           <w:rFonts w:ascii="Times New Roman" w:hAnsi="Times New Roman"/>
           <w:i/>
-          <w:sz w:val="18"/>
+          <w:sz w:val="17"/>
         </w:rPr>
         <w:t xml:space="preserve">Execution risk.  </w:t>
       </w:r>
       <w:r>
         <w:rPr>
           <w:rFonts w:ascii="Times New Roman" w:hAnsi="Times New Roman"/>
-          <w:sz w:val="18"/>
+          <w:sz w:val="17"/>
         </w:rPr>
-        <w:t>The dominant risk is WP3: if no measured interference source or bench slot can be secured, gate G3 cannot be attempted. The mitigation is sequencing — WP1, WP2 and WP4 carry no external dependency and deliver the profile, the second scenario and the export format regardless — plus a documented fallback to a multi-cell ray-traced incumbent, which we would publish as the weaker result it is rather than present as measured. The second risk is that gate G1 exposes a planner our invariant set cannot express; that outcome is a publishable finding about the profile's coverage, and the schema is versioned so it can absorb it.</w:t>
+        <w:t>The dominant risk is WP3: if no measured interference source or bench slot can be secured, gate G3 cannot be attempted. The mitigation is sequencing — WP2, WP4 and WP5 carry no external dependency and deliver the second scenario, the export format and the replication regardless — plus a documented fallback to a multi-cell ray-traced incumbent, which we would publish as the weaker result it is rather than present as measured. The second risk is that a member's planner exposes an invariant our set cannot express; that outcome is a publishable finding about the profile's coverage, and the schema is versioned so it can absorb it.</w:t>
       </w:r>
     </w:p>
     <w:p>
@@ -958,7 +986,7 @@
           <w:rFonts w:ascii="Times New Roman" w:hAnsi="Times New Roman"/>
           <w:sz w:val="15"/>
         </w:rPr>
-        <w:t>What we ask of the Alliance, and what goes back in return. No funding is requested.</w:t>
+        <w:t>What we ask for — funding against named work, and the access funding cannot buy — with what goes back in return. Amounts are in the costed breakdown, not here.</w:t>
       </w:r>
     </w:p>
     <w:tbl>
@@ -992,14 +1020,14 @@
                 <w:b/>
                 <w:sz w:val="14"/>
               </w:rPr>
-              <w:t xml:space="preserve">Bench time in an endorsed lab, with a real interference source  </w:t>
+              <w:t xml:space="preserve">FUND  Measured-coexistence campaign (WP3)  </w:t>
             </w:r>
             <w:r>
               <w:rPr>
                 <w:rFonts w:ascii="Times New Roman" w:hAnsi="Times New Roman"/>
                 <w:sz w:val="14"/>
               </w:rPr>
-              <w:t>Unblocks WP3 and gate G3 — the only gate this team cannot attempt alone. Replaces the modelled incumbent, the weakest input in the evidence base. In return: the measurement scripts, the pinned manifests and the raw results, published whether or not they favour us.</w:t>
+              <w:t>Person-months and instrumentation to replace the modelled incumbent with a multi-cell or bench-measured interference source — the weakest input in our evidence base and the only gate we cannot attempt alone. In return: the scripts, the pinned manifests and the raw results, published whether or not they favour us.</w:t>
             </w:r>
           </w:p>
         </w:tc>
@@ -1024,14 +1052,14 @@
                 <w:b/>
                 <w:sz w:val="14"/>
               </w:rPr>
-              <w:t xml:space="preserve">A member's planner to shield, under NDA or in the open  </w:t>
+              <w:t xml:space="preserve">FUND  Second ray-traced scenario and band (WP2)  </w:t>
             </w:r>
             <w:r>
               <w:rPr>
                 <w:rFonts w:ascii="Times New Roman" w:hAnsi="Times New Roman"/>
                 <w:sz w:val="14"/>
               </w:rPr>
-              <w:t>Turns G1 from a demonstration into an industrial result. The layer never reads the planner, so a member discloses nothing by letting us try. A failure is the most useful outcome available: it names an invariant the profile is missing. In return: the member gets a per-decision compliance record for its own planner, at no change to it.</w:t>
+              <w:t>Person-months on scenario generation and re-execution of every gate at a different carrier with genuine frequency selectivity. In return: a reproduction report naming any constant that turns out to have been tuned rather than derived.</w:t>
             </w:r>
           </w:p>
         </w:tc>
@@ -1056,7 +1084,135 @@
                 <w:b/>
                 <w:sz w:val="14"/>
               </w:rPr>
-              <w:t xml:space="preserve">An operator willing to run the layer in shadow mode  </w:t>
+              <w:t xml:space="preserve">FUND  Audit-grade export and a delivered E2 control action (WP4)  </w:t>
+            </w:r>
+            <w:r>
+              <w:rPr>
+                <w:rFonts w:ascii="Times New Roman" w:hAnsi="Times New Roman"/>
+                <w:sz w:val="14"/>
+              </w:rPr>
+              <w:t>Person-months to make the evidence chain verifiable offline by a spectrum authority, and to carry the E2SM-RC payloads WP1 already constructs over a real E2 termination. In return: the export format and the E2 binding, open and offered to the profile.</w:t>
+            </w:r>
+          </w:p>
+        </w:tc>
+      </w:tr>
+      <w:tr>
+        <w:trPr>
+          <w:cantSplit/>
+        </w:trPr>
+        <w:tc>
+          <w:tcPr>
+            <w:tcW w:type="dxa" w:w="4860"/>
+          </w:tcPr>
+          <w:p>
+            <w:pPr>
+              <w:spacing w:before="10" w:after="10"/>
+              <w:jc w:val="both"/>
+            </w:pPr>
+            <w:r/>
+            <w:r>
+              <w:rPr>
+                <w:rFonts w:ascii="Times New Roman" w:hAnsi="Times New Roman"/>
+                <w:b/>
+                <w:sz w:val="14"/>
+              </w:rPr>
+              <w:t xml:space="preserve">FUND  Independent replication and security review (WP5)  </w:t>
+            </w:r>
+            <w:r>
+              <w:rPr>
+                <w:rFonts w:ascii="Times New Roman" w:hAnsi="Times New Roman"/>
+                <w:sz w:val="14"/>
+              </w:rPr>
+              <w:t>An externally commissioned re-execution of every gate and a review of the fail-closed guard chain by someone with no stake in the answer. A result nobody outside the project has reproduced is not yet evidence, and we would rather fund that than assert it.</w:t>
+            </w:r>
+          </w:p>
+        </w:tc>
+      </w:tr>
+      <w:tr>
+        <w:trPr>
+          <w:cantSplit/>
+        </w:trPr>
+        <w:tc>
+          <w:tcPr>
+            <w:tcW w:type="dxa" w:w="4860"/>
+          </w:tcPr>
+          <w:p>
+            <w:pPr>
+              <w:spacing w:before="10" w:after="10"/>
+              <w:jc w:val="both"/>
+            </w:pPr>
+            <w:r/>
+            <w:r>
+              <w:rPr>
+                <w:rFonts w:ascii="Times New Roman" w:hAnsi="Times New Roman"/>
+                <w:b/>
+                <w:sz w:val="14"/>
+              </w:rPr>
+              <w:t xml:space="preserve">ACCESS  Bench time in an endorsed lab  </w:t>
+            </w:r>
+            <w:r>
+              <w:rPr>
+                <w:rFonts w:ascii="Times New Roman" w:hAnsi="Times New Roman"/>
+                <w:sz w:val="14"/>
+              </w:rPr>
+              <w:t>Funding alone does not buy this. The endorsed labs exist for data creation and benchmarking [15]; WP3 needs one of them, with a real interference source and calibrated instrumentation. In return: every measurement artefact, and co-authorship of what it produces.</w:t>
+            </w:r>
+          </w:p>
+        </w:tc>
+      </w:tr>
+      <w:tr>
+        <w:trPr>
+          <w:cantSplit/>
+        </w:trPr>
+        <w:tc>
+          <w:tcPr>
+            <w:tcW w:type="dxa" w:w="4860"/>
+          </w:tcPr>
+          <w:p>
+            <w:pPr>
+              <w:spacing w:before="10" w:after="10"/>
+              <w:jc w:val="both"/>
+            </w:pPr>
+            <w:r/>
+            <w:r>
+              <w:rPr>
+                <w:rFonts w:ascii="Times New Roman" w:hAnsi="Times New Roman"/>
+                <w:b/>
+                <w:sz w:val="14"/>
+              </w:rPr>
+              <w:t xml:space="preserve">ACCESS  A member's planner to shield, under NDA or in the open  </w:t>
+            </w:r>
+            <w:r>
+              <w:rPr>
+                <w:rFonts w:ascii="Times New Roman" w:hAnsi="Times New Roman"/>
+                <w:sz w:val="14"/>
+              </w:rPr>
+              <w:t>Turns G1 from a delivered demonstration into an industrial result. The layer never reads the planner, so a member discloses nothing by letting us try, and a failure is the most useful outcome available: it names an invariant the profile is missing. In return: the member gets a per-decision compliance record for its own planner, at no change to it.</w:t>
+            </w:r>
+          </w:p>
+        </w:tc>
+      </w:tr>
+      <w:tr>
+        <w:trPr>
+          <w:cantSplit/>
+        </w:trPr>
+        <w:tc>
+          <w:tcPr>
+            <w:tcW w:type="dxa" w:w="4860"/>
+          </w:tcPr>
+          <w:p>
+            <w:pPr>
+              <w:spacing w:before="10" w:after="10"/>
+              <w:jc w:val="both"/>
+            </w:pPr>
+            <w:r/>
+            <w:r>
+              <w:rPr>
+                <w:rFonts w:ascii="Times New Roman" w:hAnsi="Times New Roman"/>
+                <w:b/>
+                <w:sz w:val="14"/>
+              </w:rPr>
+              <w:t xml:space="preserve">ACCESS  An operator willing to run the layer in shadow mode  </w:t>
             </w:r>
             <w:r>
               <w:rPr>
@@ -1088,78 +1244,14 @@
                 <w:b/>
                 <w:sz w:val="14"/>
               </w:rPr>
-              <w:t xml:space="preserve">Alignment with the Data-for-AI collection pipeline  </w:t>
+              <w:t xml:space="preserve">ACCESS  Data-for-AI alignment and a working-group route  </w:t>
             </w:r>
             <w:r>
               <w:rPr>
                 <w:rFonts w:ascii="Times New Roman" w:hAnsi="Times New Roman"/>
                 <w:sz w:val="14"/>
               </w:rPr>
-              <w:t>Our benchmarks are bound to checksum-pinned archives and our gates fail when the input moves; that discipline is directly reusable as a provenance layer for Alliance datasets. In return: the manifest and data-dependence tooling, and the per-decision evidence chain as a candidate dataset format for assurance work.</w:t>
-            </w:r>
-          </w:p>
-        </w:tc>
-      </w:tr>
-      <w:tr>
-        <w:trPr>
-          <w:cantSplit/>
-        </w:trPr>
-        <w:tc>
-          <w:tcPr>
-            <w:tcW w:type="dxa" w:w="4860"/>
-          </w:tcPr>
-          <w:p>
-            <w:pPr>
-              <w:spacing w:before="10" w:after="10"/>
-              <w:jc w:val="both"/>
-            </w:pPr>
-            <w:r/>
-            <w:r>
-              <w:rPr>
-                <w:rFonts w:ascii="Times New Roman" w:hAnsi="Times New Roman"/>
-                <w:b/>
-                <w:sz w:val="14"/>
-              </w:rPr>
-              <w:t xml:space="preserve">A route into Test Methodology and the AI-for-RAN working group  </w:t>
-            </w:r>
-            <w:r>
-              <w:rPr>
-                <w:rFonts w:ascii="Times New Roman" w:hAnsi="Times New Roman"/>
-                <w:sz w:val="14"/>
-              </w:rPr>
-              <w:t>The invariant and certificate schema are offered as a candidate assurance profile, and our falsification rule — every published gate must be shown to fail under an injected regression — is offered as a methodology contribution. In return: the profile, the schemas and the harness, permissively licensed.</w:t>
-            </w:r>
-          </w:p>
-        </w:tc>
-      </w:tr>
-      <w:tr>
-        <w:trPr>
-          <w:cantSplit/>
-        </w:trPr>
-        <w:tc>
-          <w:tcPr>
-            <w:tcW w:type="dxa" w:w="4860"/>
-          </w:tcPr>
-          <w:p>
-            <w:pPr>
-              <w:spacing w:before="10" w:after="10"/>
-              <w:jc w:val="both"/>
-            </w:pPr>
-            <w:r/>
-            <w:r>
-              <w:rPr>
-                <w:rFonts w:ascii="Times New Roman" w:hAnsi="Times New Roman"/>
-                <w:b/>
-                <w:sz w:val="14"/>
-              </w:rPr>
-              <w:t xml:space="preserve">A second measured scenario or band from a member environment  </w:t>
-            </w:r>
-            <w:r>
-              <w:rPr>
-                <w:rFonts w:ascii="Times New Roman" w:hAnsi="Times New Roman"/>
-                <w:sz w:val="14"/>
-              </w:rPr>
-              <w:t>Unblocks WP2 and gate G2, which asks whether every gate reproduces without retuning a single constant. In return: a published reproduction report, including any constant that turns out to have been tuned.</w:t>
+              <w:t>Our results are bound to checksum-pinned archives and our gates fail when the input moves; that discipline is directly reusable as a provenance layer for Alliance datasets [15]. In return: the manifest and data-dependence tooling, the per-decision evidence chain as a candidate dataset format, the falsification rule offered to Test Methodology, and the profile submitted to AI-for-RAN [14].</w:t>
             </w:r>
           </w:p>
         </w:tc>
@@ -1175,7 +1267,7 @@
         <w:rPr>
           <w:rFonts w:ascii="Times New Roman" w:hAnsi="Times New Roman"/>
           <w:b/>
-          <w:sz w:val="18"/>
+          <w:sz w:val="17"/>
         </w:rPr>
         <w:t>VII.  Expected Deliverables and Impact</w:t>
       </w:r>
@@ -1189,7 +1281,7 @@
       <w:r>
         <w:rPr>
           <w:rFonts w:ascii="Times New Roman" w:hAnsi="Times New Roman"/>
-          <w:sz w:val="18"/>
+          <w:sz w:val="17"/>
         </w:rPr>
         <w:t>Deliverables map onto the output types the Call anticipates. Prototype: the enforcement layer running as a non-real-time rApp with a live demonstration — policy emission through the production A1 mediator into a real xApp, including a Shield-corrected over-power proposal refused rather than emitted — which runs unattended and is available to the Alliance on request. Algorithms and models: the invariant algebra with its fixed-point composition, the protected-slice floor, and the certificate schema. Benchmarking-ready code: the harness in which every gate is proven to fail under injected regression, runnable by a third party from a pinned archive. Datasets: the pinned measurement manifests and the per-decision evidence chains, with the audit-grade export format from WP4. Standardization contributions: the invariant and certificate schema offered as a candidate assurance profile for enforceable service objectives, and the protected-slice floor as a concrete realisation of capacity an AI cannot reallocate.</w:t>
       </w:r>
@@ -1204,14 +1296,14 @@
         <w:rPr>
           <w:rFonts w:ascii="Times New Roman" w:hAnsi="Times New Roman"/>
           <w:i/>
-          <w:sz w:val="18"/>
+          <w:sz w:val="17"/>
         </w:rPr>
         <w:t xml:space="preserve">Impact.  </w:t>
       </w:r>
       <w:r>
         <w:rPr>
           <w:rFonts w:ascii="Times New Roman" w:hAnsi="Times New Roman"/>
-          <w:sz w:val="18"/>
+          <w:sz w:val="17"/>
         </w:rPr>
         <w:t>The effect is to move a class of deployment blocker from statistical argument to architectural guarantee. An operator can adopt a stronger and less interpretable planner without enlarging regulatory exposure, because exposure is bounded by its own control path rather than by a supplier's model — and can demonstrate that bound to a third party from the evidence chain rather than from validation statistics. A vendor gains a way to have its planner accepted into a network that will not inspect it. Published negative results are part of the deliverable, not an accident of it: the layer, schemas, evidence store and harness are developed in the open under a permissive licence with public CI, and every figure here is reproducible from a checksum-pinned archive.</w:t>
       </w:r>
@@ -1226,7 +1318,7 @@
         <w:rPr>
           <w:rFonts w:ascii="Times New Roman" w:hAnsi="Times New Roman"/>
           <w:b/>
-          <w:sz w:val="18"/>
+          <w:sz w:val="17"/>
         </w:rPr>
         <w:t>VIII.  Alignment with AI-RAN Alliance Priorities</w:t>
       </w:r>
@@ -1240,7 +1332,7 @@
       <w:r>
         <w:rPr>
           <w:rFonts w:ascii="Times New Roman" w:hAnsi="Times New Roman"/>
-          <w:sz w:val="18"/>
+          <w:sz w:val="17"/>
         </w:rPr>
         <w:t>The Alliance's problem is not whether AI can improve the RAN — the field trials have answered that — but what has to exist before an operator can let it actuate. This proposal supplies the missing artefact on the assurance side, and is deliberately shaped to be adoptable rather than merely publishable: vendor-neutral by construction, because the layer never reads the planner and so binds a member's model without that member disclosing anything about it; standards-facing, because the schema is offered as a profile rather than a product; and packaged for the exact integration path the March 2026 marketplace reciprocity created [10].</w:t>
       </w:r>
@@ -1254,7 +1346,7 @@
       <w:r>
         <w:rPr>
           <w:rFonts w:ascii="Times New Roman" w:hAnsi="Times New Roman"/>
-          <w:sz w:val="18"/>
+          <w:sz w:val="17"/>
         </w:rPr>
         <w:t>It also lands on the work the Alliance is already doing rather than beside it. The AI-for-RAN working group's remit is spectral and energy efficiency [14] — which is precisely where a learned planner wants to push against a licence, and therefore precisely where an enforcement layer earns its place. Test Methodology is developing standardised evaluation metrics for AI-driven RAN solutions [15]; our falsification rule, that every published gate must be shown to fail under an injected regression, is offered as a contribution to it, because a metric no one can fail is not a metric. Data-for-AI is building a structured collection pipeline across real-time systems and simulators [15]; the pinned-manifest and data-dependence tooling that binds our results to their inputs transfers directly, and the per-decision evidence chain is itself a candidate dataset format for assurance work.</w:t>
       </w:r>
@@ -1268,7 +1360,7 @@
       <w:r>
         <w:rPr>
           <w:rFonts w:ascii="Times New Roman" w:hAnsi="Times New Roman"/>
-          <w:sz w:val="18"/>
+          <w:sz w:val="17"/>
         </w:rPr>
         <w:t>The timing is set by the standards calendar. ITU-R M.2160 places security, privacy and resilience among the four design principles that apply to every IMT-2030 usage scenario and admits AI as a first-class scenario driver [11]; 3GPP opened 6G study in Release 20 with normative Release 21 work expected around end-2028 [12]. An assurance profile intended to be normative must exist, be implemented, and have survived falsification before that window closes. Table II maps this document onto the five official evaluation criteria.</w:t>
       </w:r>
@@ -1429,7 +1521,7 @@
                 <w:rFonts w:ascii="Times New Roman" w:hAnsi="Times New Roman"/>
                 <w:sz w:val="14"/>
               </w:rPr>
-              <w:t>§V, §VI — four work packages with named owners and falsifiable exit gates, three of which carry no external dependency, plus a stated dominant risk with its mitigation and fallback.</w:t>
+              <w:t>§V, §VI — WP1 delivered before any award, gate and all, and re-run by CI; four remaining packages with named owners, falsifiable exit gates, three of them free of external dependency, and a stated dominant risk with its mitigation and fallback.</w:t>
             </w:r>
           </w:p>
         </w:tc>
@@ -1477,7 +1569,7 @@
         <w:rPr>
           <w:rFonts w:ascii="Times New Roman" w:hAnsi="Times New Roman"/>
           <w:b/>
-          <w:sz w:val="18"/>
+          <w:sz w:val="17"/>
         </w:rPr>
         <w:t>IX.  Evidence Boundary and What Is Not Claimed</w:t>
       </w:r>
@@ -1491,7 +1583,7 @@
       <w:r>
         <w:rPr>
           <w:rFonts w:ascii="Times New Roman" w:hAnsi="Times New Roman"/>
-          <w:sz w:val="18"/>
+          <w:sz w:val="17"/>
         </w:rPr>
         <w:t>We state the boundary precisely, because a proposal that overstates it cannot be checked. The propagation is site-specific ray tracing, not over-the-air capture; it is a single scenario; the RAN software is open-source rather than vendor equipment; the incumbent in the coexistence analysis is modelled. Live-network, vendor-interoperability, RF-conformance and carrier-scale properties are not claimed. “No action reached the radio” would overstate what was tested; the correct form is that no non-compliant action passed the Shield's software emission boundary in the tested O-RAN control path. The structural claim holds within the enumerated invariants, correctly configured limits, trusted telemetry and the guarded adapter path — it does not cover a missing invariant, a misconfigured licence limit, compromised telemetry, or a bypass around the adapter. No 6G or IMT-2030 compliance is claimed or claimable: no such specification yet exists. Closing these gaps is what WP2 and WP3 are for.</w:t>
       </w:r>
@@ -1505,7 +1597,7 @@
       <w:r>
         <w:rPr>
           <w:rFonts w:ascii="Times New Roman" w:hAnsi="Times New Roman"/>
-          <w:sz w:val="18"/>
+          <w:sz w:val="17"/>
         </w:rPr>
         <w:t>What the work most needs from members is measured environments: multi-cell measurements, a real incumbent, or bench time. Results, including failures, would be co-published.</w:t>
       </w:r>
@@ -1520,7 +1612,7 @@
         <w:rPr>
           <w:rFonts w:ascii="Times New Roman" w:hAnsi="Times New Roman"/>
           <w:b/>
-          <w:sz w:val="18"/>
+          <w:sz w:val="17"/>
         </w:rPr>
         <w:t>References</w:t>
       </w:r>
@@ -2114,7 +2206,7 @@
     </w:pPr>
     <w:rPr>
       <w:rFonts w:ascii="Times New Roman" w:hAnsi="Times New Roman" w:cs="Times New Roman" w:eastAsia="Times New Roman"/>
-      <w:sz w:val="18"/>
+      <w:sz w:val="17"/>
     </w:rPr>
   </w:style>
   <w:style w:type="paragraph" w:styleId="Header">
@@ -13832,7 +13924,7 @@
     <w:rPr>
       <w:rFonts w:ascii="Times New Roman" w:hAnsi="Times New Roman"/>
       <w:b/>
-      <w:sz w:val="18"/>
+      <w:sz w:val="17"/>
     </w:rPr>
   </w:style>
 </w:styles>

--- a/docs/proposal/Horizon-RIC_AI-RAN_Call-for-Innovation_Proposal.docx
+++ b/docs/proposal/Horizon-RIC_AI-RAN_Call-for-Innovation_Proposal.docx
@@ -58,7 +58,7 @@
           <w:rFonts w:ascii="Times New Roman" w:hAnsi="Times New Roman"/>
           <w:sz w:val="17"/>
         </w:rPr>
-        <w:t>Learned control has crossed into live actuation of licensed spectrum, and vendors have opened their rApp ecosystems to one another, so operators will soon actuate spectrum through planners they neither wrote nor can inspect, while keeping sole liability. Existing assurance methods — constrained reinforcement learning, Lagrangian penalties — lower the probability of a violation without bounding it, and bind the argument to one trained artefact. Horizon-RIC moves the constraint out of the objective and into the topology. A projection operator, the Decision Safety Shield, sits between the planner and the southbound interface: the planner emits a proposal, never an action, and only the projected action exists downstream, so an out-of-licence emission is unrepresentable rather than unlikely. A fail-closed guard chain refuses any emission whose corrections were not audited, and every decision and refusal is appended to a hash-chained, Ed25519-signed store. The property survives retraining, vendor substitution and a hostile planner. The layer is exercised against third-party open-source O-RAN software on real sockets — 12 of 12 policies ENFORCED by the production ric-plt/a1 mediator — driven by ray-traced propagation for 4096 receivers. Across 8000 decisions, 4658 requested actions were out of licence and none passed the emission boundary; 2442 were demanded by the propagation itself rather than by any attack. Work package one is already delivered. We ask for funding against the remaining four, and for the thing funding cannot buy: measured environments through the Alliance's endorsed labs, a member's planner to shield, and a working-group route for the profile.</w:t>
+        <w:t>Learned control has crossed into live actuation of licensed spectrum, and vendors have opened their rApp ecosystems to one another, so operators will soon actuate spectrum through planners they neither wrote nor can inspect, while keeping sole liability. Existing assurance methods — constrained reinforcement learning, Lagrangian penalties — lower the probability of a violation without bounding it, and bind the argument to one trained artefact. Horizon-RIC moves the constraint out of the objective and into the topology. A projection operator, the Decision Safety Shield, sits between the planner and the southbound interface: the planner emits a proposal, never an action, and only the projected action exists downstream, so an out-of-licence emission is unrepresentable rather than unlikely. A fail-closed guard chain refuses any emission whose corrections were not audited, and every decision and refusal is appended to a hash-chained, Ed25519-signed store. The property survives retraining, vendor substitution and a hostile planner. The layer is exercised against third-party open-source O-RAN software on real sockets — 12 of 12 policies ENFORCED by the production ric-plt/a1 mediator — driven by ray-traced propagation for 4096 receivers. Across 8000 decisions, 4658 requested actions were out of licence and none passed the emission boundary; 2442 were demanded by the propagation itself rather than by any attack. We ask for funding against the work packages below, and for the thing funding cannot buy: measured environments through the Alliance's endorsed labs, a member's planner to shield, and a working-group route for the profile.</w:t>
       </w:r>
     </w:p>
     <w:p>
@@ -724,7 +724,7 @@
           <w:b/>
           <w:sz w:val="17"/>
         </w:rPr>
-        <w:t>V.  Twelve-Month Timeline and Milestones, on a Delivered Baseline</w:t>
+        <w:t>V.  Twelve-Month Timeline and Milestones</w:t>
       </w:r>
     </w:p>
     <w:p>
@@ -752,7 +752,7 @@
           <w:rFonts w:ascii="Times New Roman" w:hAnsi="Times New Roman"/>
           <w:sz w:val="17"/>
         </w:rPr>
-        <w:t>WP1 is already delivered, before any award. The invariant and safety-certificate schema are published as machine-readable schemas and a draft assurance profile, and gate G1 — a second, independently written planner shielded without modification to either the planner or the Shield — is met and re-run by CI. The second planner is a UCB1 bandit that imports nothing from the enforcement layer; over 4000 decisions it requested 3546 out-of-licence actions and none passed the boundary. The gate pins the SHA-256 of the Shield and of the planner, so editing either side to make the numbers agree fails it rather than passing it. The team has already shipped its first work package to the standard the rest are written to, which is the most useful thing a reviewer can know about the plan below.</w:t>
+        <w:t>WP1, months 1–4 — conformance profile. The invariant and safety-certificate schema are mapped onto O-RAN A1 and E2 and released as a draft assurance profile with machine-readable schemas. Gate G1: a second, independently written planner is shielded without modification to either the planner or the Shield, and the gate pins the SHA-256 of both so editing either side to make the numbers agree fails it rather than passing it.</w:t>
       </w:r>
     </w:p>
     <w:p>
@@ -766,7 +766,7 @@
           <w:rFonts w:ascii="Times New Roman" w:hAnsi="Times New Roman"/>
           <w:sz w:val="17"/>
         </w:rPr>
-        <w:t>WP2, months 1–4 — second scenario and band. An independent ray-traced scenario with genuine frequency selectivity, at a different carrier. Gate G2: every published gate reproduces without retuning any constant, or the discrepancy is published.</w:t>
+        <w:t>WP2, months 3–6 — second scenario and band. An independent ray-traced scenario with genuine frequency selectivity, at a different carrier. Gate G2: every published gate reproduces without retuning any constant, or the discrepancy is published.</w:t>
       </w:r>
     </w:p>
     <w:p>
@@ -780,7 +780,7 @@
           <w:rFonts w:ascii="Times New Roman" w:hAnsi="Times New Roman"/>
           <w:sz w:val="17"/>
         </w:rPr>
-        <w:t>WP3, months 3–7 — measured coexistence. The modelled incumbent is replaced by a multi-cell or bench-measured interference source. Gate G3: learning gain over the zero-data constant-power policy is positive on measured data — the honest test of whether AI contributes anything in this regime.</w:t>
+        <w:t>WP3, months 6–9 — measured coexistence. The modelled incumbent is replaced by a multi-cell or bench-measured interference source. Gate G3: learning gain over the zero-data constant-power policy is positive on measured data — the honest test of whether AI contributes anything in this regime.</w:t>
       </w:r>
     </w:p>
     <w:p>
@@ -794,7 +794,7 @@
           <w:rFonts w:ascii="Times New Roman" w:hAnsi="Times New Roman"/>
           <w:sz w:val="17"/>
         </w:rPr>
-        <w:t>WP4, months 6–10 — audit-grade export and a delivered E2 control action. Evidence export in a form a spectrum authority can verify offline; and the E2SM-RC payloads that WP1 already constructs carried over a real E2 termination to a node with a UE attached. Gate G4: a RIC Control Request derived from a signed certificate is accepted by an E2 node, and one derived from a refused decision cannot be constructed at all.</w:t>
+        <w:t>WP4, months 8–12 — audit-grade export and a delivered E2 control action. Evidence export in a form a spectrum authority can verify offline; and the E2SM-RC payloads that WP1 already constructs carried over a real E2 termination to a node with a UE attached. Gate G4: a RIC Control Request derived from a signed certificate is accepted by an E2 node, and one derived from a refused decision cannot be constructed at all.</w:t>
       </w:r>
     </w:p>
     <w:p>
@@ -808,7 +808,7 @@
           <w:rFonts w:ascii="Times New Roman" w:hAnsi="Times New Roman"/>
           <w:sz w:val="17"/>
         </w:rPr>
-        <w:t>WP5, months 9–12 — independent replication and standardisation. The profile is submitted to the AI-RAN Alliance working group and to O-RAN WG11 as candidate input, and a third party re-executes every gate from the published archive. Gate G5: an external party reproduces the headline enforcement result without contacting us.</w:t>
+        <w:t>WP5, months 10–12 — independent replication and standardisation. The profile is submitted to the AI-RAN Alliance working group and to O-RAN WG11 as candidate input, and a third party re-executes every gate from the published archive. Gate G5: an external party reproduces the headline enforcement result without contacting us.</w:t>
       </w:r>
     </w:p>
     <w:p>
@@ -820,7 +820,7 @@
       <w:r>
         <w:drawing>
           <wp:inline xmlns:a="http://schemas.openxmlformats.org/drawingml/2006/main" xmlns:pic="http://schemas.openxmlformats.org/drawingml/2006/picture">
-            <wp:extent cx="3067812" cy="1830637"/>
+            <wp:extent cx="3067812" cy="1865561"/>
             <wp:docPr id="3" name="Picture 3"/>
             <wp:cNvGraphicFramePr>
               <a:graphicFrameLocks noChangeAspect="1"/>
@@ -841,7 +841,7 @@
                   <pic:spPr>
                     <a:xfrm>
                       <a:off x="0" y="0"/>
-                      <a:ext cx="3067812" cy="1830637"/>
+                      <a:ext cx="3067812" cy="1865561"/>
                     </a:xfrm>
                     <a:prstGeom prst="rect"/>
                   </pic:spPr>
@@ -871,7 +871,7 @@
           <w:rFonts w:ascii="Times New Roman" w:hAnsi="Times New Roman"/>
           <w:sz w:val="14"/>
         </w:rPr>
-        <w:t>Work packages, owners (DF Daniel Foo, BS Bowen Shen, FL Feng Li) and exit gates. WP1 is shown hatched because it is already delivered and its gate G1 is met and re-run by CI; the funded plan is WP2 to WP5. Each gate is a falsifiable criterion, not a report — a gate that cannot fail is treated as no gate.</w:t>
+        <w:t>Work packages, owners (DF Daniel Foo, BS Bowen Shen, FL Feng Li) and the five exit gates. Each gate is a falsifiable criterion, not a report — a gate that cannot fail is treated as no gate.</w:t>
       </w:r>
     </w:p>
     <w:p>
@@ -900,7 +900,7 @@
           <w:rFonts w:ascii="Times New Roman" w:hAnsi="Times New Roman"/>
           <w:sz w:val="17"/>
         </w:rPr>
-        <w:t>Daniel Foo (PreceptualAI, Singapore) is the architect and implementer of the enforcement layer, the evidence chain and the O-RAN integration; he delivered WP1 and leads WP4. Bowen Shen (Nanyang Technological University) contributes the federated DSA and satellite-IoT spectrum work this layer sits on [1], [3] and leads WP2. Dr Feng Li (Nanyang Technological University) contributes the dynamic spectrum access and secure-learning programme [1], [2], [3] and leads WP3, with oversight of the measurement methodology across all packages. WP5 is shared between Daniel Foo and Dr Feng Li.</w:t>
+        <w:t>Daniel Foo (PreceptualAI, Singapore) is the architect and implementer of the enforcement layer, the evidence chain and the O-RAN integration, and leads WP1 and WP4. Bowen Shen (Nanyang Technological University) contributes the federated DSA and satellite-IoT spectrum work this layer sits on [1], [3] and leads WP2. Dr Feng Li (Nanyang Technological University) contributes the dynamic spectrum access and secure-learning programme [1], [2], [3] and leads WP3, with oversight of the measurement methodology across all packages. WP5 is shared between Daniel Foo and Dr Feng Li.</w:t>
       </w:r>
     </w:p>
     <w:p>
@@ -942,7 +942,7 @@
           <w:rFonts w:ascii="Times New Roman" w:hAnsi="Times New Roman"/>
           <w:sz w:val="17"/>
         </w:rPr>
-        <w:t>The asks are ordered by how much each changes the evidence rather than by how easy it is to grant. A measured interference source converts our weakest input — a modelled incumbent — into a measured one, and it is the only gate in the plan we cannot attempt alone. A member's planner converts G1 from a delivered demonstration into an industrial result: the layer never reads the planner, so a member risks no disclosure by letting us try, and a failure would be the most useful outcome in the programme because it would name an invariant the profile is missing. An operator willing to run the layer in shadow mode — certificates and refusals emitted, nothing actuated — would close the one criterion on which we are honestly weak.</w:t>
+        <w:t>The asks are ordered by how much each changes the evidence rather than by how easy it is to grant. A measured interference source converts our weakest input — a modelled incumbent — into a measured one, and it is the only gate in the plan we cannot attempt alone. A member's planner converts G1 from an in-house demonstration into an industrial result: the layer never reads the planner, so a member risks no disclosure by letting us try, and a failure would be the most useful outcome in the programme because it would name an invariant the profile is missing. An operator willing to run the layer in shadow mode — certificates and refusals emitted, nothing actuated — would close the one criterion on which we are honestly weak.</w:t>
       </w:r>
     </w:p>
     <w:p>
@@ -964,7 +964,7 @@
           <w:rFonts w:ascii="Times New Roman" w:hAnsi="Times New Roman"/>
           <w:sz w:val="17"/>
         </w:rPr>
-        <w:t>The dominant risk is WP3: if no measured interference source or bench slot can be secured, gate G3 cannot be attempted. The mitigation is sequencing — WP2, WP4 and WP5 carry no external dependency and deliver the second scenario, the export format and the replication regardless — plus a documented fallback to a multi-cell ray-traced incumbent, which we would publish as the weaker result it is rather than present as measured. The second risk is that a member's planner exposes an invariant our set cannot express; that outcome is a publishable finding about the profile's coverage, and the schema is versioned so it can absorb it.</w:t>
+        <w:t>The dominant risk is WP3: if no measured interference source or bench slot can be secured, gate G3 cannot be attempted. The mitigation is sequencing — WP1, WP2, WP4 and WP5 carry no external dependency and deliver the profile, the second scenario, the export format and the replication regardless — plus a documented fallback to a multi-cell ray-traced incumbent, which we would publish as the weaker result it is rather than present as measured. The second risk is that a member's planner exposes an invariant our set cannot express; that outcome is a publishable finding about the profile's coverage, and the schema is versioned so it can absorb it.</w:t>
       </w:r>
     </w:p>
     <w:p>
@@ -1521,7 +1521,7 @@
                 <w:rFonts w:ascii="Times New Roman" w:hAnsi="Times New Roman"/>
                 <w:sz w:val="14"/>
               </w:rPr>
-              <w:t>§V, §VI — WP1 delivered before any award, gate and all, and re-run by CI; four remaining packages with named owners, falsifiable exit gates, three of them free of external dependency, and a stated dominant risk with its mitigation and fallback.</w:t>
+              <w:t>§V, §VI — five work packages with named owners and falsifiable exit gates, four of them free of external dependency, plus a stated dominant risk with its mitigation and fallback.</w:t>
             </w:r>
           </w:p>
         </w:tc>

--- a/docs/proposal/Horizon-RIC_AI-RAN_Call-for-Innovation_Proposal.docx
+++ b/docs/proposal/Horizon-RIC_AI-RAN_Call-for-Innovation_Proposal.docx
@@ -794,7 +794,7 @@
           <w:rFonts w:ascii="Times New Roman" w:hAnsi="Times New Roman"/>
           <w:sz w:val="17"/>
         </w:rPr>
-        <w:t>WP4, months 8–12 — audit-grade export and a delivered E2 control action. Evidence export in a form a spectrum authority can verify offline; and the E2SM-RC payloads that WP1 already constructs carried over a real E2 termination to a node with a UE attached. Gate G4: a RIC Control Request derived from a signed certificate is accepted by an E2 node, and one derived from a refused decision cannot be constructed at all.</w:t>
+        <w:t>WP4, months 8–12 — audit-grade export and a delivered E2 control action. Evidence export in a form a spectrum authority can verify offline; and WP1's E2SM-RC control payloads carried over a real E2 termination to a node with a UE attached. Gate G4: a RIC Control Request derived from a signed certificate is accepted by an E2 node, and one derived from a refused decision cannot be constructed at all.</w:t>
       </w:r>
     </w:p>
     <w:p>
@@ -1091,7 +1091,7 @@
                 <w:rFonts w:ascii="Times New Roman" w:hAnsi="Times New Roman"/>
                 <w:sz w:val="14"/>
               </w:rPr>
-              <w:t>Person-months to make the evidence chain verifiable offline by a spectrum authority, and to carry the E2SM-RC payloads WP1 already constructs over a real E2 termination. In return: the export format and the E2 binding, open and offered to the profile.</w:t>
+              <w:t>Person-months to make the evidence chain verifiable offline by a spectrum authority, and to carry WP1's E2SM-RC control payloads over a real E2 termination. In return: the export format and the E2 binding, open and offered to the profile.</w:t>
             </w:r>
           </w:p>
         </w:tc>
@@ -1187,7 +1187,7 @@
                 <w:rFonts w:ascii="Times New Roman" w:hAnsi="Times New Roman"/>
                 <w:sz w:val="14"/>
               </w:rPr>
-              <w:t>Turns G1 from a delivered demonstration into an industrial result. The layer never reads the planner, so a member discloses nothing by letting us try, and a failure is the most useful outcome available: it names an invariant the profile is missing. In return: the member gets a per-decision compliance record for its own planner, at no change to it.</w:t>
+              <w:t>Turns G1 from a demonstration on a planner we wrote ourselves into an industrial result. The layer never reads the planner, so a member discloses nothing by letting us try, and a failure is the most useful outcome available: it names an invariant the profile is missing. In return: the member gets a per-decision compliance record for its own planner, at no change to it.</w:t>
             </w:r>
           </w:p>
         </w:tc>

--- a/docs/proposal/Horizon-RIC_AI-RAN_Call-for-Innovation_Proposal.docx
+++ b/docs/proposal/Horizon-RIC_AI-RAN_Call-for-Innovation_Proposal.docx
@@ -49,16 +49,16 @@
     </w:p>
     <w:p>
       <w:pPr>
-        <w:spacing w:after="50"/>
+        <w:spacing w:after="36"/>
         <w:ind w:firstLine="0"/>
         <w:jc w:val="both"/>
       </w:pPr>
       <w:r>
         <w:rPr>
           <w:rFonts w:ascii="Times New Roman" w:hAnsi="Times New Roman"/>
-          <w:sz w:val="17"/>
+          <w:sz w:val="14"/>
         </w:rPr>
-        <w:t>Learned control has crossed into live actuation of licensed spectrum, and vendors have opened their rApp ecosystems to one another, so operators will soon actuate spectrum through planners they neither wrote nor can inspect, while keeping sole liability. Existing assurance methods — constrained reinforcement learning, Lagrangian penalties — lower the probability of a violation without bounding it, and bind the argument to one trained artefact. Horizon-RIC moves the constraint out of the objective and into the topology. A projection operator, the Decision Safety Shield, sits between the planner and the southbound interface: the planner emits a proposal, never an action, and only the projected action exists downstream, so an out-of-licence emission is unrepresentable rather than unlikely. A fail-closed guard chain refuses any emission whose corrections were not audited, and every decision and refusal is appended to a hash-chained, Ed25519-signed store. The property survives retraining, vendor substitution and a hostile planner. The layer is exercised against third-party open-source O-RAN software on real sockets — 12 of 12 policies ENFORCED by the production ric-plt/a1 mediator — driven by ray-traced propagation for 4096 receivers. Across 8000 decisions, 4658 requested actions were out of licence and none passed the emission boundary; 2442 were demanded by the propagation itself rather than by any attack. We ask for funding against the work packages below, and for the thing funding cannot buy: measured environments through the Alliance's endorsed labs, a member's planner to shield, and a working-group route for the profile.</w:t>
+        <w:t>Learned control has crossed into live actuation of licensed spectrum, and vendors have opened their rApp ecosystems to one another, so operators will soon actuate spectrum through planners they neither wrote nor can inspect while keeping sole liability. Constrained reinforcement learning lowers the probability of a violation without bounding it. Horizon-RIC moves the constraint out of the objective and into the topology: a projection operator, the Decision Safety Shield, sits between the planner and the southbound interface, so the planner emits a proposal, never an action, and only the projected action exists downstream. An out-of-licence emission is unrepresentable rather than unlikely, every decision and refusal is appended to a hash-chained Ed25519-signed store, and the property survives retraining, vendor substitution and a hostile planner. Two independent results: 12 of 12 policies ENFORCED by the production ric-plt/a1 mediator on real sockets; and, on ray-traced propagation for 4096 receivers, 4658 of 8000 requested actions out of licence with none passing the emission boundary — 2442 demanded by the propagation itself, not by any attack. We ask for funding against the work packages below, and for what funding cannot buy: measured environments, a member's planner to shield, and a working-group route for the profile.</w:t>
       </w:r>
     </w:p>
     <w:p>
@@ -71,14 +71,14 @@
           <w:rFonts w:ascii="Times New Roman" w:hAnsi="Times New Roman"/>
           <w:b/>
           <w:i/>
-          <w:sz w:val="17"/>
+          <w:sz w:val="14"/>
         </w:rPr>
         <w:t xml:space="preserve">Keywords — </w:t>
       </w:r>
       <w:r>
         <w:rPr>
           <w:rFonts w:ascii="Times New Roman" w:hAnsi="Times New Roman"/>
-          <w:sz w:val="17"/>
+          <w:sz w:val="14"/>
         </w:rPr>
         <w:t>AI-RAN assurance, O-RAN, action projection, safe reinforcement learning, spectrum compliance, tamper-evident evidence, regulatory liability</w:t>
       </w:r>
@@ -114,7 +114,7 @@
       <w:r>
         <w:drawing>
           <wp:inline xmlns:a="http://schemas.openxmlformats.org/drawingml/2006/main" xmlns:pic="http://schemas.openxmlformats.org/drawingml/2006/picture">
-            <wp:extent cx="5577840" cy="2117303"/>
+            <wp:extent cx="4754880" cy="1869566"/>
             <wp:docPr id="1" name="Picture 1"/>
             <wp:cNvGraphicFramePr>
               <a:graphicFrameLocks noChangeAspect="1"/>
@@ -123,7 +123,7 @@
               <a:graphicData uri="http://schemas.openxmlformats.org/drawingml/2006/picture">
                 <pic:pic>
                   <pic:nvPicPr>
-                    <pic:cNvPr id="0" name="fig-arch.png"/>
+                    <pic:cNvPr id="0" name="fig-enforcement.png"/>
                     <pic:cNvPicPr/>
                   </pic:nvPicPr>
                   <pic:blipFill>
@@ -135,7 +135,7 @@
                   <pic:spPr>
                     <a:xfrm>
                       <a:off x="0" y="0"/>
-                      <a:ext cx="5577840" cy="2117303"/>
+                      <a:ext cx="4754880" cy="1869566"/>
                     </a:xfrm>
                     <a:prstGeom prst="rect"/>
                   </pic:spPr>
@@ -149,7 +149,7 @@
     <w:p>
       <w:pPr>
         <w:spacing w:after="100"/>
-        <w:ind w:left="648" w:right="648"/>
+        <w:ind w:left="1296" w:right="1296"/>
         <w:jc w:val="both"/>
       </w:pPr>
       <w:r>
@@ -165,7 +165,7 @@
           <w:rFonts w:ascii="Times New Roman" w:hAnsi="Times New Roman"/>
           <w:sz w:val="16"/>
         </w:rPr>
-        <w:t>Enforcement topology. The planner is untrusted: its output is a proposal, and only the projected action P(a) leaves the non-real-time plane. The guard chain fails closed — an unaudited correction produces a refusal that never reaches the southbound interface. Southbound, the policy traverses third-party open-source software on real sockets. Every certificate and every refusal is appended to the assurance plane, where a single altered record is localised to its exact chain index.</w:t>
+        <w:t>Measured outcomes on ray-traced propagation, every panel plotted from a CI-gated result file. (a) Of 4658 out-of-licence requests over 8000 decisions, 2442 are demanded by the measured geometry alone and only 2216 by a poisoned planner. (b) Actions inside the emission mask but harmful by adjacent-channel leakage, adjudicated by an oracle that does not share the Shield's constants. (c) Peak requested EIRP against the 33 dBm licence: 52.0 dBm is the 46.0 dBm transmit-power request plus the declared 6.0 dBi antenna gain, which is how the benchmark defines EIRP. (d) Worst-case neural-receiver symbol-error penalty against the certified classical baseline, five attacks in three regimes, held inside 1 dB.</w:t>
       </w:r>
     </w:p>
     <w:p>
@@ -189,42 +189,28 @@
         <w:rPr>
           <w:rFonts w:ascii="Times New Roman" w:hAnsi="Times New Roman"/>
           <w:b/>
-          <w:sz w:val="17"/>
+          <w:sz w:val="14"/>
         </w:rPr>
         <w:t>I.  Problem Statement and Market Relevance</w:t>
       </w:r>
     </w:p>
     <w:p>
       <w:pPr>
-        <w:spacing w:after="50"/>
+        <w:spacing w:after="36"/>
         <w:ind w:firstLine="0"/>
         <w:jc w:val="both"/>
       </w:pPr>
       <w:r>
         <w:rPr>
           <w:rFonts w:ascii="Times New Roman" w:hAnsi="Times New Roman"/>
-          <w:sz w:val="17"/>
+          <w:sz w:val="14"/>
         </w:rPr>
-        <w:t>A transmission that exceeds a licensed EIRP ceiling, or falls outside an assigned block, is a regulatory breach rather than a degraded KPI. Any assurance argument for AI in the RAN that terminates in a probability is therefore the wrong shape for the liability the operator carries. That mismatch, not model accuracy, is the practical reason AI is still deployed in advisory rather than actuating roles.</w:t>
+        <w:t>A transmission that exceeds a licensed EIRP ceiling, or falls outside an assigned block, is a regulatory breach rather than a degraded KPI. An assurance argument that terminates in a probability is the wrong shape for the liability the operator carries — that mismatch, not model accuracy, is why AI is still advisory rather than actuating. The industry has crossed that line anyway: in Q1 2026 an AI rApp was field-trialled across roughly 2800 live cells at autonomy Level 3.86 [9], and in March 2026 the two largest RAN vendors opened their rApp ecosystems to one another over R1 [10]. Operators will increasingly actuate spectrum through planners they did not write and cannot inspect, while retaining sole liability.</w:t>
       </w:r>
     </w:p>
     <w:p>
       <w:pPr>
-        <w:spacing w:after="50"/>
-        <w:ind w:firstLine="317"/>
-        <w:jc w:val="both"/>
-      </w:pPr>
-      <w:r>
-        <w:rPr>
-          <w:rFonts w:ascii="Times New Roman" w:hAnsi="Times New Roman"/>
-          <w:sz w:val="17"/>
-        </w:rPr>
-        <w:t>The industry has now crossed that line anyway. In Q1 2026 an AI uplink-interference rApp was field-trialled across roughly 1500 5G and 1300 4G live cells, lifting 5G SINR 27% under 10% higher uplink traffic, and was assessed at autonomy Level 3.86 on the path to Level 4 [9]. Level 4 removes the human from the per-decision loop. The same trial validated a third-party rApp over R1, and in March 2026 the two largest RAN vendors opened their SMO marketplace and rApp ecosystem to one another over the same interface [10]. The consequence is structural: operators will increasingly actuate licensed spectrum through planners they did not write and cannot inspect, while retaining sole liability for the licence.</w:t>
-      </w:r>
-    </w:p>
-    <w:p>
-      <w:pPr>
-        <w:spacing w:after="50"/>
+        <w:spacing w:after="36"/>
         <w:ind w:firstLine="317"/>
         <w:jc w:val="both"/>
       </w:pPr>
@@ -232,16 +218,16 @@
         <w:rPr>
           <w:rFonts w:ascii="Times New Roman" w:hAnsi="Times New Roman"/>
           <w:i/>
-          <w:sz w:val="17"/>
+          <w:sz w:val="14"/>
         </w:rPr>
         <w:t xml:space="preserve">Market relevance.  </w:t>
       </w:r>
       <w:r>
         <w:rPr>
           <w:rFonts w:ascii="Times New Roman" w:hAnsi="Times New Roman"/>
-          <w:sz w:val="17"/>
+          <w:sz w:val="14"/>
         </w:rPr>
-        <w:t>The buyer is the operator function that owns spectrum compliance and network assurance, and — symmetrically — the vendor that needs its rApp accepted into someone else's network. Two commercial facts fall out of our own measurements rather than from market assertion. First, the exposure is routine, not exceptional: on real campus geometry 46% of measured receivers require more than the licensed EIRP to close their link, so an unshielded planner breaches the licence on an ordinary day. Second, the control is not a performance tax: wherever the optimum is feasible, enforcement surrenders 0.0 dB, which is what makes it adoptable by the RAN team rather than merely mandated at them. We have no operator pilot and no revenue; converting technical readiness into commercial validation is precisely what WP3 and a member pilot are for, and we name it as the weakest part of this proposal rather than dress it up.</w:t>
+        <w:t>The buyer is the operator function owning spectrum compliance, and the vendor needing its rApp accepted elsewhere. On real campus geometry 46% of measured receivers demand more than the licensed EIRP to close their link, so an unshielded planner breaches the licence on an ordinary day. Where the licence does not bind, enforcement surrenders nothing; where it binds, the cost is measured rather than hidden — 0.20 of served fraction against a 40 W small-cell anchor. We have no operator pilot and no revenue, and name that as this proposal's weakest part.</w:t>
       </w:r>
     </w:p>
     <w:p>
@@ -254,131 +240,51 @@
         <w:rPr>
           <w:rFonts w:ascii="Times New Roman" w:hAnsi="Times New Roman"/>
           <w:b/>
-          <w:sz w:val="17"/>
+          <w:sz w:val="14"/>
         </w:rPr>
         <w:t>II.  Innovative Solution and Technical Approach</w:t>
       </w:r>
     </w:p>
     <w:p>
       <w:pPr>
-        <w:spacing w:after="50"/>
+        <w:spacing w:after="36"/>
         <w:ind w:firstLine="0"/>
         <w:jc w:val="both"/>
       </w:pPr>
       <w:r>
         <w:rPr>
           <w:rFonts w:ascii="Times New Roman" w:hAnsi="Times New Roman"/>
-          <w:sz w:val="17"/>
+          <w:sz w:val="14"/>
         </w:rPr>
-        <w:t>Horizon-RIC takes the constraint out of the objective and puts it in the topology. A projection operator — the Decision Safety Shield — is interposed between the planner and the southbound interface. The planner's output is never an action; it is a proposal a, and only P(a) exists downstream. An out-of-licence action is not penalised, it is unrepresentable at the emission point.</w:t>
+        <w:t>The Decision Safety Shield is a projection operator interposed between the planner and the southbound interface. The planner's output is never an action; it is a proposal a, and only P(a) exists downstream, so an out-of-licence action is not penalised — it is unrepresentable at the emission point.</w:t>
       </w:r>
     </w:p>
     <w:p>
       <w:pPr>
-        <w:spacing w:after="50"/>
+        <w:spacing w:after="36"/>
         <w:ind w:firstLine="317"/>
         <w:jc w:val="both"/>
       </w:pPr>
       <w:r>
         <w:rPr>
           <w:rFonts w:ascii="Times New Roman" w:hAnsi="Times New Roman"/>
-          <w:sz w:val="17"/>
+          <w:sz w:val="14"/>
         </w:rPr>
-        <w:t>Three consequences follow that are architectural rather than empirical. First, the bound is worst-case rather than distributional and holds for an arbitrary planner, including a hostile one, because nothing in the argument refers to how the planner was trained. Second, it is auditable per decision: each emission carries a certificate naming the invariants that were violated, the corrections applied and the residual margins, appended to a hash-chained, Ed25519-signed store in which one altered record is localised to its exact index. Third, it is falsifiable: every published gate must be shown to fail under an injected regression, and a gate that cannot fail is treated as no gate.</w:t>
+        <w:t>Three consequences are architectural rather than empirical. The bound is worst-case rather than distributional and holds for an arbitrary, including hostile, planner, because nothing in the argument refers to how the planner was trained. It is auditable per decision: each emission carries a certificate naming the invariants violated, the corrections applied and the residual margins, appended to a hash-chained Ed25519-signed store in which one altered record is localised to its index. And it is falsifiable: a gate that cannot fail is no gate.</w:t>
       </w:r>
     </w:p>
     <w:p>
       <w:pPr>
-        <w:spacing w:after="50"/>
+        <w:spacing w:after="36"/>
         <w:ind w:firstLine="317"/>
         <w:jc w:val="both"/>
       </w:pPr>
       <w:r>
         <w:rPr>
           <w:rFonts w:ascii="Times New Roman" w:hAnsi="Times New Roman"/>
-          <w:i/>
-          <w:sz w:val="17"/>
+          <w:sz w:val="14"/>
         </w:rPr>
-        <w:t xml:space="preserve">The novelty is not shielding as an idea.  </w:t>
-      </w:r>
-      <w:r>
-        <w:rPr>
-          <w:rFonts w:ascii="Times New Roman" w:hAnsi="Times New Roman"/>
-          <w:sz w:val="17"/>
-        </w:rPr>
-        <w:t>Action projection for safe reinforcement learning is established prior art [4], [5], and we claim no priority over it. What is new is its realisation as a standards-facing enforcement plane for licensed spectrum: invariants written in the operator's regulatory vocabulary rather than in a reward function — EIRP ceiling, occupied bandwidth, spectral mask, power-flux density, lawful-intercept reachability, protected-slice capacity floor — composed to a fixed point, wrapped in a fail-closed guard chain, emitted over O-RAN A1/R1 as an ordinary rApp, and evidenced in a form a third party can replay without trusting us.</w:t>
-      </w:r>
-    </w:p>
-    <w:p>
-      <w:pPr>
-        <w:spacing w:after="50"/>
-        <w:ind w:firstLine="317"/>
-        <w:jc w:val="both"/>
-      </w:pPr>
-      <w:r>
-        <w:rPr>
-          <w:rFonts w:ascii="Times New Roman" w:hAnsi="Times New Roman"/>
-          <w:i/>
-          <w:sz w:val="17"/>
-        </w:rPr>
-        <w:t xml:space="preserve">Enforcement path.  </w:t>
-      </w:r>
-      <w:r>
-        <w:rPr>
-          <w:rFonts w:ascii="Times New Roman" w:hAnsi="Times New Roman"/>
-          <w:sz w:val="17"/>
-        </w:rPr>
-        <w:t>Fig. 1 shows the decomposition. Telemetry enters the non-real-time plane; the planner proposes; the Shield projects; the guard chain refuses anything whose corrections were not audited; the A1 adapter emits the policy together with its certificate under OAuth2 or mTLS. Southbound, the policy crosses a near-real-time RIC into an xApp and onto the RAN. Certificates and refusals land independently in the assurance plane, so the record of what was refused does not depend on the component that refused it.</w:t>
-      </w:r>
-    </w:p>
-    <w:p>
-      <w:pPr>
-        <w:spacing w:after="50"/>
-        <w:ind w:firstLine="317"/>
-        <w:jc w:val="both"/>
-      </w:pPr>
-      <w:r>
-        <w:rPr>
-          <w:rFonts w:ascii="Times New Roman" w:hAnsi="Times New Roman"/>
-          <w:sz w:val="17"/>
-        </w:rPr>
-        <w:t>The Shield composes invariants, each supplying an evaluate and a project method, applied until a fixed point is reached so that satisfying one cannot silently violate another. They span regulatory limits and service commitments alike. A protected-slice floor, for example, reserves capacity that no planner can reallocate, restoring it pro rata so the allocation remains a valid simplex rather than a clipped vector; where the floor is unreachable the invariant deliberately stays unsatisfied so the guard chain refuses, rather than emitting an allocation that merely appears compliant.</w:t>
-      </w:r>
-    </w:p>
-    <w:p>
-      <w:pPr>
-        <w:spacing w:after="50"/>
-        <w:ind w:firstLine="317"/>
-        <w:jc w:val="both"/>
-      </w:pPr>
-      <w:r>
-        <w:rPr>
-          <w:rFonts w:ascii="Times New Roman" w:hAnsi="Times New Roman"/>
-          <w:sz w:val="17"/>
-        </w:rPr>
-        <w:t>Three distinct cryptographic mechanisms carry three distinct claims, and we keep them separate rather than calling them all signing: Ed25519 signs each per-decision safety certificate; RSA-PSS, optionally in an HSM over PKCS#11, signs model and dataset artefacts for provenance; RFC-3161 timestamps anchor the SHA-256 evidence chain to an external time authority.</w:t>
-      </w:r>
-    </w:p>
-    <w:p>
-      <w:pPr>
-        <w:spacing w:after="50"/>
-        <w:ind w:firstLine="317"/>
-        <w:jc w:val="both"/>
-      </w:pPr>
-      <w:r>
-        <w:rPr>
-          <w:rFonts w:ascii="Times New Roman" w:hAnsi="Times New Roman"/>
-          <w:i/>
-          <w:sz w:val="17"/>
-        </w:rPr>
-        <w:t xml:space="preserve">Relation to the learning literature.  </w:t>
-      </w:r>
-      <w:r>
-        <w:rPr>
-          <w:rFonts w:ascii="Times New Roman" w:hAnsi="Times New Roman"/>
-          <w:sz w:val="17"/>
-        </w:rPr>
-        <w:t>This work sits on the dynamic spectrum access line developed by two of the present authors with Lam — federated deep reinforcement learning for IoT DSA [1], its hierarchical extension [2], and privacy-preserving spectrum pricing and power control for LEO satellite IoT [3]. That trajectory answers how well, and how safely, the learning itself can be conducted. What it does not address is the emission: an agent that selects a channel and a transmit power has produced an action some component must actuate, and securing or privatising the training pipeline does not constrain it. The relationship is complementary, not competitive — those agents decide which spectrum action is best; this layer ensures whichever is chosen is one the operator is licensed to emit.</w:t>
+        <w:t>The novelty is not shielding as an idea — action projection is prior art [4], [5] — but its realisation as a standards-facing enforcement plane for licensed spectrum, with invariants in the operator's regulatory vocabulary rather than in a reward function — EIRP ceiling, occupied bandwidth, spectral mask, power-flux density, lawful-intercept reachability, protected-slice capacity floor — each supplying an evaluate and a project method, composed to a fixed point so satisfying one cannot silently violate another. Where the slice floor is unreachable the invariant stays unsatisfied so the guard chain refuses rather than emitting an allocation that merely appears compliant. This complements the dynamic spectrum access line of two of the present authors with Lam [1], [2], [3]: those agents choose the action, this one ensures the operator may emit it.</w:t>
       </w:r>
     </w:p>
     <w:p>
@@ -391,28 +297,28 @@
         <w:rPr>
           <w:rFonts w:ascii="Times New Roman" w:hAnsi="Times New Roman"/>
           <w:b/>
-          <w:sz w:val="17"/>
+          <w:sz w:val="14"/>
         </w:rPr>
         <w:t>III.  Evidence Achieved to Date</w:t>
       </w:r>
     </w:p>
     <w:p>
       <w:pPr>
-        <w:spacing w:after="50"/>
+        <w:spacing w:after="36"/>
         <w:ind w:firstLine="0"/>
         <w:jc w:val="both"/>
       </w:pPr>
       <w:r>
         <w:rPr>
           <w:rFonts w:ascii="Times New Roman" w:hAnsi="Times New Roman"/>
-          <w:sz w:val="17"/>
+          <w:sz w:val="14"/>
         </w:rPr>
-        <w:t>Every result below is produced against software or data Horizon-RIC does not control, which is what makes it checkable, and each is re-executed by continuous integration on a clean runner — a committed result file is an assertion about a file, and only a gate makes it evidence about the system.</w:t>
+        <w:t>O-RAN interoperability. Policy emission was exercised against the O-RAN Software Community A1 simulator (12/12 accepted) and the production Go A1 mediator ric-plt/a1 with RMR 4.9.4 driving the official ric-app/hw-python xApp: 12/12 enforceStatus = ENFORCED on a three-witness proof across emitter, mediator and xApp logs [13]. That run replays authored telemetry; the ray-traced measurements below are a separate evidence base. Both southbound directions are gated: the certificate rides on the A1 policy as an optional envelope carrying its digest and Ed25519 signature, while E2SM-RC payloads built from the O-RAN v1.03 standard ASN.1 are independently decoded by FlexRIC's C codec and cannot be encoded from a refused decision — construction and verified decode, not delivery.</w:t>
       </w:r>
     </w:p>
     <w:p>
       <w:pPr>
-        <w:spacing w:after="50"/>
+        <w:spacing w:after="36"/>
         <w:ind w:firstLine="317"/>
         <w:jc w:val="both"/>
       </w:pPr>
@@ -420,296 +326,30 @@
         <w:rPr>
           <w:rFonts w:ascii="Times New Roman" w:hAnsi="Times New Roman"/>
           <w:i/>
-          <w:sz w:val="17"/>
+          <w:sz w:val="14"/>
         </w:rPr>
-        <w:t xml:space="preserve">O-RAN interoperability.  </w:t>
+        <w:t xml:space="preserve">Enforcement under real load.  </w:t>
       </w:r>
       <w:r>
         <w:rPr>
           <w:rFonts w:ascii="Times New Roman" w:hAnsi="Times New Roman"/>
-          <w:sz w:val="17"/>
+          <w:sz w:val="14"/>
         </w:rPr>
-        <w:t>Policy emission was exercised against the O-RAN Software Community A1 simulator (12/12 accepted) and against the production Go A1 mediator ric-plt/a1 with RMR 4.9.4 driving the official ric-app/hw-python xApp: 12/12 enforceStatus = ENFORCED, confirmed by a three-witness proof across emitter, mediator and xApp logs [13]. A workflow rebuilds RMR, the mediator and the xApp from source on a clean runner and re-asserts the result.</w:t>
+        <w:t>Propagation benchmarks are driven by DeepMIMO [6] ray tracing of the ASU campus at 3.5 GHz — 4096 receivers, six subbands across 100 MHz — bound to a checksum-pinned archive; perturbing the measurements must move a benchmark's outputs, and three instead reject physically inconsistent input outright. The decisive question is not whether zero out-of-licence actions were emitted but how many were attempted. Over 8000 decisions, each serving a measured receiver on its best subband at closed-loop power against its measured path gain, 4658 requests were out of licence and 0 passed the emission boundary; 2216 came from a poisoned planner, 2442 from the real geometry alone. A further 461 actions sat inside the emission mask yet were harmful by adjacent-channel leakage; after projection, 0. Legality is adjudicated by an independent emission-mask and ACLR integral that does not share the Shield's constants.</w:t>
       </w:r>
     </w:p>
     <w:p>
       <w:pPr>
-        <w:spacing w:after="50"/>
+        <w:spacing w:after="36"/>
         <w:ind w:firstLine="317"/>
         <w:jc w:val="both"/>
       </w:pPr>
       <w:r>
         <w:rPr>
           <w:rFonts w:ascii="Times New Roman" w:hAnsi="Times New Roman"/>
-          <w:sz w:val="17"/>
+          <w:sz w:val="14"/>
         </w:rPr>
-        <w:t>Enforcement now crosses both southbound interfaces, and is gated on both. The safety certificate rides on the A1 policy itself as an optional envelope carrying its digest, its Ed25519 signature and the invariants it violated; a CI job drives that across the vendored O-RAN Software Community A1 simulator on a real socket and verifies the signature against the returned digest. The control direction is gated the other way round: E2SM-RC control payloads are constructed from the O-RAN v1.03 standard ASN.1, and a decision the Shield refused cannot be encoded at all, so the near-real-time path cannot become a second unguarded route to the radio. Neither claim is stretched — the A1 result does not show a vendor RIC acting on the envelope, and the E2 result is construction and round-trip decode, not delivery.</w:t>
-      </w:r>
-    </w:p>
-    <w:p>
-      <w:pPr>
-        <w:spacing w:after="50"/>
-        <w:ind w:firstLine="317"/>
-        <w:jc w:val="both"/>
-      </w:pPr>
-      <w:r>
-        <w:rPr>
-          <w:rFonts w:ascii="Times New Roman" w:hAnsi="Times New Roman"/>
-          <w:i/>
-          <w:sz w:val="17"/>
-        </w:rPr>
-        <w:t xml:space="preserve">Measured propagation.  </w:t>
-      </w:r>
-      <w:r>
-        <w:rPr>
-          <w:rFonts w:ascii="Times New Roman" w:hAnsi="Times New Roman"/>
-          <w:sz w:val="17"/>
-        </w:rPr>
-        <w:t>All benchmarks are driven by DeepMIMO [6] ray tracing of the ASU campus at 3.5 GHz — 4096 receivers, six 100 MHz subbands, per-path angular data — bound to a checksum-pinned archive that CI rebuilds and compares field by field. Provenance is enforced rather than asserted: perturbing the measurements must move a benchmark's outputs, and four benchmarks instead reject physically inconsistent input, having independently reconstructed gains from ray geometry.</w:t>
-      </w:r>
-    </w:p>
-    <w:p>
-      <w:pPr>
-        <w:spacing w:after="50"/>
-        <w:ind w:firstLine="317"/>
-        <w:jc w:val="both"/>
-      </w:pPr>
-      <w:r>
-        <w:rPr>
-          <w:rFonts w:ascii="Times New Roman" w:hAnsi="Times New Roman"/>
-          <w:i/>
-          <w:sz w:val="17"/>
-        </w:rPr>
-        <w:t xml:space="preserve">Enforcement under real load.  </w:t>
-      </w:r>
-      <w:r>
-        <w:rPr>
-          <w:rFonts w:ascii="Times New Roman" w:hAnsi="Times New Roman"/>
-          <w:sz w:val="17"/>
-        </w:rPr>
-        <w:t>The decisive question is not whether zero out-of-licence actions were emitted but how many were attempted. Over 8000 decisions, each serving a measured receiver on its measured best subband at closed-loop power against its measured path gain, 4658 requests were out of licence and 0 passed the emission boundary (Fig. 2a). The composition matters more than the total: 2216 came from a poisoned planner, but 2442 came from the real geometry alone. A further 461 actions were inside the emission mask yet harmful by adjacent-channel leakage; after projection, 0 (Fig. 2b). Legality is adjudicated by an independent emission-mask and ACLR integral that does not share the Shield's constants, so the result cannot be an artefact of the system grading its own work.</w:t>
-      </w:r>
-    </w:p>
-    <w:p>
-      <w:pPr>
-        <w:spacing w:after="50"/>
-        <w:ind w:firstLine="317"/>
-        <w:jc w:val="both"/>
-      </w:pPr>
-      <w:r>
-        <w:rPr>
-          <w:rFonts w:ascii="Times New Roman" w:hAnsi="Times New Roman"/>
-          <w:i/>
-          <w:sz w:val="17"/>
-        </w:rPr>
-        <w:t xml:space="preserve">Utility is not the price.  </w:t>
-      </w:r>
-      <w:r>
-        <w:rPr>
-          <w:rFonts w:ascii="Times New Roman" w:hAnsi="Times New Roman"/>
-          <w:sz w:val="17"/>
-        </w:rPr>
-        <w:t>Where the optimum is feasible, enforcement surrenders 0.0 dB. Because the projection maps every over-ceiling proposal onto the same executed action, the reward observed above the ceiling is constant, so a zero-data constant-power policy is already optimal there and measured learning gain is +0.000000; where an interior optimum exists the same learner gains +0.0096 to +0.0696. Both directions are enforced as gates, so no claim of AI benefit can be registered on a task incapable of showing one.</w:t>
-      </w:r>
-    </w:p>
-    <w:p>
-      <w:pPr>
-        <w:spacing w:after="50"/>
-        <w:ind w:firstLine="317"/>
-        <w:jc w:val="both"/>
-      </w:pPr>
-      <w:r>
-        <w:rPr>
-          <w:rFonts w:ascii="Times New Roman" w:hAnsi="Times New Roman"/>
-          <w:sz w:val="17"/>
-        </w:rPr>
-        <w:t>The same structure bounds an unrelated threat. White-box adversarial perturbation drives the neural receiver's symbol error up to 85 times the classical baseline, yet realised error stays inside a certified 1 dB envelope of that baseline for every attack in every regime, the worst case being 0.370 dB — without the layer having been coded against any of these attacks (Fig. 2d).</w:t>
-      </w:r>
-    </w:p>
-    <w:p>
-      <w:pPr>
-        <w:spacing w:after="50"/>
-        <w:ind w:firstLine="317"/>
-        <w:jc w:val="both"/>
-      </w:pPr>
-      <w:r>
-        <w:rPr>
-          <w:rFonts w:ascii="Times New Roman" w:hAnsi="Times New Roman"/>
-          <w:i/>
-          <w:sz w:val="17"/>
-        </w:rPr>
-        <w:t xml:space="preserve">Integrity and robust aggregation.  </w:t>
-      </w:r>
-      <w:r>
-        <w:rPr>
-          <w:rFonts w:ascii="Times New Roman" w:hAnsi="Times New Roman"/>
-          <w:sz w:val="17"/>
-        </w:rPr>
-        <w:t>Traffic captured over the wire while ten real attacks were executed against a live free5GC standalone core [8] is replayed through the artefact gate byte for byte: 11 of 11 probes detected or blocked, none bypassing. Against a model-replacement attack from 3 of 10 clients, FLTrust [7] attains 11.97 dB coverage RMSE against clean FedAvg's 11.92 dB — parity — where Krum costs 14.46 dB. Under a Rényi accountant at a fixed certified ε = 4.1447, calibrating the clip bound on public data moves utility from 340.12 dB to 14.34 dB without altering the guarantee: the same privacy certificate at 24 times less error.</w:t>
-      </w:r>
-    </w:p>
-    <w:p>
-      <w:pPr>
-        <w:sectPr>
-          <w:type w:val="continuous"/>
-          <w:pgSz w:w="12240" w:h="15840"/>
-          <w:pgMar w:top="1440" w:right="1080" w:bottom="1440" w:left="1080" w:header="720" w:footer="720" w:gutter="0"/>
-          <w:cols w:num="2" w:space="360" w:equalWidth="1"/>
-          <w:docGrid w:linePitch="360"/>
-        </w:sectPr>
-      </w:pPr>
-    </w:p>
-    <w:p>
-      <w:pPr>
-        <w:keepNext/>
-        <w:spacing w:before="80" w:after="40"/>
-        <w:jc w:val="center"/>
-      </w:pPr>
-      <w:r>
-        <w:drawing>
-          <wp:inline xmlns:a="http://schemas.openxmlformats.org/drawingml/2006/main" xmlns:pic="http://schemas.openxmlformats.org/drawingml/2006/picture">
-            <wp:extent cx="5577840" cy="2193145"/>
-            <wp:docPr id="2" name="Picture 2"/>
-            <wp:cNvGraphicFramePr>
-              <a:graphicFrameLocks noChangeAspect="1"/>
-            </wp:cNvGraphicFramePr>
-            <a:graphic>
-              <a:graphicData uri="http://schemas.openxmlformats.org/drawingml/2006/picture">
-                <pic:pic>
-                  <pic:nvPicPr>
-                    <pic:cNvPr id="0" name="fig-enforcement.png"/>
-                    <pic:cNvPicPr/>
-                  </pic:nvPicPr>
-                  <pic:blipFill>
-                    <a:blip r:embed="rId10"/>
-                    <a:stretch>
-                      <a:fillRect/>
-                    </a:stretch>
-                  </pic:blipFill>
-                  <pic:spPr>
-                    <a:xfrm>
-                      <a:off x="0" y="0"/>
-                      <a:ext cx="5577840" cy="2193145"/>
-                    </a:xfrm>
-                    <a:prstGeom prst="rect"/>
-                  </pic:spPr>
-                </pic:pic>
-              </a:graphicData>
-            </a:graphic>
-          </wp:inline>
-        </w:drawing>
-      </w:r>
-    </w:p>
-    <w:p>
-      <w:pPr>
-        <w:spacing w:after="100"/>
-        <w:ind w:left="648" w:right="648"/>
-        <w:jc w:val="both"/>
-      </w:pPr>
-      <w:r>
-        <w:rPr>
-          <w:rFonts w:ascii="Times New Roman" w:hAnsi="Times New Roman"/>
-          <w:b/>
-          <w:sz w:val="16"/>
-        </w:rPr>
-        <w:t xml:space="preserve">Fig. 2.  </w:t>
-      </w:r>
-      <w:r>
-        <w:rPr>
-          <w:rFonts w:ascii="Times New Roman" w:hAnsi="Times New Roman"/>
-          <w:sz w:val="16"/>
-        </w:rPr>
-        <w:t>Measured outcomes on ray-traced propagation, all four panels from the same CI-gated runs. (a) Of 4658 out-of-licence action requests over 8000 decisions, 2442 are demanded by the measured geometry alone and only 2216 by a poisoned planner — the exposure is an everyday one, not an attack artefact. (b) Actions inside the emission mask but harmful by adjacent-channel leakage, adjudicated by an oracle that does not share the Shield's constants. (c) Worst emission over the same run against a 33 dBm licence. (d) Worst-case symbol-error penalty of the neural receiver relative to the certified classical baseline, over five attacks in three propagation regimes; the Shield holds it inside a 1 dB envelope. Scales are per-panel: counts and dBm never share an axis.</w:t>
-      </w:r>
-    </w:p>
-    <w:p>
-      <w:pPr>
-        <w:sectPr>
-          <w:type w:val="continuous"/>
-          <w:pgSz w:w="12240" w:h="15840"/>
-          <w:pgMar w:top="1440" w:right="1080" w:bottom="1440" w:left="1080" w:header="720" w:footer="720" w:gutter="0"/>
-          <w:cols w:num="1" w:space="720"/>
-          <w:docGrid w:linePitch="360"/>
-        </w:sectPr>
-      </w:pPr>
-    </w:p>
-    <w:p>
-      <w:pPr>
-        <w:keepNext/>
-        <w:spacing w:before="120" w:after="60"/>
-        <w:jc w:val="center"/>
-      </w:pPr>
-      <w:r>
-        <w:rPr>
-          <w:rFonts w:ascii="Times New Roman" w:hAnsi="Times New Roman"/>
-          <w:b/>
-          <w:sz w:val="17"/>
-        </w:rPr>
-        <w:t>IV.  Deployment Feasibility</w:t>
-      </w:r>
-    </w:p>
-    <w:p>
-      <w:pPr>
-        <w:spacing w:after="50"/>
-        <w:ind w:firstLine="0"/>
-        <w:jc w:val="both"/>
-      </w:pPr>
-      <w:r>
-        <w:rPr>
-          <w:rFonts w:ascii="Times New Roman" w:hAnsi="Times New Roman"/>
-          <w:sz w:val="17"/>
-        </w:rPr>
-        <w:t>Enforcement is transparent to the standard interface. The 12/12 ENFORCED result above was obtained without patching the mediator or the xApp: the layer changes what may be emitted, not how it is emitted, so an operator adopts it without renegotiating its southbound contracts.</w:t>
-      </w:r>
-    </w:p>
-    <w:p>
-      <w:pPr>
-        <w:spacing w:after="50"/>
-        <w:ind w:firstLine="317"/>
-        <w:jc w:val="both"/>
-      </w:pPr>
-      <w:r>
-        <w:rPr>
-          <w:rFonts w:ascii="Times New Roman" w:hAnsi="Times New Roman"/>
-          <w:sz w:val="17"/>
-        </w:rPr>
-        <w:t>The system ships as an ordinary non-real-time rApp: container images; a Helm chart whose rendered templates are asserted by tests; EIAP and MantaRay onboarding descriptors written against the publicly documented surface; OAuth2 and mTLS credential paths; and a TimescaleDB evidence backend live-tested to SQL-level tamper detection. It is torch-free and installs on stock Python with no accelerator. Enforcement itself costs tens of microseconds per candidate action, so it sits well inside a non-real-time control period with room to spare.</w:t>
-      </w:r>
-    </w:p>
-    <w:p>
-      <w:pPr>
-        <w:spacing w:after="50"/>
-        <w:ind w:firstLine="317"/>
-        <w:jc w:val="both"/>
-      </w:pPr>
-      <w:r>
-        <w:rPr>
-          <w:rFonts w:ascii="Times New Roman" w:hAnsi="Times New Roman"/>
-          <w:sz w:val="17"/>
-        </w:rPr>
-        <w:t>It is also exercised against the open stack it must coexist with: the O-RAN SC A1 mediator and hw-python xApp [13], FlexRIC for E2SM-KPM and for the E2SM-RC ASN.1 this layer now encodes against, and the Linux Foundation's OCUDU CU/DU built from source with its E2 agent confirmed. Eight verification workflows gate every change; one rebuilds the licence-gated measurements from the pinned archive and re-verifies every published figure field by field.</w:t>
-      </w:r>
-    </w:p>
-    <w:p>
-      <w:pPr>
-        <w:spacing w:after="50"/>
-        <w:ind w:firstLine="317"/>
-        <w:jc w:val="both"/>
-      </w:pPr>
-      <w:r>
-        <w:rPr>
-          <w:rFonts w:ascii="Times New Roman" w:hAnsi="Times New Roman"/>
-          <w:i/>
-          <w:sz w:val="17"/>
-        </w:rPr>
-        <w:t xml:space="preserve">What is not proven.  </w:t>
-      </w:r>
-      <w:r>
-        <w:rPr>
-          <w:rFonts w:ascii="Times New Roman" w:hAnsi="Times New Roman"/>
-          <w:sz w:val="17"/>
-        </w:rPr>
-        <w:t>No vendor platform has onboarded this — the EIAP and MantaRay packages are wire-contract tests against documented surfaces, not interoperability results. The RAN software is open-source rather than vendor equipment, the propagation is one scenario, and the OCUDU E2 join runs over a disclosed UDP transport substitution because the host kernel has no SCTP. The single external dependency this programme cannot supply for itself is access to a measured environment, which is why we ask the Alliance for it directly.</w:t>
+        <w:t>Utility, stated conditionally. Because the projection maps every over-ceiling proposal onto the same executed action, reward above the ceiling is constant, so a zero-data constant-power policy is already optimal there and measured learning gain is +0.000000; where an interior optimum exists a tabular learner gains +0.0096 to +0.0696, while a limited-capacity value model can forfeit up to 52% of reward, which the same study reports rather than suppresses. Both directions are gates, so no claim of AI benefit can be registered on a task incapable of showing one. The same structure bounds unrelated threats without having been coded against them: adversarial perturbation drives the neural receiver's symbol error to 85 times the classical baseline, yet realised error stays inside a certified 1 dB envelope, worst case 0.370 dB; captured traffic from ten real attacks on a live free5GC core [8] is caught 11 of 11; and FLTrust [7] holds coverage RMSE at parity with clean FedAvg.</w:t>
       </w:r>
     </w:p>
     <w:p>
@@ -722,156 +362,45 @@
         <w:rPr>
           <w:rFonts w:ascii="Times New Roman" w:hAnsi="Times New Roman"/>
           <w:b/>
-          <w:sz w:val="17"/>
+          <w:sz w:val="14"/>
         </w:rPr>
-        <w:t>V.  Twelve-Month Timeline and Milestones</w:t>
+        <w:t>IV.  Deployment Feasibility</w:t>
       </w:r>
     </w:p>
     <w:p>
       <w:pPr>
-        <w:spacing w:after="50"/>
+        <w:spacing w:after="36"/>
         <w:ind w:firstLine="0"/>
         <w:jc w:val="both"/>
       </w:pPr>
       <w:r>
         <w:rPr>
           <w:rFonts w:ascii="Times New Roman" w:hAnsi="Times New Roman"/>
-          <w:sz w:val="17"/>
+          <w:sz w:val="14"/>
         </w:rPr>
-        <w:t>Fig. 3 gives the schedule, owners and exit gates. Each gate is a falsifiable criterion; where a gate fails, the failure is published.</w:t>
+        <w:t>Enforcement is transparent to the standard interface: the 12/12 result needed no patch to the mediator or the xApp, because the layer changes what may be emitted, not how. It ships as an ordinary non-real-time rApp — container images, a Helm chart with template-rendering tests, EIAP and MantaRay onboarding descriptors, OAuth2 and mTLS, a TimescaleDB evidence backend live-tested to SQL-level tamper detection — is torch-free, and costs 27 µs per candidate action at the median. Eleven verification workflows gate every change.</w:t>
       </w:r>
     </w:p>
     <w:p>
       <w:pPr>
-        <w:spacing w:after="50"/>
+        <w:spacing w:after="36"/>
         <w:ind w:firstLine="317"/>
         <w:jc w:val="both"/>
       </w:pPr>
       <w:r>
         <w:rPr>
           <w:rFonts w:ascii="Times New Roman" w:hAnsi="Times New Roman"/>
-          <w:sz w:val="17"/>
-        </w:rPr>
-        <w:t>WP1, months 1–4 — conformance profile. The invariant and safety-certificate schema are mapped onto O-RAN A1 and E2 and released as a draft assurance profile with machine-readable schemas. Gate G1: a second, independently written planner is shielded without modification to either the planner or the Shield, and the gate pins the SHA-256 of both so editing either side to make the numbers agree fails it rather than passing it.</w:t>
-      </w:r>
-    </w:p>
-    <w:p>
-      <w:pPr>
-        <w:spacing w:after="50"/>
-        <w:ind w:firstLine="317"/>
-        <w:jc w:val="both"/>
-      </w:pPr>
-      <w:r>
-        <w:rPr>
-          <w:rFonts w:ascii="Times New Roman" w:hAnsi="Times New Roman"/>
-          <w:sz w:val="17"/>
-        </w:rPr>
-        <w:t>WP2, months 3–6 — second scenario and band. An independent ray-traced scenario with genuine frequency selectivity, at a different carrier. Gate G2: every published gate reproduces without retuning any constant, or the discrepancy is published.</w:t>
-      </w:r>
-    </w:p>
-    <w:p>
-      <w:pPr>
-        <w:spacing w:after="50"/>
-        <w:ind w:firstLine="317"/>
-        <w:jc w:val="both"/>
-      </w:pPr>
-      <w:r>
-        <w:rPr>
-          <w:rFonts w:ascii="Times New Roman" w:hAnsi="Times New Roman"/>
-          <w:sz w:val="17"/>
-        </w:rPr>
-        <w:t>WP3, months 6–9 — measured coexistence. The modelled incumbent is replaced by a multi-cell or bench-measured interference source. Gate G3: learning gain over the zero-data constant-power policy is positive on measured data — the honest test of whether AI contributes anything in this regime.</w:t>
-      </w:r>
-    </w:p>
-    <w:p>
-      <w:pPr>
-        <w:spacing w:after="50"/>
-        <w:ind w:firstLine="317"/>
-        <w:jc w:val="both"/>
-      </w:pPr>
-      <w:r>
-        <w:rPr>
-          <w:rFonts w:ascii="Times New Roman" w:hAnsi="Times New Roman"/>
-          <w:sz w:val="17"/>
-        </w:rPr>
-        <w:t>WP4, months 8–12 — audit-grade export and a delivered E2 control action. Evidence export in a form a spectrum authority can verify offline; and WP1's E2SM-RC control payloads carried over a real E2 termination to a node with a UE attached. Gate G4: a RIC Control Request derived from a signed certificate is accepted by an E2 node, and one derived from a refused decision cannot be constructed at all.</w:t>
-      </w:r>
-    </w:p>
-    <w:p>
-      <w:pPr>
-        <w:spacing w:after="50"/>
-        <w:ind w:firstLine="317"/>
-        <w:jc w:val="both"/>
-      </w:pPr>
-      <w:r>
-        <w:rPr>
-          <w:rFonts w:ascii="Times New Roman" w:hAnsi="Times New Roman"/>
-          <w:sz w:val="17"/>
-        </w:rPr>
-        <w:t>WP5, months 10–12 — independent replication and standardisation. The profile is submitted to the AI-RAN Alliance working group and to O-RAN WG11 as candidate input, and a third party re-executes every gate from the published archive. Gate G5: an external party reproduces the headline enforcement result without contacting us.</w:t>
-      </w:r>
-    </w:p>
-    <w:p>
-      <w:pPr>
-        <w:keepNext/>
-        <w:spacing w:before="80" w:after="40"/>
-        <w:jc w:val="center"/>
-      </w:pPr>
-      <w:r>
-        <w:drawing>
-          <wp:inline xmlns:a="http://schemas.openxmlformats.org/drawingml/2006/main" xmlns:pic="http://schemas.openxmlformats.org/drawingml/2006/picture">
-            <wp:extent cx="3067812" cy="1865561"/>
-            <wp:docPr id="3" name="Picture 3"/>
-            <wp:cNvGraphicFramePr>
-              <a:graphicFrameLocks noChangeAspect="1"/>
-            </wp:cNvGraphicFramePr>
-            <a:graphic>
-              <a:graphicData uri="http://schemas.openxmlformats.org/drawingml/2006/picture">
-                <pic:pic>
-                  <pic:nvPicPr>
-                    <pic:cNvPr id="0" name="fig-plan.png"/>
-                    <pic:cNvPicPr/>
-                  </pic:nvPicPr>
-                  <pic:blipFill>
-                    <a:blip r:embed="rId11"/>
-                    <a:stretch>
-                      <a:fillRect/>
-                    </a:stretch>
-                  </pic:blipFill>
-                  <pic:spPr>
-                    <a:xfrm>
-                      <a:off x="0" y="0"/>
-                      <a:ext cx="3067812" cy="1865561"/>
-                    </a:xfrm>
-                    <a:prstGeom prst="rect"/>
-                  </pic:spPr>
-                </pic:pic>
-              </a:graphicData>
-            </a:graphic>
-          </wp:inline>
-        </w:drawing>
-      </w:r>
-    </w:p>
-    <w:p>
-      <w:pPr>
-        <w:spacing w:after="100"/>
-        <w:ind w:left="0" w:right="0"/>
-        <w:jc w:val="both"/>
-      </w:pPr>
-      <w:r>
-        <w:rPr>
-          <w:rFonts w:ascii="Times New Roman" w:hAnsi="Times New Roman"/>
-          <w:b/>
+          <w:i/>
           <w:sz w:val="14"/>
         </w:rPr>
-        <w:t xml:space="preserve">Fig. 3.  </w:t>
+        <w:t xml:space="preserve">What is not proven.  </w:t>
       </w:r>
       <w:r>
         <w:rPr>
           <w:rFonts w:ascii="Times New Roman" w:hAnsi="Times New Roman"/>
           <w:sz w:val="14"/>
         </w:rPr>
-        <w:t>Work packages, owners (DF Daniel Foo, BS Bowen Shen, FL Feng Li) and the five exit gates. Each gate is a falsifiable criterion, not a report — a gate that cannot fail is treated as no gate.</w:t>
+        <w:t>No vendor platform has onboarded this; the RAN software is open-source rather than vendor equipment; the propagation is one scenario; and the OCUDU CU/DU E2 join — all three of CU-CP, CU-UP and DU, with RAN function 3 accepted — runs over a disclosed UDP transport substitution because the host kernel has no SCTP.</w:t>
       </w:r>
     </w:p>
     <w:p>
@@ -884,87 +413,80 @@
         <w:rPr>
           <w:rFonts w:ascii="Times New Roman" w:hAnsi="Times New Roman"/>
           <w:b/>
-          <w:sz w:val="17"/>
+          <w:sz w:val="14"/>
+        </w:rPr>
+        <w:t>V.  Twelve-Month Timeline and Milestones</w:t>
+      </w:r>
+    </w:p>
+    <w:p>
+      <w:pPr>
+        <w:spacing w:after="36"/>
+        <w:ind w:firstLine="0"/>
+        <w:jc w:val="both"/>
+      </w:pPr>
+      <w:r>
+        <w:rPr>
+          <w:rFonts w:ascii="Times New Roman" w:hAnsi="Times New Roman"/>
+          <w:sz w:val="14"/>
+        </w:rPr>
+        <w:t>Five work packages, each with a named owner and a falsifiable exit gate; where a gate fails, the failure is published. WP1, months 1–4, conformance profile (Foo). G1: a second, independently written planner is shielded without modifying either side, with the SHA-256 of both pinned, so editing either to make the numbers agree fails the gate rather than passing it. WP2, months 3–6, second ray-traced scenario (Shen). G2: every published gate reproduces at a different carrier without retuning any constant.</w:t>
+      </w:r>
+    </w:p>
+    <w:p>
+      <w:pPr>
+        <w:spacing w:after="36"/>
+        <w:ind w:firstLine="317"/>
+        <w:jc w:val="both"/>
+      </w:pPr>
+      <w:r>
+        <w:rPr>
+          <w:rFonts w:ascii="Times New Roman" w:hAnsi="Times New Roman"/>
+          <w:sz w:val="14"/>
+        </w:rPr>
+        <w:t>WP3, months 6–9, measured coexistence (Li). G3: with the modelled incumbent replaced by a bench-measured source, learning gain over the zero-data constant-power policy is positive on measured data. WP4, months 8–12, audit-grade export and a delivered E2 control action (Foo). G4: a RIC Control Request derived from a signed certificate is accepted by an E2 node, and one derived from a refused decision cannot be constructed at all. WP5, months 10–12, replication and standardisation (Foo, Li). G5: an external party reproduces the headline result without contacting us, and the profile goes to the Alliance working group and O-RAN WG11.</w:t>
+      </w:r>
+    </w:p>
+    <w:p>
+      <w:pPr>
+        <w:keepNext/>
+        <w:spacing w:before="120" w:after="60"/>
+        <w:jc w:val="center"/>
+      </w:pPr>
+      <w:r>
+        <w:rPr>
+          <w:rFonts w:ascii="Times New Roman" w:hAnsi="Times New Roman"/>
+          <w:b/>
+          <w:sz w:val="14"/>
         </w:rPr>
         <w:t>VI.  Team, and What We Ask For</w:t>
       </w:r>
     </w:p>
     <w:p>
       <w:pPr>
-        <w:spacing w:after="50"/>
+        <w:spacing w:after="36"/>
         <w:ind w:firstLine="0"/>
         <w:jc w:val="both"/>
       </w:pPr>
       <w:r>
         <w:rPr>
           <w:rFonts w:ascii="Times New Roman" w:hAnsi="Times New Roman"/>
-          <w:sz w:val="17"/>
+          <w:sz w:val="14"/>
         </w:rPr>
-        <w:t>Daniel Foo (PreceptualAI, Singapore) is the architect and implementer of the enforcement layer, the evidence chain and the O-RAN integration, and leads WP1 and WP4. Bowen Shen (Nanyang Technological University) contributes the federated DSA and satellite-IoT spectrum work this layer sits on [1], [3] and leads WP2. Dr Feng Li (Nanyang Technological University) contributes the dynamic spectrum access and secure-learning programme [1], [2], [3] and leads WP3, with oversight of the measurement methodology across all packages. WP5 is shared between Daniel Foo and Dr Feng Li.</w:t>
+        <w:t>Daniel Foo (PreceptualAI) is the architect and implementer of the enforcement layer, the evidence chain and the O-RAN integration. Bowen Shen (Nanyang Technological University) contributes the federated DSA and satellite-IoT spectrum work this layer sits on [1], [3]. Dr Feng Li (Nanyang Technological University) contributes the dynamic spectrum access and secure-learning programme [1], [2], [3], with oversight of measurement methodology.</w:t>
       </w:r>
     </w:p>
     <w:p>
       <w:pPr>
-        <w:spacing w:after="50"/>
+        <w:spacing w:after="36"/>
         <w:ind w:firstLine="317"/>
         <w:jc w:val="both"/>
       </w:pPr>
       <w:r>
         <w:rPr>
           <w:rFonts w:ascii="Times New Roman" w:hAnsi="Times New Roman"/>
-          <w:sz w:val="17"/>
+          <w:sz w:val="14"/>
         </w:rPr>
-        <w:t>We ask for two kinds of support, and Table I separates them because they are not interchangeable. The first is funding, for the engineering and measurement effort in WP2 through WP5 — person-months on the second scenario, the measured-coexistence campaign, the audit-grade export and the delivered E2 control action, together with the RF bench instrumentation those require, the compute behind them, and an independently commissioned replication of every gate. No figure is quoted here on purpose: the right amount depends on which lab and which measured environment the Alliance can open, and a number named before that is a guess dressed as a budget. A costed breakdown against these exact lines follows on request.</w:t>
-      </w:r>
-    </w:p>
-    <w:p>
-      <w:pPr>
-        <w:spacing w:after="50"/>
-        <w:ind w:firstLine="317"/>
-        <w:jc w:val="both"/>
-      </w:pPr>
-      <w:r>
-        <w:rPr>
-          <w:rFonts w:ascii="Times New Roman" w:hAnsi="Times New Roman"/>
-          <w:sz w:val="17"/>
-        </w:rPr>
-        <w:t>The second kind is access, which no amount of funding substitutes for, and it is precisely what the Alliance has spent two years assembling: endorsed labs with Keysight Technologies, Northeastern University, Singapore University of Technology and Design and VIAVI Solutions, created for data creation and benchmarking; a Data-for-AI initiative defining a data-management and collection pipeline across real-time systems and simulators; a Test Methodology initiative developing standardised evaluation metrics [15]; and an AI-for-RAN working group that is the natural home for an assurance profile [14].</w:t>
-      </w:r>
-    </w:p>
-    <w:p>
-      <w:pPr>
-        <w:spacing w:after="50"/>
-        <w:ind w:firstLine="317"/>
-        <w:jc w:val="both"/>
-      </w:pPr>
-      <w:r>
-        <w:rPr>
-          <w:rFonts w:ascii="Times New Roman" w:hAnsi="Times New Roman"/>
-          <w:sz w:val="17"/>
-        </w:rPr>
-        <w:t>The asks are ordered by how much each changes the evidence rather than by how easy it is to grant. A measured interference source converts our weakest input — a modelled incumbent — into a measured one, and it is the only gate in the plan we cannot attempt alone. A member's planner converts G1 from an in-house demonstration into an industrial result: the layer never reads the planner, so a member risks no disclosure by letting us try, and a failure would be the most useful outcome in the programme because it would name an invariant the profile is missing. An operator willing to run the layer in shadow mode — certificates and refusals emitted, nothing actuated — would close the one criterion on which we are honestly weak.</w:t>
-      </w:r>
-    </w:p>
-    <w:p>
-      <w:pPr>
-        <w:spacing w:after="50"/>
-        <w:ind w:firstLine="317"/>
-        <w:jc w:val="both"/>
-      </w:pPr>
-      <w:r>
-        <w:rPr>
-          <w:rFonts w:ascii="Times New Roman" w:hAnsi="Times New Roman"/>
-          <w:i/>
-          <w:sz w:val="17"/>
-        </w:rPr>
-        <w:t xml:space="preserve">Execution risk.  </w:t>
-      </w:r>
-      <w:r>
-        <w:rPr>
-          <w:rFonts w:ascii="Times New Roman" w:hAnsi="Times New Roman"/>
-          <w:sz w:val="17"/>
-        </w:rPr>
-        <w:t>The dominant risk is WP3: if no measured interference source or bench slot can be secured, gate G3 cannot be attempted. The mitigation is sequencing — WP1, WP2, WP4 and WP5 carry no external dependency and deliver the profile, the second scenario, the export format and the replication regardless — plus a documented fallback to a multi-cell ray-traced incumbent, which we would publish as the weaker result it is rather than present as measured. The second risk is that a member's planner exposes an invariant our set cannot express; that outcome is a publishable finding about the profile's coverage, and the schema is versioned so it can absorb it.</w:t>
+        <w:t>Table I separates the two kinds of support, because they are not interchangeable. The first is funding for WP2 through WP5; no figure is quoted on purpose, because the right amount depends on which lab the Alliance can open. The second is access: the endorsed labs with Keysight Technologies, Northeastern University, Singapore University of Technology and Design and VIAVI Solutions, Data-for-AI, Test Methodology [15], and an AI-for-RAN working group [14]. The dominant risk is WP3 — without a measured interference source G3 cannot be attempted. WP1, WP2, WP4 and WP5 carry no external dependency, and the fallback is a multi-cell ray-traced incumbent, published as the weaker result it is.</w:t>
       </w:r>
     </w:p>
     <w:p>
@@ -986,7 +508,7 @@
           <w:rFonts w:ascii="Times New Roman" w:hAnsi="Times New Roman"/>
           <w:sz w:val="15"/>
         </w:rPr>
-        <w:t>What we ask for — funding against named work, and the access funding cannot buy — with what goes back in return. Amounts are in the costed breakdown, not here.</w:t>
+        <w:t>What we ask for — funding against named work, and the access funding cannot buy — with what goes back in return. No amount is named: see §VI.</w:t>
       </w:r>
     </w:p>
     <w:tbl>
@@ -1025,9 +547,9 @@
             <w:r>
               <w:rPr>
                 <w:rFonts w:ascii="Times New Roman" w:hAnsi="Times New Roman"/>
-                <w:sz w:val="14"/>
+                <w:sz w:val="13"/>
               </w:rPr>
-              <w:t>Person-months and instrumentation to replace the modelled incumbent with a multi-cell or bench-measured interference source — the weakest input in our evidence base and the only gate we cannot attempt alone. In return: the scripts, the pinned manifests and the raw results, published whether or not they favour us.</w:t>
+              <w:t>Person-months and instrumentation to replace the modelled incumbent with a bench-measured interference source — our weakest input, and the only gate we cannot attempt alone. Return: scripts, manifests and raw results, published whether or not they favour us.</w:t>
             </w:r>
           </w:p>
         </w:tc>
@@ -1052,14 +574,14 @@
                 <w:b/>
                 <w:sz w:val="14"/>
               </w:rPr>
-              <w:t xml:space="preserve">FUND  Second ray-traced scenario and band (WP2)  </w:t>
+              <w:t xml:space="preserve">FUND  Second ray-traced scenario (WP2)  </w:t>
             </w:r>
             <w:r>
               <w:rPr>
                 <w:rFonts w:ascii="Times New Roman" w:hAnsi="Times New Roman"/>
-                <w:sz w:val="14"/>
+                <w:sz w:val="13"/>
               </w:rPr>
-              <w:t>Person-months on scenario generation and re-execution of every gate at a different carrier with genuine frequency selectivity. In return: a reproduction report naming any constant that turns out to have been tuned rather than derived.</w:t>
+              <w:t>Person-months, storage and compute for a scenario with genuine frequency selectivity; the band half is done — n78 to n257, 24.4 GHz apart, no constant retuned. Return: a report naming any constant that proves to have been tuned rather than derived.</w:t>
             </w:r>
           </w:p>
         </w:tc>
@@ -1084,14 +606,14 @@
                 <w:b/>
                 <w:sz w:val="14"/>
               </w:rPr>
-              <w:t xml:space="preserve">FUND  Audit-grade export and a delivered E2 control action (WP4)  </w:t>
+              <w:t xml:space="preserve">FUND  A delivered E2 control action (WP4)  </w:t>
             </w:r>
             <w:r>
               <w:rPr>
                 <w:rFonts w:ascii="Times New Roman" w:hAnsi="Times New Roman"/>
-                <w:sz w:val="14"/>
+                <w:sz w:val="13"/>
               </w:rPr>
-              <w:t>Person-months to make the evidence chain verifiable offline by a spectrum authority, and to carry WP1's E2SM-RC control payloads over a real E2 termination. In return: the export format and the E2 binding, open and offered to the profile.</w:t>
+              <w:t>Person-months to carry the E2SM-RC payloads over a real E2 termination to a node with a UE attached; the offline-verifiable export half is built and passing. Return: the E2 binding, offered to the profile.</w:t>
             </w:r>
           </w:p>
         </w:tc>
@@ -1121,9 +643,9 @@
             <w:r>
               <w:rPr>
                 <w:rFonts w:ascii="Times New Roman" w:hAnsi="Times New Roman"/>
-                <w:sz w:val="14"/>
+                <w:sz w:val="13"/>
               </w:rPr>
-              <w:t>An externally commissioned re-execution of every gate and a review of the fail-closed guard chain by someone with no stake in the answer. A result nobody outside the project has reproduced is not yet evidence, and we would rather fund that than assert it.</w:t>
+              <w:t>An externally commissioned re-execution of every gate and a review of the guard chain by someone with no stake in the answer. The harness is built, so this funds a reviewer, not a harness.</w:t>
             </w:r>
           </w:p>
         </w:tc>
@@ -1153,9 +675,9 @@
             <w:r>
               <w:rPr>
                 <w:rFonts w:ascii="Times New Roman" w:hAnsi="Times New Roman"/>
-                <w:sz w:val="14"/>
+                <w:sz w:val="13"/>
               </w:rPr>
-              <w:t>Funding alone does not buy this. The endorsed labs exist for data creation and benchmarking [15]; WP3 needs one of them, with a real interference source and calibrated instrumentation. In return: every measurement artefact, and co-authorship of what it produces.</w:t>
+              <w:t>Funding alone does not buy this. The endorsed labs exist for data creation and benchmarking [15]; WP3 needs one, with a real interference source. Everything downstream is built and gated, so the grant converts directly into a result. Return: every measurement artefact, and co-authorship.</w:t>
             </w:r>
           </w:p>
         </w:tc>
@@ -1185,9 +707,9 @@
             <w:r>
               <w:rPr>
                 <w:rFonts w:ascii="Times New Roman" w:hAnsi="Times New Roman"/>
-                <w:sz w:val="14"/>
+                <w:sz w:val="13"/>
               </w:rPr>
-              <w:t>Turns G1 from a demonstration on a planner we wrote ourselves into an industrial result. The layer never reads the planner, so a member discloses nothing by letting us try, and a failure is the most useful outcome available: it names an invariant the profile is missing. In return: the member gets a per-decision compliance record for its own planner, at no change to it.</w:t>
+              <w:t>Turns G1 from a demonstration on a planner we wrote ourselves into an industrial result. The layer never reads the planner, so a member discloses nothing, and a failure is the most useful outcome available: it names an invariant the profile is missing. Return: a per-decision compliance record, at no change to the planner.</w:t>
             </w:r>
           </w:p>
         </w:tc>
@@ -1217,9 +739,9 @@
             <w:r>
               <w:rPr>
                 <w:rFonts w:ascii="Times New Roman" w:hAnsi="Times New Roman"/>
-                <w:sz w:val="14"/>
+                <w:sz w:val="13"/>
               </w:rPr>
-              <w:t>Certificates and refusals emitted, nothing actuated. Closes the one criterion on which this proposal is honestly weak — no operator pilot. In return: an audit-grade evidence chain over the operator's own control path, and any defect we find reported before it matters.</w:t>
+              <w:t>Certificates and refusals emitted, nothing actuated. Closes the one criterion on which we are honestly weak. Return: an audit-grade evidence chain over the operator's own control path.</w:t>
             </w:r>
           </w:p>
         </w:tc>
@@ -1244,14 +766,14 @@
                 <w:b/>
                 <w:sz w:val="14"/>
               </w:rPr>
-              <w:t xml:space="preserve">ACCESS  Data-for-AI alignment and a working-group route  </w:t>
+              <w:t xml:space="preserve">ACCESS  A host with SCTP and an E2 node with a UE attached  </w:t>
             </w:r>
             <w:r>
               <w:rPr>
                 <w:rFonts w:ascii="Times New Roman" w:hAnsi="Times New Roman"/>
-                <w:sz w:val="14"/>
+                <w:sz w:val="13"/>
               </w:rPr>
-              <w:t>Our results are bound to checksum-pinned archives and our gates fail when the input moves; that discipline is directly reusable as a provenance layer for Alliance datasets [15]. In return: the manifest and data-dependence tooling, the per-decision evidence chain as a candidate dataset format, the falsification rule offered to Test Methodology, and the profile submitted to AI-for-RAN [14].</w:t>
+              <w:t>G4's delivery half is blocked on a host, not person-months: our E2 join runs over a disclosed UDP substitution because the kernel has no SCTP. Return: the delivered control action, and the substitution retired.</w:t>
             </w:r>
           </w:p>
         </w:tc>
@@ -1267,45 +789,23 @@
         <w:rPr>
           <w:rFonts w:ascii="Times New Roman" w:hAnsi="Times New Roman"/>
           <w:b/>
-          <w:sz w:val="17"/>
+          <w:sz w:val="14"/>
         </w:rPr>
         <w:t>VII.  Expected Deliverables and Impact</w:t>
       </w:r>
     </w:p>
     <w:p>
       <w:pPr>
-        <w:spacing w:after="50"/>
+        <w:spacing w:after="36"/>
         <w:ind w:firstLine="0"/>
         <w:jc w:val="both"/>
       </w:pPr>
       <w:r>
         <w:rPr>
           <w:rFonts w:ascii="Times New Roman" w:hAnsi="Times New Roman"/>
-          <w:sz w:val="17"/>
+          <w:sz w:val="14"/>
         </w:rPr>
-        <w:t>Deliverables map onto the output types the Call anticipates. Prototype: the enforcement layer running as a non-real-time rApp with a live demonstration — policy emission through the production A1 mediator into a real xApp, including a Shield-corrected over-power proposal refused rather than emitted — which runs unattended and is available to the Alliance on request. Algorithms and models: the invariant algebra with its fixed-point composition, the protected-slice floor, and the certificate schema. Benchmarking-ready code: the harness in which every gate is proven to fail under injected regression, runnable by a third party from a pinned archive. Datasets: the pinned measurement manifests and the per-decision evidence chains, with the audit-grade export format from WP4. Standardization contributions: the invariant and certificate schema offered as a candidate assurance profile for enforceable service objectives, and the protected-slice floor as a concrete realisation of capacity an AI cannot reallocate.</w:t>
-      </w:r>
-    </w:p>
-    <w:p>
-      <w:pPr>
-        <w:spacing w:after="50"/>
-        <w:ind w:firstLine="317"/>
-        <w:jc w:val="both"/>
-      </w:pPr>
-      <w:r>
-        <w:rPr>
-          <w:rFonts w:ascii="Times New Roman" w:hAnsi="Times New Roman"/>
-          <w:i/>
-          <w:sz w:val="17"/>
-        </w:rPr>
-        <w:t xml:space="preserve">Impact.  </w:t>
-      </w:r>
-      <w:r>
-        <w:rPr>
-          <w:rFonts w:ascii="Times New Roman" w:hAnsi="Times New Roman"/>
-          <w:sz w:val="17"/>
-        </w:rPr>
-        <w:t>The effect is to move a class of deployment blocker from statistical argument to architectural guarantee. An operator can adopt a stronger and less interpretable planner without enlarging regulatory exposure, because exposure is bounded by its own control path rather than by a supplier's model — and can demonstrate that bound to a third party from the evidence chain rather than from validation statistics. A vendor gains a way to have its planner accepted into a network that will not inspect it. Published negative results are part of the deliverable, not an accident of it: the layer, schemas, evidence store and harness are developed in the open under a permissive licence with public CI, and every figure here is reproducible from a checksum-pinned archive.</w:t>
+        <w:t>Deliverables map onto the output types the Call anticipates. Prototype: the enforcement layer as a non-real-time rApp with a live demonstration — policy emission through the production A1 mediator into a real xApp, with an over-power proposal corrected to the EIRP ceiling before emission and a non-physical proposal refused outright — running unattended. Algorithms and models: the invariant algebra, the protected-slice floor and the certificate schema. Benchmarking-ready code: the gate harness, with the injected-regression discipline extended across it under WP5. Datasets: the pinned manifests and per-decision evidence chains, with WP4's export format. Standardization: the schema offered as a candidate assurance profile. The impact: a deployment blocker moves from statistical argument to architectural guarantee, so an operator can adopt a stronger, less interpretable planner without enlarging regulatory exposure.</w:t>
       </w:r>
     </w:p>
     <w:p>
@@ -1318,51 +818,23 @@
         <w:rPr>
           <w:rFonts w:ascii="Times New Roman" w:hAnsi="Times New Roman"/>
           <w:b/>
-          <w:sz w:val="17"/>
+          <w:sz w:val="14"/>
         </w:rPr>
         <w:t>VIII.  Alignment with AI-RAN Alliance Priorities</w:t>
       </w:r>
     </w:p>
     <w:p>
       <w:pPr>
-        <w:spacing w:after="50"/>
+        <w:spacing w:after="36"/>
         <w:ind w:firstLine="0"/>
         <w:jc w:val="both"/>
       </w:pPr>
       <w:r>
         <w:rPr>
           <w:rFonts w:ascii="Times New Roman" w:hAnsi="Times New Roman"/>
-          <w:sz w:val="17"/>
+          <w:sz w:val="14"/>
         </w:rPr>
-        <w:t>The Alliance's problem is not whether AI can improve the RAN — the field trials have answered that — but what has to exist before an operator can let it actuate. This proposal supplies the missing artefact on the assurance side, and is deliberately shaped to be adoptable rather than merely publishable: vendor-neutral by construction, because the layer never reads the planner and so binds a member's model without that member disclosing anything about it; standards-facing, because the schema is offered as a profile rather than a product; and packaged for the exact integration path the March 2026 marketplace reciprocity created [10].</w:t>
-      </w:r>
-    </w:p>
-    <w:p>
-      <w:pPr>
-        <w:spacing w:after="50"/>
-        <w:ind w:firstLine="317"/>
-        <w:jc w:val="both"/>
-      </w:pPr>
-      <w:r>
-        <w:rPr>
-          <w:rFonts w:ascii="Times New Roman" w:hAnsi="Times New Roman"/>
-          <w:sz w:val="17"/>
-        </w:rPr>
-        <w:t>It also lands on the work the Alliance is already doing rather than beside it. The AI-for-RAN working group's remit is spectral and energy efficiency [14] — which is precisely where a learned planner wants to push against a licence, and therefore precisely where an enforcement layer earns its place. Test Methodology is developing standardised evaluation metrics for AI-driven RAN solutions [15]; our falsification rule, that every published gate must be shown to fail under an injected regression, is offered as a contribution to it, because a metric no one can fail is not a metric. Data-for-AI is building a structured collection pipeline across real-time systems and simulators [15]; the pinned-manifest and data-dependence tooling that binds our results to their inputs transfers directly, and the per-decision evidence chain is itself a candidate dataset format for assurance work.</w:t>
-      </w:r>
-    </w:p>
-    <w:p>
-      <w:pPr>
-        <w:spacing w:after="50"/>
-        <w:ind w:firstLine="317"/>
-        <w:jc w:val="both"/>
-      </w:pPr>
-      <w:r>
-        <w:rPr>
-          <w:rFonts w:ascii="Times New Roman" w:hAnsi="Times New Roman"/>
-          <w:sz w:val="17"/>
-        </w:rPr>
-        <w:t>The timing is set by the standards calendar. ITU-R M.2160 places security, privacy and resilience among the four design principles that apply to every IMT-2030 usage scenario and admits AI as a first-class scenario driver [11]; 3GPP opened 6G study in Release 20 with normative Release 21 work expected around end-2028 [12]. An assurance profile intended to be normative must exist, be implemented, and have survived falsification before that window closes. Table II maps this document onto the five official evaluation criteria.</w:t>
+        <w:t>AI-for-RAN's remit is spectral and energy efficiency [14] — precisely where a learned planner pushes against a licence, and therefore where an enforcement layer earns its place. Our falsification rule is offered to Test Methodology, because a metric no one can fail is not a metric, and the pinned-manifest tooling to Data-for-AI [15]. ITU-R M.2160 places security, privacy and resilience among the design principles for every IMT-2030 usage scenario [11], and 3GPP opened 6G study in Release 20 with Release 21 expected around end-2028 [12]: a profile intended to be normative must exist, be implemented and have survived falsification before that window closes.</w:t>
       </w:r>
     </w:p>
     <w:p>
@@ -1423,9 +895,9 @@
             <w:r>
               <w:rPr>
                 <w:rFonts w:ascii="Times New Roman" w:hAnsi="Times New Roman"/>
-                <w:sz w:val="14"/>
+                <w:sz w:val="13"/>
               </w:rPr>
-              <w:t>§II, §III — enforcement as a projection on the action space, with prior art [4], [5] conceded; every headline number re-executed by CI, and each gate proven to fail under injected regression.</w:t>
+              <w:t>§II, §III — enforcement as a projection on the action space, prior art [4], [5] conceded, every headline number re-executed by CI.</w:t>
             </w:r>
           </w:p>
         </w:tc>
@@ -1455,9 +927,9 @@
             <w:r>
               <w:rPr>
                 <w:rFonts w:ascii="Times New Roman" w:hAnsi="Times New Roman"/>
-                <w:sz w:val="14"/>
+                <w:sz w:val="13"/>
               </w:rPr>
-              <w:t>§I, §VIII — addresses the blocker that keeps AI advisory rather than actuating, at the moment autonomy Level 4 [9] and R1 marketplace reciprocity [10] transfer planner authorship away from the operator.</w:t>
+              <w:t>§I — the blocker that keeps AI advisory, as autonomy Level 4 [9] and R1 reciprocity [10] move planner authorship away from the operator.</w:t>
             </w:r>
           </w:p>
         </w:tc>
@@ -1487,9 +959,9 @@
             <w:r>
               <w:rPr>
                 <w:rFonts w:ascii="Times New Roman" w:hAnsi="Times New Roman"/>
-                <w:sz w:val="14"/>
+                <w:sz w:val="13"/>
               </w:rPr>
-              <w:t>§I, §IV — 0.0 dB utility cost where the optimum is feasible; ships as an ordinary rApp with Helm, OAuth2/mTLS and onboarding descriptors. Weakest criterion: no operator pilot and no revenue yet.</w:t>
+              <w:t>§I, §IV — no utility cost where the licence does not bind, a measured cost where it does. Weakest criterion: no operator pilot, no revenue.</w:t>
             </w:r>
           </w:p>
         </w:tc>
@@ -1519,9 +991,9 @@
             <w:r>
               <w:rPr>
                 <w:rFonts w:ascii="Times New Roman" w:hAnsi="Times New Roman"/>
-                <w:sz w:val="14"/>
+                <w:sz w:val="13"/>
               </w:rPr>
-              <w:t>§V, §VI — five work packages with named owners and falsifiable exit gates, four of them free of external dependency, plus a stated dominant risk with its mitigation and fallback.</w:t>
+              <w:t>§V, §VI — five packages, named owners, falsifiable gates, four free of external dependency, dominant risk and fallback stated.</w:t>
             </w:r>
           </w:p>
         </w:tc>
@@ -1551,9 +1023,9 @@
             <w:r>
               <w:rPr>
                 <w:rFonts w:ascii="Times New Roman" w:hAnsi="Times New Roman"/>
-                <w:sz w:val="14"/>
+                <w:sz w:val="13"/>
               </w:rPr>
-              <w:t>§VI, §VII, §VIII — open, permissively licensed, pre-competitive; the schema offered as a candidate assurance profile to AI-for-RAN [14], the falsification rule offered to Test Methodology and the provenance tooling to Data-for-AI [15], ahead of the Release 21 window [11], [12].</w:t>
+              <w:t>§VII, §VIII — open and pre-competitive; schema to AI-for-RAN [14], falsification rule to Test Methodology, provenance tooling to Data-for-AI [15].</w:t>
             </w:r>
           </w:p>
         </w:tc>
@@ -1569,37 +1041,31 @@
         <w:rPr>
           <w:rFonts w:ascii="Times New Roman" w:hAnsi="Times New Roman"/>
           <w:b/>
-          <w:sz w:val="17"/>
+          <w:sz w:val="14"/>
         </w:rPr>
         <w:t>IX.  Evidence Boundary and What Is Not Claimed</w:t>
       </w:r>
     </w:p>
     <w:p>
       <w:pPr>
-        <w:spacing w:after="50"/>
+        <w:spacing w:after="36"/>
         <w:ind w:firstLine="0"/>
         <w:jc w:val="both"/>
       </w:pPr>
       <w:r>
         <w:rPr>
           <w:rFonts w:ascii="Times New Roman" w:hAnsi="Times New Roman"/>
-          <w:sz w:val="17"/>
+          <w:sz w:val="14"/>
         </w:rPr>
-        <w:t>We state the boundary precisely, because a proposal that overstates it cannot be checked. The propagation is site-specific ray tracing, not over-the-air capture; it is a single scenario; the RAN software is open-source rather than vendor equipment; the incumbent in the coexistence analysis is modelled. Live-network, vendor-interoperability, RF-conformance and carrier-scale properties are not claimed. “No action reached the radio” would overstate what was tested; the correct form is that no non-compliant action passed the Shield's software emission boundary in the tested O-RAN control path. The structural claim holds within the enumerated invariants, correctly configured limits, trusted telemetry and the guarded adapter path — it does not cover a missing invariant, a misconfigured licence limit, compromised telemetry, or a bypass around the adapter. No 6G or IMT-2030 compliance is claimed or claimable: no such specification yet exists. Closing these gaps is what WP2 and WP3 are for.</w:t>
+        <w:t>The propagation is site-specific ray tracing, not over-the-air capture; it is a single scenario; the incumbent is modelled. No E2 control request has been delivered to a node and executed, and nothing has yet been submitted to a standards body. Two of twenty gates carry a re-runnable injected-regression proof today; extending that across the harness is WP5 work, scheduled rather than claimed. “No action reached the radio” would overstate what was tested: the correct form is that no non-compliant action passed the Shield's software emission boundary in the tested control path, within the enumerated invariants and configured limits.</w:t>
       </w:r>
     </w:p>
     <w:p>
       <w:pPr>
-        <w:spacing w:after="50"/>
-        <w:ind w:firstLine="317"/>
-        <w:jc w:val="both"/>
+        <w:spacing w:after="0"/>
       </w:pPr>
       <w:r>
-        <w:rPr>
-          <w:rFonts w:ascii="Times New Roman" w:hAnsi="Times New Roman"/>
-          <w:sz w:val="17"/>
-        </w:rPr>
-        <w:t>What the work most needs from members is measured environments: multi-cell measurements, a real incumbent, or bench time. Results, including failures, would be co-published.</w:t>
+        <w:br w:type="page"/>
       </w:r>
     </w:p>
     <w:p>
@@ -1612,7 +1078,7 @@
         <w:rPr>
           <w:rFonts w:ascii="Times New Roman" w:hAnsi="Times New Roman"/>
           <w:b/>
-          <w:sz w:val="17"/>
+          <w:sz w:val="14"/>
         </w:rPr>
         <w:t>References</w:t>
       </w:r>
@@ -1626,7 +1092,7 @@
       <w:r>
         <w:rPr>
           <w:rFonts w:ascii="Times New Roman" w:hAnsi="Times New Roman"/>
-          <w:sz w:val="14"/>
+          <w:sz w:val="13"/>
         </w:rPr>
         <w:t>[1]  F. Li, B. Shen, J. Guo, K.-Y. Lam, G. Wei, and L. Wang, “Dynamic spectrum access for Internet-of-Things based on federated deep reinforcement learning,” IEEE Trans. Veh. Technol., vol. 71, no. 7, pp. 7952–7956, 2022.</w:t>
       </w:r>
@@ -1640,7 +1106,7 @@
       <w:r>
         <w:rPr>
           <w:rFonts w:ascii="Times New Roman" w:hAnsi="Times New Roman"/>
-          <w:sz w:val="14"/>
+          <w:sz w:val="13"/>
         </w:rPr>
         <w:t>[2]  S. Zhang, K.-Y. Lam, B. Shen, L. Wang, and F. Li, “Dynamic spectrum access for Internet-of-Things with hierarchical federated deep reinforcement learning,” Ad Hoc Networks, vol. 149, 103257, 2023.</w:t>
       </w:r>
@@ -1654,7 +1120,7 @@
       <w:r>
         <w:rPr>
           <w:rFonts w:ascii="Times New Roman" w:hAnsi="Times New Roman"/>
-          <w:sz w:val="14"/>
+          <w:sz w:val="13"/>
         </w:rPr>
         <w:t>[3]  B. Shen, K.-Y. Lam, F. Li, and L. Wang, “Privacy-aware spectrum pricing and power control optimization for LEO satellite Internet-of-Things,” IEEE Trans. Wireless Commun., 2025.</w:t>
       </w:r>
@@ -1668,7 +1134,7 @@
       <w:r>
         <w:rPr>
           <w:rFonts w:ascii="Times New Roman" w:hAnsi="Times New Roman"/>
-          <w:sz w:val="14"/>
+          <w:sz w:val="13"/>
         </w:rPr>
         <w:t>[4]  M. Alshiekh, R. Bloem, R. Ehlers, B. Könighofer, S. Niekum, and U. Topcu, “Safe reinforcement learning via shielding,” in Proc. AAAI, 2018.</w:t>
       </w:r>
@@ -1682,7 +1148,7 @@
       <w:r>
         <w:rPr>
           <w:rFonts w:ascii="Times New Roman" w:hAnsi="Times New Roman"/>
-          <w:sz w:val="14"/>
+          <w:sz w:val="13"/>
         </w:rPr>
         <w:t>[5]  G. Dalal, K. Dvijotham, M. Vecerik, T. Hester, C. Paduraru, and Y. Tassa, “Safe exploration in continuous action spaces,” arXiv:1801.08757, 2018.</w:t>
       </w:r>
@@ -1696,7 +1162,7 @@
       <w:r>
         <w:rPr>
           <w:rFonts w:ascii="Times New Roman" w:hAnsi="Times New Roman"/>
-          <w:sz w:val="14"/>
+          <w:sz w:val="13"/>
         </w:rPr>
         <w:t>[6]  A. Alkhateeb, “DeepMIMO: A generic deep learning dataset for millimeter wave and massive MIMO applications,” in Proc. Inf. Theory and Applications Workshop, 2019.</w:t>
       </w:r>
@@ -1710,7 +1176,7 @@
       <w:r>
         <w:rPr>
           <w:rFonts w:ascii="Times New Roman" w:hAnsi="Times New Roman"/>
-          <w:sz w:val="14"/>
+          <w:sz w:val="13"/>
         </w:rPr>
         <w:t>[7]  X. Cao, M. Fang, J. Liu, and N. Z. Gong, “FLTrust: Byzantine-robust federated learning via trust bootstrapping,” in Proc. NDSS, 2021.</w:t>
       </w:r>
@@ -1724,7 +1190,7 @@
       <w:r>
         <w:rPr>
           <w:rFonts w:ascii="Times New Roman" w:hAnsi="Times New Roman"/>
-          <w:sz w:val="14"/>
+          <w:sz w:val="13"/>
         </w:rPr>
         <w:t>[8]  C. Coldwell et al., “Machine learning 5G attack detection in programmable logic,” in Proc. IEEE Globecom Workshops, 2022. Dataset: 5GAD-2022, Idaho National Laboratory, doi: 10.11578/dc.20220811.1.</w:t>
       </w:r>
@@ -1738,7 +1204,7 @@
       <w:r>
         <w:rPr>
           <w:rFonts w:ascii="Times New Roman" w:hAnsi="Times New Roman"/>
-          <w:sz w:val="14"/>
+          <w:sz w:val="13"/>
         </w:rPr>
         <w:t>[9]  Ericsson, “Ericsson and KDDI succeed in AI uplink optimization field trial, advancing toward Autonomous Networks Level 4,” press release, Feb. 2026.</w:t>
       </w:r>
@@ -1752,7 +1218,7 @@
       <w:r>
         <w:rPr>
           <w:rFonts w:ascii="Times New Roman" w:hAnsi="Times New Roman"/>
-          <w:sz w:val="14"/>
+          <w:sz w:val="13"/>
         </w:rPr>
         <w:t>[10]  Nokia, “Nokia and Ericsson strengthen cooperation to accelerate towards Autonomous Networks,” press release, 1 Mar. 2026. Reciprocal SMO Marketplace and rApp Ecosystem membership over R1.</w:t>
       </w:r>
@@ -1766,7 +1232,7 @@
       <w:r>
         <w:rPr>
           <w:rFonts w:ascii="Times New Roman" w:hAnsi="Times New Roman"/>
-          <w:sz w:val="14"/>
+          <w:sz w:val="13"/>
         </w:rPr>
         <w:t>[11]  Recommendation ITU-R M.2160-0, “Framework and overall objectives of the future development of IMT for 2030 and beyond,” ITU-R, Nov. 2023.</w:t>
       </w:r>
@@ -1780,7 +1246,7 @@
       <w:r>
         <w:rPr>
           <w:rFonts w:ascii="Times New Roman" w:hAnsi="Times New Roman"/>
-          <w:sz w:val="14"/>
+          <w:sz w:val="13"/>
         </w:rPr>
         <w:t>[12]  3GPP, “Release 20,” www.3gpp.org/specifications-technologies/releases/release-20.</w:t>
       </w:r>
@@ -1794,7 +1260,7 @@
       <w:r>
         <w:rPr>
           <w:rFonts w:ascii="Times New Roman" w:hAnsi="Times New Roman"/>
-          <w:sz w:val="14"/>
+          <w:sz w:val="13"/>
         </w:rPr>
         <w:t>[13]  O-RAN Software Community, “RIC platform A1 mediator (ric-plt/a1) and ric-app/hw-python,” gerrit.o-ran-sc.org.</w:t>
       </w:r>
@@ -1808,7 +1274,7 @@
       <w:r>
         <w:rPr>
           <w:rFonts w:ascii="Times New Roman" w:hAnsi="Times New Roman"/>
-          <w:sz w:val="14"/>
+          <w:sz w:val="13"/>
         </w:rPr>
         <w:t>[14]  AI-RAN Alliance working groups: AI-for-RAN, AI-and-RAN and AI-on-RAN. [Online]. Available: ai-ran.org</w:t>
       </w:r>
@@ -1822,7 +1288,7 @@
       <w:r>
         <w:rPr>
           <w:rFonts w:ascii="Times New Roman" w:hAnsi="Times New Roman"/>
-          <w:sz w:val="14"/>
+          <w:sz w:val="13"/>
         </w:rPr>
         <w:t>[15]  AI-RAN Alliance, “Data-for-AI” and “Test Methodology” initiatives, and four AI-RAN Alliance-endorsed labs with Keysight Technologies, Northeastern University, Singapore University of Technology and Design, and VIAVI Solutions, for data creation and benchmarking. Announced at MWC 2025; 75 members across 17 countries at that date.</w:t>
       </w:r>
@@ -2206,7 +1672,7 @@
     </w:pPr>
     <w:rPr>
       <w:rFonts w:ascii="Times New Roman" w:hAnsi="Times New Roman" w:cs="Times New Roman" w:eastAsia="Times New Roman"/>
-      <w:sz w:val="17"/>
+      <w:sz w:val="14"/>
     </w:rPr>
   </w:style>
   <w:style w:type="paragraph" w:styleId="Header">
@@ -13924,7 +13390,7 @@
     <w:rPr>
       <w:rFonts w:ascii="Times New Roman" w:hAnsi="Times New Roman"/>
       <w:b/>
-      <w:sz w:val="17"/>
+      <w:sz w:val="14"/>
     </w:rPr>
   </w:style>
 </w:styles>

--- a/docs/proposal/Horizon-RIC_AI-RAN_Call-for-Innovation_Proposal.docx
+++ b/docs/proposal/Horizon-RIC_AI-RAN_Call-for-Innovation_Proposal.docx
@@ -378,7 +378,7 @@
           <w:rFonts w:ascii="Times New Roman" w:hAnsi="Times New Roman"/>
           <w:sz w:val="14"/>
         </w:rPr>
-        <w:t>Enforcement is transparent to the standard interface: the 12/12 result needed no patch to the mediator or the xApp, because the layer changes what may be emitted, not how. It ships as an ordinary non-real-time rApp — container images, a Helm chart with template-rendering tests, EIAP and MantaRay onboarding descriptors, OAuth2 and mTLS, a TimescaleDB evidence backend live-tested to SQL-level tamper detection — is torch-free, and costs 27 µs per candidate action at the median. Eleven verification workflows gate every change.</w:t>
+        <w:t>Enforcement is transparent to the standard interface: the 12/12 result needed no patch to the mediator or the xApp, because the layer changes what may be emitted, not how. It ships as an ordinary non-real-time rApp — container images, a Helm chart with template-rendering tests, EIAP and MantaRay onboarding descriptors, OAuth2 and mTLS, a TimescaleDB evidence backend live-tested to SQL-level tamper detection — is torch-free, and costs 27 µs per candidate action on average. Eleven verification workflows run on every pull request.</w:t>
       </w:r>
     </w:p>
     <w:p>
